--- a/TEL100 prosjektrapporter/Førsteutkast/TEL100 Førsteutkast.docx
+++ b/TEL100 prosjektrapporter/Førsteutkast/TEL100 Førsteutkast.docx
@@ -71,21 +71,12 @@
                 <w:lang w:val="en-US"/>
               </w:rPr>
             </w:pPr>
-            <w:proofErr w:type="spellStart"/>
             <w:r>
               <w:rPr>
                 <w:color w:val="EE0000"/>
                 <w:lang w:val="en-US"/>
               </w:rPr>
-              <w:t>Innhold</w:t>
-            </w:r>
-            <w:proofErr w:type="spellEnd"/>
-            <w:r>
-              <w:rPr>
-                <w:color w:val="EE0000"/>
-                <w:lang w:val="en-US"/>
-              </w:rPr>
-              <w:t>/Tema</w:t>
+              <w:t>Innhold/Tema</w:t>
             </w:r>
           </w:p>
         </w:tc>
@@ -101,31 +92,13 @@
                 <w:lang w:val="en-US"/>
               </w:rPr>
             </w:pPr>
-            <w:proofErr w:type="spellStart"/>
             <w:r>
               <w:rPr>
                 <w:color w:val="EE0000"/>
                 <w:lang w:val="en-US"/>
               </w:rPr>
-              <w:t>Beskrivelse</w:t>
-            </w:r>
-            <w:proofErr w:type="spellEnd"/>
-            <w:r>
-              <w:rPr>
-                <w:color w:val="EE0000"/>
-                <w:lang w:val="en-US"/>
-              </w:rPr>
-              <w:t>/</w:t>
-            </w:r>
-            <w:proofErr w:type="spellStart"/>
-            <w:r>
-              <w:rPr>
-                <w:color w:val="EE0000"/>
-                <w:lang w:val="en-US"/>
-              </w:rPr>
-              <w:t>Veiledning</w:t>
-            </w:r>
-            <w:proofErr w:type="spellEnd"/>
+              <w:t>Beskrivelse/Veiledning</w:t>
+            </w:r>
           </w:p>
         </w:tc>
       </w:tr>
@@ -142,7 +115,6 @@
                 <w:lang w:val="en-US"/>
               </w:rPr>
             </w:pPr>
-            <w:proofErr w:type="spellStart"/>
             <w:r>
               <w:rPr>
                 <w:color w:val="EE0000"/>
@@ -150,7 +122,6 @@
               </w:rPr>
               <w:t>Tittelside</w:t>
             </w:r>
-            <w:proofErr w:type="spellEnd"/>
           </w:p>
         </w:tc>
         <w:tc>
@@ -165,63 +136,13 @@
                 <w:lang w:val="en-US"/>
               </w:rPr>
             </w:pPr>
-            <w:proofErr w:type="spellStart"/>
             <w:r>
               <w:rPr>
                 <w:color w:val="EE0000"/>
                 <w:lang w:val="en-US"/>
               </w:rPr>
-              <w:t>Prosjekt</w:t>
-            </w:r>
-            <w:proofErr w:type="spellEnd"/>
-            <w:r>
-              <w:rPr>
-                <w:color w:val="EE0000"/>
-                <w:lang w:val="en-US"/>
-              </w:rPr>
-              <w:t xml:space="preserve"> </w:t>
-            </w:r>
-            <w:proofErr w:type="spellStart"/>
-            <w:r>
-              <w:rPr>
-                <w:color w:val="EE0000"/>
-                <w:lang w:val="en-US"/>
-              </w:rPr>
-              <w:t>tittel</w:t>
-            </w:r>
-            <w:proofErr w:type="spellEnd"/>
-            <w:r>
-              <w:rPr>
-                <w:color w:val="EE0000"/>
-                <w:lang w:val="en-US"/>
-              </w:rPr>
-              <w:t xml:space="preserve"> </w:t>
-            </w:r>
-            <w:proofErr w:type="spellStart"/>
-            <w:r>
-              <w:rPr>
-                <w:color w:val="EE0000"/>
-                <w:lang w:val="en-US"/>
-              </w:rPr>
-              <w:t>og</w:t>
-            </w:r>
-            <w:proofErr w:type="spellEnd"/>
-            <w:r>
-              <w:rPr>
-                <w:color w:val="EE0000"/>
-                <w:lang w:val="en-US"/>
-              </w:rPr>
-              <w:t xml:space="preserve"> </w:t>
-            </w:r>
-            <w:proofErr w:type="spellStart"/>
-            <w:r>
-              <w:rPr>
-                <w:color w:val="EE0000"/>
-                <w:lang w:val="en-US"/>
-              </w:rPr>
-              <w:t>forfattere</w:t>
-            </w:r>
-            <w:proofErr w:type="spellEnd"/>
+              <w:t>Prosjekt tittel og forfattere</w:t>
+            </w:r>
           </w:p>
         </w:tc>
         <w:tc>
@@ -257,7 +178,6 @@
                 <w:lang w:val="en-US"/>
               </w:rPr>
             </w:pPr>
-            <w:proofErr w:type="spellStart"/>
             <w:r>
               <w:rPr>
                 <w:color w:val="EE0000"/>
@@ -265,7 +185,6 @@
               </w:rPr>
               <w:t>Forord</w:t>
             </w:r>
-            <w:proofErr w:type="spellEnd"/>
           </w:p>
         </w:tc>
         <w:tc>
@@ -285,23 +204,7 @@
                 <w:color w:val="EE0000"/>
                 <w:lang w:val="en-US"/>
               </w:rPr>
-              <w:t xml:space="preserve">Bruk </w:t>
-            </w:r>
-            <w:proofErr w:type="spellStart"/>
-            <w:r>
-              <w:rPr>
-                <w:color w:val="EE0000"/>
-                <w:lang w:val="en-US"/>
-              </w:rPr>
-              <w:t>og</w:t>
-            </w:r>
-            <w:proofErr w:type="spellEnd"/>
-            <w:r>
-              <w:rPr>
-                <w:color w:val="EE0000"/>
-                <w:lang w:val="en-US"/>
-              </w:rPr>
-              <w:t xml:space="preserve"> format</w:t>
+              <w:t>Bruk og format</w:t>
             </w:r>
           </w:p>
         </w:tc>
@@ -320,49 +223,7 @@
               <w:rPr>
                 <w:color w:val="EE0000"/>
               </w:rPr>
-              <w:t xml:space="preserve">Mal for alle innleveringer og design-sprint. Hjelpetekst i rødt. Font: </w:t>
-            </w:r>
-            <w:proofErr w:type="spellStart"/>
-            <w:r>
-              <w:rPr>
-                <w:color w:val="EE0000"/>
-              </w:rPr>
-              <w:t>Calibri</w:t>
-            </w:r>
-            <w:proofErr w:type="spellEnd"/>
-            <w:r>
-              <w:rPr>
-                <w:color w:val="EE0000"/>
-              </w:rPr>
-              <w:t xml:space="preserve">/Times New Roman (11 </w:t>
-            </w:r>
-            <w:proofErr w:type="spellStart"/>
-            <w:r>
-              <w:rPr>
-                <w:color w:val="EE0000"/>
-              </w:rPr>
-              <w:t>pt</w:t>
-            </w:r>
-            <w:proofErr w:type="spellEnd"/>
-            <w:r>
-              <w:rPr>
-                <w:color w:val="EE0000"/>
-              </w:rPr>
-              <w:t xml:space="preserve">), figurer/tabeller (9 </w:t>
-            </w:r>
-            <w:proofErr w:type="spellStart"/>
-            <w:r>
-              <w:rPr>
-                <w:color w:val="EE0000"/>
-              </w:rPr>
-              <w:t>pt</w:t>
-            </w:r>
-            <w:proofErr w:type="spellEnd"/>
-            <w:r>
-              <w:rPr>
-                <w:color w:val="EE0000"/>
-              </w:rPr>
-              <w:t>). Unngå uformelt språk.</w:t>
+              <w:t>Mal for alle innleveringer og design-sprint. Hjelpetekst i rødt. Font: Calibri/Times New Roman (11 pt), figurer/tabeller (9 pt). Unngå uformelt språk.</w:t>
             </w:r>
           </w:p>
         </w:tc>
@@ -393,7 +254,6 @@
                 <w:lang w:val="en-US"/>
               </w:rPr>
             </w:pPr>
-            <w:proofErr w:type="spellStart"/>
             <w:r>
               <w:rPr>
                 <w:color w:val="EE0000"/>
@@ -401,7 +261,6 @@
               </w:rPr>
               <w:t>Referanser</w:t>
             </w:r>
-            <w:proofErr w:type="spellEnd"/>
           </w:p>
         </w:tc>
         <w:tc>
@@ -450,7 +309,6 @@
                 <w:lang w:val="en-US"/>
               </w:rPr>
             </w:pPr>
-            <w:proofErr w:type="spellStart"/>
             <w:r>
               <w:rPr>
                 <w:color w:val="EE0000"/>
@@ -458,7 +316,6 @@
               </w:rPr>
               <w:t>Lesetips</w:t>
             </w:r>
-            <w:proofErr w:type="spellEnd"/>
           </w:p>
         </w:tc>
         <w:tc>
@@ -494,7 +351,6 @@
                 <w:lang w:val="en-US"/>
               </w:rPr>
             </w:pPr>
-            <w:proofErr w:type="spellStart"/>
             <w:r>
               <w:rPr>
                 <w:color w:val="EE0000"/>
@@ -502,7 +358,6 @@
               </w:rPr>
               <w:t>Sammendrag</w:t>
             </w:r>
-            <w:proofErr w:type="spellEnd"/>
           </w:p>
         </w:tc>
         <w:tc>
@@ -559,7 +414,6 @@
                 <w:lang w:val="en-US"/>
               </w:rPr>
             </w:pPr>
-            <w:proofErr w:type="spellStart"/>
             <w:r>
               <w:rPr>
                 <w:color w:val="EE0000"/>
@@ -567,7 +421,6 @@
               </w:rPr>
               <w:t>Innholdsfortegnelse</w:t>
             </w:r>
-            <w:proofErr w:type="spellEnd"/>
           </w:p>
         </w:tc>
         <w:tc>
@@ -582,31 +435,13 @@
                 <w:lang w:val="en-US"/>
               </w:rPr>
             </w:pPr>
-            <w:proofErr w:type="spellStart"/>
             <w:r>
               <w:rPr>
                 <w:color w:val="EE0000"/>
                 <w:lang w:val="en-US"/>
               </w:rPr>
-              <w:t>Automatisk</w:t>
-            </w:r>
-            <w:proofErr w:type="spellEnd"/>
-            <w:r>
-              <w:rPr>
-                <w:color w:val="EE0000"/>
-                <w:lang w:val="en-US"/>
-              </w:rPr>
-              <w:t xml:space="preserve"> </w:t>
-            </w:r>
-            <w:proofErr w:type="spellStart"/>
-            <w:r>
-              <w:rPr>
-                <w:color w:val="EE0000"/>
-                <w:lang w:val="en-US"/>
-              </w:rPr>
-              <w:t>generert</w:t>
-            </w:r>
-            <w:proofErr w:type="spellEnd"/>
+              <w:t>Automatisk generert</w:t>
+            </w:r>
           </w:p>
         </w:tc>
         <w:tc>
@@ -683,21 +518,12 @@
                 <w:lang w:val="en-US"/>
               </w:rPr>
             </w:pPr>
-            <w:proofErr w:type="spellStart"/>
             <w:r>
               <w:rPr>
                 <w:color w:val="EE0000"/>
                 <w:lang w:val="en-US"/>
               </w:rPr>
-              <w:t>Introduksjon</w:t>
-            </w:r>
-            <w:proofErr w:type="spellEnd"/>
-            <w:r>
-              <w:rPr>
-                <w:color w:val="EE0000"/>
-                <w:lang w:val="en-US"/>
-              </w:rPr>
-              <w:t xml:space="preserve"> </w:t>
+              <w:t xml:space="preserve">Introduksjon </w:t>
             </w:r>
           </w:p>
         </w:tc>
@@ -713,47 +539,13 @@
                 <w:lang w:val="en-US"/>
               </w:rPr>
             </w:pPr>
-            <w:proofErr w:type="spellStart"/>
             <w:r>
               <w:rPr>
                 <w:color w:val="EE0000"/>
                 <w:lang w:val="en-US"/>
               </w:rPr>
-              <w:t>Bakgrunn</w:t>
-            </w:r>
-            <w:proofErr w:type="spellEnd"/>
-            <w:r>
-              <w:rPr>
-                <w:color w:val="EE0000"/>
-                <w:lang w:val="en-US"/>
-              </w:rPr>
-              <w:t xml:space="preserve"> </w:t>
-            </w:r>
-            <w:proofErr w:type="spellStart"/>
-            <w:r>
-              <w:rPr>
-                <w:color w:val="EE0000"/>
-                <w:lang w:val="en-US"/>
-              </w:rPr>
-              <w:t>og</w:t>
-            </w:r>
-            <w:proofErr w:type="spellEnd"/>
-            <w:r>
-              <w:rPr>
-                <w:color w:val="EE0000"/>
-                <w:lang w:val="en-US"/>
-              </w:rPr>
-              <w:t xml:space="preserve"> </w:t>
-            </w:r>
-            <w:proofErr w:type="spellStart"/>
-            <w:r>
-              <w:rPr>
-                <w:color w:val="EE0000"/>
-                <w:lang w:val="en-US"/>
-              </w:rPr>
-              <w:t>problembeskrivelse</w:t>
-            </w:r>
-            <w:proofErr w:type="spellEnd"/>
+              <w:t>Bakgrunn og problembeskrivelse</w:t>
+            </w:r>
           </w:p>
         </w:tc>
         <w:tc>
@@ -786,33 +578,8 @@
                 <w:color w:val="EE0000"/>
                 <w:lang w:val="en-US"/>
               </w:rPr>
-              <w:t xml:space="preserve">Definer </w:t>
-            </w:r>
-            <w:proofErr w:type="spellStart"/>
-            <w:r>
-              <w:rPr>
-                <w:color w:val="EE0000"/>
-                <w:lang w:val="en-US"/>
-              </w:rPr>
-              <w:t>prosjektets</w:t>
-            </w:r>
-            <w:proofErr w:type="spellEnd"/>
-            <w:r>
-              <w:rPr>
-                <w:color w:val="EE0000"/>
-                <w:lang w:val="en-US"/>
-              </w:rPr>
-              <w:t xml:space="preserve"> </w:t>
-            </w:r>
-            <w:proofErr w:type="spellStart"/>
-            <w:r>
-              <w:rPr>
-                <w:color w:val="EE0000"/>
-                <w:lang w:val="en-US"/>
-              </w:rPr>
-              <w:t>hovedproblem</w:t>
-            </w:r>
-            <w:proofErr w:type="spellEnd"/>
+              <w:t>Definer prosjektets hovedproblem</w:t>
+            </w:r>
           </w:p>
         </w:tc>
       </w:tr>
@@ -843,47 +610,13 @@
                 <w:lang w:val="en-US"/>
               </w:rPr>
             </w:pPr>
-            <w:proofErr w:type="spellStart"/>
             <w:r>
               <w:rPr>
                 <w:color w:val="EE0000"/>
                 <w:lang w:val="en-US"/>
               </w:rPr>
-              <w:t>Mål</w:t>
-            </w:r>
-            <w:proofErr w:type="spellEnd"/>
-            <w:r>
-              <w:rPr>
-                <w:color w:val="EE0000"/>
-                <w:lang w:val="en-US"/>
-              </w:rPr>
-              <w:t xml:space="preserve"> </w:t>
-            </w:r>
-            <w:proofErr w:type="spellStart"/>
-            <w:r>
-              <w:rPr>
-                <w:color w:val="EE0000"/>
-                <w:lang w:val="en-US"/>
-              </w:rPr>
-              <w:t>og</w:t>
-            </w:r>
-            <w:proofErr w:type="spellEnd"/>
-            <w:r>
-              <w:rPr>
-                <w:color w:val="EE0000"/>
-                <w:lang w:val="en-US"/>
-              </w:rPr>
-              <w:t xml:space="preserve"> </w:t>
-            </w:r>
-            <w:proofErr w:type="spellStart"/>
-            <w:r>
-              <w:rPr>
-                <w:color w:val="EE0000"/>
-                <w:lang w:val="en-US"/>
-              </w:rPr>
-              <w:t>delmål</w:t>
-            </w:r>
-            <w:proofErr w:type="spellEnd"/>
+              <w:t>Mål og delmål</w:t>
+            </w:r>
           </w:p>
         </w:tc>
         <w:tc>
@@ -932,7 +665,6 @@
                 <w:lang w:val="en-US"/>
               </w:rPr>
             </w:pPr>
-            <w:proofErr w:type="spellStart"/>
             <w:r>
               <w:rPr>
                 <w:color w:val="EE0000"/>
@@ -940,7 +672,6 @@
               </w:rPr>
               <w:t>Begrensninger</w:t>
             </w:r>
-            <w:proofErr w:type="spellEnd"/>
           </w:p>
         </w:tc>
         <w:tc>
@@ -981,33 +712,8 @@
                 <w:color w:val="EE0000"/>
                 <w:lang w:val="en-US"/>
               </w:rPr>
-              <w:t xml:space="preserve">Teori </w:t>
-            </w:r>
-            <w:proofErr w:type="spellStart"/>
-            <w:r>
-              <w:rPr>
-                <w:color w:val="EE0000"/>
-                <w:lang w:val="en-US"/>
-              </w:rPr>
-              <w:t>og</w:t>
-            </w:r>
-            <w:proofErr w:type="spellEnd"/>
-            <w:r>
-              <w:rPr>
-                <w:color w:val="EE0000"/>
-                <w:lang w:val="en-US"/>
-              </w:rPr>
-              <w:t xml:space="preserve"> </w:t>
-            </w:r>
-            <w:proofErr w:type="spellStart"/>
-            <w:r>
-              <w:rPr>
-                <w:color w:val="EE0000"/>
-                <w:lang w:val="en-US"/>
-              </w:rPr>
-              <w:t>nøkkelkonsepter</w:t>
-            </w:r>
-            <w:proofErr w:type="spellEnd"/>
+              <w:t>Teori og nøkkelkonsepter</w:t>
+            </w:r>
           </w:p>
         </w:tc>
         <w:tc>
@@ -1075,47 +781,13 @@
                 <w:lang w:val="en-US"/>
               </w:rPr>
             </w:pPr>
-            <w:proofErr w:type="spellStart"/>
             <w:r>
               <w:rPr>
                 <w:color w:val="EE0000"/>
                 <w:lang w:val="en-US"/>
               </w:rPr>
-              <w:t>Introduksjon</w:t>
-            </w:r>
-            <w:proofErr w:type="spellEnd"/>
-            <w:r>
-              <w:rPr>
-                <w:color w:val="EE0000"/>
-                <w:lang w:val="en-US"/>
-              </w:rPr>
-              <w:t xml:space="preserve"> </w:t>
-            </w:r>
-            <w:proofErr w:type="spellStart"/>
-            <w:r>
-              <w:rPr>
-                <w:color w:val="EE0000"/>
-                <w:lang w:val="en-US"/>
-              </w:rPr>
-              <w:t>til</w:t>
-            </w:r>
-            <w:proofErr w:type="spellEnd"/>
-            <w:r>
-              <w:rPr>
-                <w:color w:val="EE0000"/>
-                <w:lang w:val="en-US"/>
-              </w:rPr>
-              <w:t xml:space="preserve"> </w:t>
-            </w:r>
-            <w:proofErr w:type="spellStart"/>
-            <w:r>
-              <w:rPr>
-                <w:color w:val="EE0000"/>
-                <w:lang w:val="en-US"/>
-              </w:rPr>
-              <w:t>fagområde</w:t>
-            </w:r>
-            <w:proofErr w:type="spellEnd"/>
+              <w:t>Introduksjon til fagområde</w:t>
+            </w:r>
           </w:p>
         </w:tc>
         <w:tc>
@@ -1133,21 +805,7 @@
               <w:rPr>
                 <w:color w:val="EE0000"/>
               </w:rPr>
-              <w:t xml:space="preserve">F.eks. plantehelse, </w:t>
-            </w:r>
-            <w:proofErr w:type="gramStart"/>
-            <w:r>
-              <w:rPr>
-                <w:color w:val="EE0000"/>
-              </w:rPr>
-              <w:t>rensing,</w:t>
-            </w:r>
-            <w:proofErr w:type="gramEnd"/>
-            <w:r>
-              <w:rPr>
-                <w:color w:val="EE0000"/>
-              </w:rPr>
-              <w:t xml:space="preserve"> måleparametere</w:t>
+              <w:t>F.eks. plantehelse, rensing, måleparametere</w:t>
             </w:r>
           </w:p>
         </w:tc>
@@ -1183,17 +841,8 @@
                 <w:color w:val="EE0000"/>
                 <w:lang w:val="en-US"/>
               </w:rPr>
-              <w:t xml:space="preserve">State-of-the-art </w:t>
-            </w:r>
-            <w:proofErr w:type="spellStart"/>
-            <w:r>
-              <w:rPr>
-                <w:color w:val="EE0000"/>
-                <w:lang w:val="en-US"/>
-              </w:rPr>
-              <w:t>analyse</w:t>
-            </w:r>
-            <w:proofErr w:type="spellEnd"/>
+              <w:t>State-of-the-art analyse</w:t>
+            </w:r>
           </w:p>
         </w:tc>
         <w:tc>
@@ -1208,63 +857,13 @@
                 <w:lang w:val="en-US"/>
               </w:rPr>
             </w:pPr>
-            <w:proofErr w:type="spellStart"/>
             <w:r>
               <w:rPr>
                 <w:color w:val="EE0000"/>
                 <w:lang w:val="en-US"/>
               </w:rPr>
-              <w:t>Eksisterende</w:t>
-            </w:r>
-            <w:proofErr w:type="spellEnd"/>
-            <w:r>
-              <w:rPr>
-                <w:color w:val="EE0000"/>
-                <w:lang w:val="en-US"/>
-              </w:rPr>
-              <w:t xml:space="preserve"> </w:t>
-            </w:r>
-            <w:proofErr w:type="spellStart"/>
-            <w:r>
-              <w:rPr>
-                <w:color w:val="EE0000"/>
-                <w:lang w:val="en-US"/>
-              </w:rPr>
-              <w:t>løsninger</w:t>
-            </w:r>
-            <w:proofErr w:type="spellEnd"/>
-            <w:r>
-              <w:rPr>
-                <w:color w:val="EE0000"/>
-                <w:lang w:val="en-US"/>
-              </w:rPr>
-              <w:t xml:space="preserve"> </w:t>
-            </w:r>
-            <w:proofErr w:type="spellStart"/>
-            <w:r>
-              <w:rPr>
-                <w:color w:val="EE0000"/>
-                <w:lang w:val="en-US"/>
-              </w:rPr>
-              <w:t>og</w:t>
-            </w:r>
-            <w:proofErr w:type="spellEnd"/>
-            <w:r>
-              <w:rPr>
-                <w:color w:val="EE0000"/>
-                <w:lang w:val="en-US"/>
-              </w:rPr>
-              <w:t xml:space="preserve"> </w:t>
-            </w:r>
-            <w:proofErr w:type="spellStart"/>
-            <w:r>
-              <w:rPr>
-                <w:color w:val="EE0000"/>
-                <w:lang w:val="en-US"/>
-              </w:rPr>
-              <w:t>sammenligning</w:t>
-            </w:r>
-            <w:proofErr w:type="spellEnd"/>
+              <w:t>Eksisterende løsninger og sammenligning</w:t>
+            </w:r>
           </w:p>
         </w:tc>
       </w:tr>
@@ -1292,21 +891,12 @@
                 <w:lang w:val="en-US"/>
               </w:rPr>
             </w:pPr>
-            <w:proofErr w:type="spellStart"/>
             <w:r>
               <w:rPr>
                 <w:color w:val="EE0000"/>
                 <w:lang w:val="en-US"/>
               </w:rPr>
-              <w:t>Oppsummering</w:t>
-            </w:r>
-            <w:proofErr w:type="spellEnd"/>
-            <w:r>
-              <w:rPr>
-                <w:color w:val="EE0000"/>
-                <w:lang w:val="en-US"/>
-              </w:rPr>
-              <w:t xml:space="preserve"> </w:t>
+              <w:t xml:space="preserve">Oppsummering </w:t>
             </w:r>
           </w:p>
         </w:tc>
@@ -1337,21 +927,12 @@
                 <w:lang w:val="en-US"/>
               </w:rPr>
             </w:pPr>
-            <w:proofErr w:type="spellStart"/>
             <w:r>
               <w:rPr>
                 <w:color w:val="EE0000"/>
                 <w:lang w:val="en-US"/>
               </w:rPr>
-              <w:t>Designbeskrivelse</w:t>
-            </w:r>
-            <w:proofErr w:type="spellEnd"/>
-            <w:r>
-              <w:rPr>
-                <w:color w:val="EE0000"/>
-                <w:lang w:val="en-US"/>
-              </w:rPr>
-              <w:t xml:space="preserve"> </w:t>
+              <w:t xml:space="preserve">Designbeskrivelse </w:t>
             </w:r>
           </w:p>
         </w:tc>
@@ -1372,23 +953,7 @@
                 <w:color w:val="EE0000"/>
                 <w:lang w:val="en-US"/>
               </w:rPr>
-              <w:t xml:space="preserve">Metode – </w:t>
-            </w:r>
-            <w:proofErr w:type="spellStart"/>
-            <w:r>
-              <w:rPr>
-                <w:color w:val="EE0000"/>
-                <w:lang w:val="en-US"/>
-              </w:rPr>
-              <w:t>utvikling</w:t>
-            </w:r>
-            <w:proofErr w:type="spellEnd"/>
-            <w:r>
-              <w:rPr>
-                <w:color w:val="EE0000"/>
-                <w:lang w:val="en-US"/>
-              </w:rPr>
-              <w:t xml:space="preserve"> av system</w:t>
+              <w:t>Metode – utvikling av system</w:t>
             </w:r>
           </w:p>
         </w:tc>
@@ -1438,47 +1003,13 @@
                 <w:lang w:val="en-US"/>
               </w:rPr>
             </w:pPr>
-            <w:proofErr w:type="spellStart"/>
             <w:r>
               <w:rPr>
                 <w:color w:val="EE0000"/>
                 <w:lang w:val="en-US"/>
               </w:rPr>
-              <w:t>Systemarkitektur</w:t>
-            </w:r>
-            <w:proofErr w:type="spellEnd"/>
-            <w:r>
-              <w:rPr>
-                <w:color w:val="EE0000"/>
-                <w:lang w:val="en-US"/>
-              </w:rPr>
-              <w:t xml:space="preserve"> </w:t>
-            </w:r>
-            <w:proofErr w:type="spellStart"/>
-            <w:r>
-              <w:rPr>
-                <w:color w:val="EE0000"/>
-                <w:lang w:val="en-US"/>
-              </w:rPr>
-              <w:t>og</w:t>
-            </w:r>
-            <w:proofErr w:type="spellEnd"/>
-            <w:r>
-              <w:rPr>
-                <w:color w:val="EE0000"/>
-                <w:lang w:val="en-US"/>
-              </w:rPr>
-              <w:t xml:space="preserve"> </w:t>
-            </w:r>
-            <w:proofErr w:type="spellStart"/>
-            <w:r>
-              <w:rPr>
-                <w:color w:val="EE0000"/>
-                <w:lang w:val="en-US"/>
-              </w:rPr>
-              <w:t>kretsdiagram</w:t>
-            </w:r>
-            <w:proofErr w:type="spellEnd"/>
+              <w:t>Systemarkitektur og kretsdiagram</w:t>
+            </w:r>
           </w:p>
         </w:tc>
         <w:tc>
@@ -1493,47 +1024,13 @@
                 <w:lang w:val="en-US"/>
               </w:rPr>
             </w:pPr>
-            <w:proofErr w:type="spellStart"/>
             <w:r>
               <w:rPr>
                 <w:color w:val="EE0000"/>
                 <w:lang w:val="en-US"/>
               </w:rPr>
-              <w:t>Skisser</w:t>
-            </w:r>
-            <w:proofErr w:type="spellEnd"/>
-            <w:r>
-              <w:rPr>
-                <w:color w:val="EE0000"/>
-                <w:lang w:val="en-US"/>
-              </w:rPr>
-              <w:t xml:space="preserve"> </w:t>
-            </w:r>
-            <w:proofErr w:type="spellStart"/>
-            <w:r>
-              <w:rPr>
-                <w:color w:val="EE0000"/>
-                <w:lang w:val="en-US"/>
-              </w:rPr>
-              <w:t>sammenkobling</w:t>
-            </w:r>
-            <w:proofErr w:type="spellEnd"/>
-            <w:r>
-              <w:rPr>
-                <w:color w:val="EE0000"/>
-                <w:lang w:val="en-US"/>
-              </w:rPr>
-              <w:t xml:space="preserve"> av </w:t>
-            </w:r>
-            <w:proofErr w:type="spellStart"/>
-            <w:r>
-              <w:rPr>
-                <w:color w:val="EE0000"/>
-                <w:lang w:val="en-US"/>
-              </w:rPr>
-              <w:t>komponenter</w:t>
-            </w:r>
-            <w:proofErr w:type="spellEnd"/>
+              <w:t>Skisser sammenkobling av komponenter</w:t>
+            </w:r>
           </w:p>
         </w:tc>
       </w:tr>
@@ -1619,7 +1116,6 @@
                 <w:lang w:val="en-US"/>
               </w:rPr>
             </w:pPr>
-            <w:proofErr w:type="spellStart"/>
             <w:r>
               <w:rPr>
                 <w:color w:val="EE0000"/>
@@ -1627,7 +1123,6 @@
               </w:rPr>
               <w:t>Oppsummering</w:t>
             </w:r>
-            <w:proofErr w:type="spellEnd"/>
           </w:p>
         </w:tc>
         <w:tc>
@@ -1666,21 +1161,12 @@
                 <w:lang w:val="en-US"/>
               </w:rPr>
             </w:pPr>
-            <w:proofErr w:type="spellStart"/>
             <w:r>
               <w:rPr>
                 <w:color w:val="EE0000"/>
                 <w:lang w:val="en-US"/>
               </w:rPr>
-              <w:t>Evaluering</w:t>
-            </w:r>
-            <w:proofErr w:type="spellEnd"/>
-            <w:r>
-              <w:rPr>
-                <w:color w:val="EE0000"/>
-                <w:lang w:val="en-US"/>
-              </w:rPr>
-              <w:t xml:space="preserve"> </w:t>
+              <w:t xml:space="preserve">Evaluering </w:t>
             </w:r>
           </w:p>
         </w:tc>
@@ -1696,47 +1182,13 @@
                 <w:lang w:val="en-US"/>
               </w:rPr>
             </w:pPr>
-            <w:proofErr w:type="spellStart"/>
             <w:r>
               <w:rPr>
                 <w:color w:val="EE0000"/>
                 <w:lang w:val="en-US"/>
               </w:rPr>
-              <w:t>Evaluering</w:t>
-            </w:r>
-            <w:proofErr w:type="spellEnd"/>
-            <w:r>
-              <w:rPr>
-                <w:color w:val="EE0000"/>
-                <w:lang w:val="en-US"/>
-              </w:rPr>
-              <w:t xml:space="preserve"> </w:t>
-            </w:r>
-            <w:proofErr w:type="spellStart"/>
-            <w:r>
-              <w:rPr>
-                <w:color w:val="EE0000"/>
-                <w:lang w:val="en-US"/>
-              </w:rPr>
-              <w:t>og</w:t>
-            </w:r>
-            <w:proofErr w:type="spellEnd"/>
-            <w:r>
-              <w:rPr>
-                <w:color w:val="EE0000"/>
-                <w:lang w:val="en-US"/>
-              </w:rPr>
-              <w:t xml:space="preserve"> </w:t>
-            </w:r>
-            <w:proofErr w:type="spellStart"/>
-            <w:r>
-              <w:rPr>
-                <w:color w:val="EE0000"/>
-                <w:lang w:val="en-US"/>
-              </w:rPr>
-              <w:t>resultater</w:t>
-            </w:r>
-            <w:proofErr w:type="spellEnd"/>
+              <w:t>Evaluering og resultater</w:t>
+            </w:r>
           </w:p>
         </w:tc>
         <w:tc>
@@ -1751,47 +1203,13 @@
                 <w:lang w:val="en-US"/>
               </w:rPr>
             </w:pPr>
-            <w:proofErr w:type="spellStart"/>
             <w:r>
               <w:rPr>
                 <w:color w:val="EE0000"/>
                 <w:lang w:val="en-US"/>
               </w:rPr>
-              <w:t>Testplan</w:t>
-            </w:r>
-            <w:proofErr w:type="spellEnd"/>
-            <w:r>
-              <w:rPr>
-                <w:color w:val="EE0000"/>
-                <w:lang w:val="en-US"/>
-              </w:rPr>
-              <w:t xml:space="preserve">, </w:t>
-            </w:r>
-            <w:proofErr w:type="spellStart"/>
-            <w:r>
-              <w:rPr>
-                <w:color w:val="EE0000"/>
-                <w:lang w:val="en-US"/>
-              </w:rPr>
-              <w:t>simulering</w:t>
-            </w:r>
-            <w:proofErr w:type="spellEnd"/>
-            <w:r>
-              <w:rPr>
-                <w:color w:val="EE0000"/>
-                <w:lang w:val="en-US"/>
-              </w:rPr>
-              <w:t xml:space="preserve">, </w:t>
-            </w:r>
-            <w:proofErr w:type="spellStart"/>
-            <w:r>
-              <w:rPr>
-                <w:color w:val="EE0000"/>
-                <w:lang w:val="en-US"/>
-              </w:rPr>
-              <w:t>funksjonstesting</w:t>
-            </w:r>
-            <w:proofErr w:type="spellEnd"/>
+              <w:t>Testplan, simulering, funksjonstesting</w:t>
+            </w:r>
           </w:p>
         </w:tc>
       </w:tr>
@@ -1822,47 +1240,13 @@
                 <w:lang w:val="en-US"/>
               </w:rPr>
             </w:pPr>
-            <w:proofErr w:type="spellStart"/>
             <w:r>
               <w:rPr>
                 <w:color w:val="EE0000"/>
                 <w:lang w:val="en-US"/>
               </w:rPr>
-              <w:t>Oppsummering</w:t>
-            </w:r>
-            <w:proofErr w:type="spellEnd"/>
-            <w:r>
-              <w:rPr>
-                <w:color w:val="EE0000"/>
-                <w:lang w:val="en-US"/>
-              </w:rPr>
-              <w:t xml:space="preserve"> </w:t>
-            </w:r>
-            <w:proofErr w:type="spellStart"/>
-            <w:r>
-              <w:rPr>
-                <w:color w:val="EE0000"/>
-                <w:lang w:val="en-US"/>
-              </w:rPr>
-              <w:t>og</w:t>
-            </w:r>
-            <w:proofErr w:type="spellEnd"/>
-            <w:r>
-              <w:rPr>
-                <w:color w:val="EE0000"/>
-                <w:lang w:val="en-US"/>
-              </w:rPr>
-              <w:t xml:space="preserve"> </w:t>
-            </w:r>
-            <w:proofErr w:type="spellStart"/>
-            <w:r>
-              <w:rPr>
-                <w:color w:val="EE0000"/>
-                <w:lang w:val="en-US"/>
-              </w:rPr>
-              <w:t>resultater</w:t>
-            </w:r>
-            <w:proofErr w:type="spellEnd"/>
+              <w:t>Oppsummering og resultater</w:t>
+            </w:r>
           </w:p>
         </w:tc>
         <w:tc>
@@ -1898,63 +1282,13 @@
                 <w:lang w:val="en-US"/>
               </w:rPr>
             </w:pPr>
-            <w:proofErr w:type="spellStart"/>
             <w:r>
               <w:rPr>
                 <w:color w:val="EE0000"/>
                 <w:lang w:val="en-US"/>
               </w:rPr>
-              <w:t>Anbefalinger</w:t>
-            </w:r>
-            <w:proofErr w:type="spellEnd"/>
-            <w:r>
-              <w:rPr>
-                <w:color w:val="EE0000"/>
-                <w:lang w:val="en-US"/>
-              </w:rPr>
-              <w:t xml:space="preserve"> </w:t>
-            </w:r>
-            <w:proofErr w:type="spellStart"/>
-            <w:r>
-              <w:rPr>
-                <w:color w:val="EE0000"/>
-                <w:lang w:val="en-US"/>
-              </w:rPr>
-              <w:t>og</w:t>
-            </w:r>
-            <w:proofErr w:type="spellEnd"/>
-            <w:r>
-              <w:rPr>
-                <w:color w:val="EE0000"/>
-                <w:lang w:val="en-US"/>
-              </w:rPr>
-              <w:t xml:space="preserve"> </w:t>
-            </w:r>
-            <w:proofErr w:type="spellStart"/>
-            <w:r>
-              <w:rPr>
-                <w:color w:val="EE0000"/>
-                <w:lang w:val="en-US"/>
-              </w:rPr>
-              <w:t>videre</w:t>
-            </w:r>
-            <w:proofErr w:type="spellEnd"/>
-            <w:r>
-              <w:rPr>
-                <w:color w:val="EE0000"/>
-                <w:lang w:val="en-US"/>
-              </w:rPr>
-              <w:t xml:space="preserve"> </w:t>
-            </w:r>
-            <w:proofErr w:type="spellStart"/>
-            <w:r>
-              <w:rPr>
-                <w:color w:val="EE0000"/>
-                <w:lang w:val="en-US"/>
-              </w:rPr>
-              <w:t>arbeid</w:t>
-            </w:r>
-            <w:proofErr w:type="spellEnd"/>
+              <w:t>Anbefalinger og videre arbeid</w:t>
+            </w:r>
           </w:p>
         </w:tc>
         <w:tc>
@@ -1969,69 +1303,12 @@
                 <w:lang w:val="en-US"/>
               </w:rPr>
             </w:pPr>
-            <w:proofErr w:type="spellStart"/>
             <w:r>
               <w:rPr>
                 <w:color w:val="EE0000"/>
                 <w:lang w:val="en-US"/>
               </w:rPr>
-              <w:t>Anbefalinger</w:t>
-            </w:r>
-            <w:proofErr w:type="spellEnd"/>
-            <w:r>
-              <w:rPr>
-                <w:color w:val="EE0000"/>
-                <w:lang w:val="en-US"/>
-              </w:rPr>
-              <w:t xml:space="preserve"> </w:t>
-            </w:r>
-            <w:proofErr w:type="spellStart"/>
-            <w:r>
-              <w:rPr>
-                <w:color w:val="EE0000"/>
-                <w:lang w:val="en-US"/>
-              </w:rPr>
-              <w:t>og</w:t>
-            </w:r>
-            <w:proofErr w:type="spellEnd"/>
-            <w:r>
-              <w:rPr>
-                <w:color w:val="EE0000"/>
-                <w:lang w:val="en-US"/>
-              </w:rPr>
-              <w:t xml:space="preserve"> </w:t>
-            </w:r>
-            <w:proofErr w:type="spellStart"/>
-            <w:r>
-              <w:rPr>
-                <w:color w:val="EE0000"/>
-                <w:lang w:val="en-US"/>
-              </w:rPr>
-              <w:t>videre</w:t>
-            </w:r>
-            <w:proofErr w:type="spellEnd"/>
-            <w:r>
-              <w:rPr>
-                <w:color w:val="EE0000"/>
-                <w:lang w:val="en-US"/>
-              </w:rPr>
-              <w:t xml:space="preserve"> </w:t>
-            </w:r>
-            <w:proofErr w:type="spellStart"/>
-            <w:r>
-              <w:rPr>
-                <w:color w:val="EE0000"/>
-                <w:lang w:val="en-US"/>
-              </w:rPr>
-              <w:t>arbeid</w:t>
-            </w:r>
-            <w:proofErr w:type="spellEnd"/>
-            <w:r>
-              <w:rPr>
-                <w:color w:val="EE0000"/>
-                <w:lang w:val="en-US"/>
-              </w:rPr>
-              <w:t xml:space="preserve"> </w:t>
+              <w:t xml:space="preserve">Anbefalinger og videre arbeid </w:t>
             </w:r>
           </w:p>
         </w:tc>
@@ -2068,7 +1345,6 @@
                 <w:lang w:val="en-US"/>
               </w:rPr>
             </w:pPr>
-            <w:proofErr w:type="spellStart"/>
             <w:r>
               <w:rPr>
                 <w:color w:val="EE0000"/>
@@ -2076,7 +1352,6 @@
               </w:rPr>
               <w:t>Kilder</w:t>
             </w:r>
-            <w:proofErr w:type="spellEnd"/>
           </w:p>
         </w:tc>
         <w:tc>
@@ -2091,7 +1366,6 @@
                 <w:lang w:val="en-US"/>
               </w:rPr>
             </w:pPr>
-            <w:proofErr w:type="spellStart"/>
             <w:r>
               <w:rPr>
                 <w:color w:val="EE0000"/>
@@ -2099,7 +1373,6 @@
               </w:rPr>
               <w:t>Referanser</w:t>
             </w:r>
-            <w:proofErr w:type="spellEnd"/>
           </w:p>
         </w:tc>
         <w:tc>
@@ -2148,7 +1421,6 @@
                 <w:lang w:val="en-US"/>
               </w:rPr>
             </w:pPr>
-            <w:proofErr w:type="spellStart"/>
             <w:r>
               <w:rPr>
                 <w:color w:val="EE0000"/>
@@ -2156,7 +1428,6 @@
               </w:rPr>
               <w:t>Vedlegg</w:t>
             </w:r>
-            <w:proofErr w:type="spellEnd"/>
           </w:p>
         </w:tc>
         <w:tc>
@@ -2171,47 +1442,13 @@
                 <w:lang w:val="en-US"/>
               </w:rPr>
             </w:pPr>
-            <w:proofErr w:type="spellStart"/>
             <w:r>
               <w:rPr>
                 <w:color w:val="EE0000"/>
                 <w:lang w:val="en-US"/>
               </w:rPr>
-              <w:t>Tilleggsinformasjon</w:t>
-            </w:r>
-            <w:proofErr w:type="spellEnd"/>
-            <w:r>
-              <w:rPr>
-                <w:color w:val="EE0000"/>
-                <w:lang w:val="en-US"/>
-              </w:rPr>
-              <w:t xml:space="preserve">, </w:t>
-            </w:r>
-            <w:proofErr w:type="spellStart"/>
-            <w:r>
-              <w:rPr>
-                <w:color w:val="EE0000"/>
-                <w:lang w:val="en-US"/>
-              </w:rPr>
-              <w:t>f.eks</w:t>
-            </w:r>
-            <w:proofErr w:type="spellEnd"/>
-            <w:r>
-              <w:rPr>
-                <w:color w:val="EE0000"/>
-                <w:lang w:val="en-US"/>
-              </w:rPr>
-              <w:t xml:space="preserve">. </w:t>
-            </w:r>
-            <w:proofErr w:type="spellStart"/>
-            <w:r>
-              <w:rPr>
-                <w:color w:val="EE0000"/>
-                <w:lang w:val="en-US"/>
-              </w:rPr>
-              <w:t>kildekode</w:t>
-            </w:r>
-            <w:proofErr w:type="spellEnd"/>
+              <w:t>Tilleggsinformasjon, f.eks. kildekode</w:t>
+            </w:r>
           </w:p>
         </w:tc>
       </w:tr>
@@ -2242,37 +1479,12 @@
                 <w:lang w:val="en-US"/>
               </w:rPr>
             </w:pPr>
-            <w:proofErr w:type="spellStart"/>
             <w:r>
               <w:rPr>
                 <w:color w:val="EE0000"/>
                 <w:lang w:val="en-US"/>
               </w:rPr>
-              <w:t>Kildekode</w:t>
-            </w:r>
-            <w:proofErr w:type="spellEnd"/>
-            <w:r>
-              <w:rPr>
-                <w:color w:val="EE0000"/>
-                <w:lang w:val="en-US"/>
-              </w:rPr>
-              <w:t xml:space="preserve"> </w:t>
-            </w:r>
-            <w:proofErr w:type="spellStart"/>
-            <w:r>
-              <w:rPr>
-                <w:color w:val="EE0000"/>
-                <w:lang w:val="en-US"/>
-              </w:rPr>
-              <w:t>og</w:t>
-            </w:r>
-            <w:proofErr w:type="spellEnd"/>
-            <w:r>
-              <w:rPr>
-                <w:color w:val="EE0000"/>
-                <w:lang w:val="en-US"/>
-              </w:rPr>
-              <w:t xml:space="preserve"> GitHub-link</w:t>
+              <w:t>Kildekode og GitHub-link</w:t>
             </w:r>
           </w:p>
         </w:tc>
@@ -2571,9 +1783,32 @@
           <w:color w:val="C00000"/>
           <w:lang w:val="en-US"/>
         </w:rPr>
-        <w:t xml:space="preserve">Om </w:t>
-      </w:r>
-      <w:proofErr w:type="spellStart"/>
+        <w:t>Om formatering:</w:t>
+      </w:r>
+    </w:p>
+    <w:p>
+      <w:pPr>
+        <w:pStyle w:val="Listeavsnitt"/>
+        <w:numPr>
+          <w:ilvl w:val="0"/>
+          <w:numId w:val="3"/>
+        </w:numPr>
+        <w:rPr>
+          <w:i/>
+          <w:iCs/>
+          <w:color w:val="C00000"/>
+          <w:lang w:val="en-US"/>
+        </w:rPr>
+      </w:pPr>
+      <w:r>
+        <w:rPr>
+          <w:i/>
+          <w:iCs/>
+          <w:color w:val="C00000"/>
+          <w:lang w:val="en-US"/>
+        </w:rPr>
+        <w:t xml:space="preserve">Bruk </w:t>
+      </w:r>
       <w:r>
         <w:rPr>
           <w:b/>
@@ -2583,9 +1818,17 @@
           <w:color w:val="C00000"/>
           <w:lang w:val="en-US"/>
         </w:rPr>
-        <w:t>formatering</w:t>
-      </w:r>
-      <w:proofErr w:type="spellEnd"/>
+        <w:t>Calibri</w:t>
+      </w:r>
+      <w:r>
+        <w:rPr>
+          <w:i/>
+          <w:iCs/>
+          <w:color w:val="C00000"/>
+          <w:lang w:val="en-US"/>
+        </w:rPr>
+        <w:t xml:space="preserve"> eller </w:t>
+      </w:r>
       <w:r>
         <w:rPr>
           <w:b/>
@@ -2595,31 +1838,16 @@
           <w:color w:val="C00000"/>
           <w:lang w:val="en-US"/>
         </w:rPr>
-        <w:t>:</w:t>
-      </w:r>
-    </w:p>
-    <w:p>
-      <w:pPr>
-        <w:pStyle w:val="Listeavsnitt"/>
-        <w:numPr>
-          <w:ilvl w:val="0"/>
-          <w:numId w:val="3"/>
-        </w:numPr>
+        <w:t>Times New Roman</w:t>
+      </w:r>
+      <w:r>
         <w:rPr>
           <w:i/>
           <w:iCs/>
           <w:color w:val="C00000"/>
           <w:lang w:val="en-US"/>
         </w:rPr>
-      </w:pPr>
-      <w:r>
-        <w:rPr>
-          <w:i/>
-          <w:iCs/>
-          <w:color w:val="C00000"/>
-          <w:lang w:val="en-US"/>
-        </w:rPr>
-        <w:t xml:space="preserve">Bruk </w:t>
+        <w:t xml:space="preserve"> – </w:t>
       </w:r>
       <w:r>
         <w:rPr>
@@ -2630,7 +1858,7 @@
           <w:color w:val="C00000"/>
           <w:lang w:val="en-US"/>
         </w:rPr>
-        <w:t>Calibri</w:t>
+        <w:t>IKKE COMIC SANS</w:t>
       </w:r>
       <w:r>
         <w:rPr>
@@ -2639,19 +1867,23 @@
           <w:color w:val="C00000"/>
           <w:lang w:val="en-US"/>
         </w:rPr>
-        <w:t xml:space="preserve"> </w:t>
-      </w:r>
-      <w:proofErr w:type="spellStart"/>
-      <w:r>
+        <w:t>.</w:t>
+      </w:r>
+    </w:p>
+    <w:p>
+      <w:pPr>
+        <w:pStyle w:val="Listeavsnitt"/>
+        <w:numPr>
+          <w:ilvl w:val="0"/>
+          <w:numId w:val="3"/>
+        </w:numPr>
         <w:rPr>
           <w:i/>
           <w:iCs/>
           <w:color w:val="C00000"/>
           <w:lang w:val="en-US"/>
         </w:rPr>
-        <w:t>eller</w:t>
-      </w:r>
-      <w:proofErr w:type="spellEnd"/>
+      </w:pPr>
       <w:r>
         <w:rPr>
           <w:i/>
@@ -2659,7 +1891,7 @@
           <w:color w:val="C00000"/>
           <w:lang w:val="en-US"/>
         </w:rPr>
-        <w:t xml:space="preserve"> </w:t>
+        <w:t xml:space="preserve">Skriftstørrelse: </w:t>
       </w:r>
       <w:r>
         <w:rPr>
@@ -2670,7 +1902,7 @@
           <w:color w:val="C00000"/>
           <w:lang w:val="en-US"/>
         </w:rPr>
-        <w:t>Times New Roman</w:t>
+        <w:t>11</w:t>
       </w:r>
       <w:r>
         <w:rPr>
@@ -2679,8 +1911,63 @@
           <w:color w:val="C00000"/>
           <w:lang w:val="en-US"/>
         </w:rPr>
-        <w:t xml:space="preserve"> – </w:t>
-      </w:r>
+        <w:t>.</w:t>
+      </w:r>
+    </w:p>
+    <w:p>
+      <w:pPr>
+        <w:pStyle w:val="Listeavsnitt"/>
+        <w:numPr>
+          <w:ilvl w:val="0"/>
+          <w:numId w:val="3"/>
+        </w:numPr>
+        <w:rPr>
+          <w:i/>
+          <w:iCs/>
+          <w:color w:val="C00000"/>
+        </w:rPr>
+      </w:pPr>
+      <w:r>
+        <w:rPr>
+          <w:i/>
+          <w:iCs/>
+          <w:color w:val="C00000"/>
+        </w:rPr>
+        <w:t xml:space="preserve">Skriftstørrelse i tabeller og figurer: </w:t>
+      </w:r>
+      <w:r>
+        <w:rPr>
+          <w:b/>
+          <w:bCs/>
+          <w:i/>
+          <w:iCs/>
+          <w:color w:val="C00000"/>
+        </w:rPr>
+        <w:t>9</w:t>
+      </w:r>
+      <w:r>
+        <w:rPr>
+          <w:i/>
+          <w:iCs/>
+          <w:color w:val="C00000"/>
+        </w:rPr>
+        <w:t>.</w:t>
+      </w:r>
+    </w:p>
+    <w:p>
+      <w:pPr>
+        <w:pStyle w:val="Listeavsnitt"/>
+        <w:numPr>
+          <w:ilvl w:val="0"/>
+          <w:numId w:val="3"/>
+        </w:numPr>
+        <w:rPr>
+          <w:i/>
+          <w:iCs/>
+          <w:color w:val="C00000"/>
+          <w:lang w:val="en-US"/>
+        </w:rPr>
+      </w:pPr>
       <w:r>
         <w:rPr>
           <w:b/>
@@ -2690,7 +1977,7 @@
           <w:color w:val="C00000"/>
           <w:lang w:val="en-US"/>
         </w:rPr>
-        <w:t>IKKE COMIC SANS</w:t>
+        <w:t>Tabelltekst</w:t>
       </w:r>
       <w:r>
         <w:rPr>
@@ -2699,42 +1986,7 @@
           <w:color w:val="C00000"/>
           <w:lang w:val="en-US"/>
         </w:rPr>
-        <w:t>.</w:t>
-      </w:r>
-    </w:p>
-    <w:p>
-      <w:pPr>
-        <w:pStyle w:val="Listeavsnitt"/>
-        <w:numPr>
-          <w:ilvl w:val="0"/>
-          <w:numId w:val="3"/>
-        </w:numPr>
-        <w:rPr>
-          <w:i/>
-          <w:iCs/>
-          <w:color w:val="C00000"/>
-          <w:lang w:val="en-US"/>
-        </w:rPr>
-      </w:pPr>
-      <w:proofErr w:type="spellStart"/>
-      <w:r>
-        <w:rPr>
-          <w:i/>
-          <w:iCs/>
-          <w:color w:val="C00000"/>
-          <w:lang w:val="en-US"/>
-        </w:rPr>
-        <w:t>Skriftstørrelse</w:t>
-      </w:r>
-      <w:proofErr w:type="spellEnd"/>
-      <w:r>
-        <w:rPr>
-          <w:i/>
-          <w:iCs/>
-          <w:color w:val="C00000"/>
-          <w:lang w:val="en-US"/>
-        </w:rPr>
-        <w:t xml:space="preserve">: </w:t>
+        <w:t xml:space="preserve"> plasseres </w:t>
       </w:r>
       <w:r>
         <w:rPr>
@@ -2745,7 +1997,7 @@
           <w:color w:val="C00000"/>
           <w:lang w:val="en-US"/>
         </w:rPr>
-        <w:t>11</w:t>
+        <w:t>over</w:t>
       </w:r>
       <w:r>
         <w:rPr>
@@ -2754,7 +2006,7 @@
           <w:color w:val="C00000"/>
           <w:lang w:val="en-US"/>
         </w:rPr>
-        <w:t>.</w:t>
+        <w:t xml:space="preserve"> tabellen.</w:t>
       </w:r>
     </w:p>
     <w:p>
@@ -2768,50 +2020,9 @@
           <w:i/>
           <w:iCs/>
           <w:color w:val="C00000"/>
-        </w:rPr>
-      </w:pPr>
-      <w:r>
-        <w:rPr>
-          <w:i/>
-          <w:iCs/>
-          <w:color w:val="C00000"/>
-        </w:rPr>
-        <w:t xml:space="preserve">Skriftstørrelse i tabeller og figurer: </w:t>
-      </w:r>
-      <w:r>
-        <w:rPr>
-          <w:b/>
-          <w:bCs/>
-          <w:i/>
-          <w:iCs/>
-          <w:color w:val="C00000"/>
-        </w:rPr>
-        <w:t>9</w:t>
-      </w:r>
-      <w:r>
-        <w:rPr>
-          <w:i/>
-          <w:iCs/>
-          <w:color w:val="C00000"/>
-        </w:rPr>
-        <w:t>.</w:t>
-      </w:r>
-    </w:p>
-    <w:p>
-      <w:pPr>
-        <w:pStyle w:val="Listeavsnitt"/>
-        <w:numPr>
-          <w:ilvl w:val="0"/>
-          <w:numId w:val="3"/>
-        </w:numPr>
-        <w:rPr>
-          <w:i/>
-          <w:iCs/>
-          <w:color w:val="C00000"/>
           <w:lang w:val="en-US"/>
         </w:rPr>
       </w:pPr>
-      <w:proofErr w:type="spellStart"/>
       <w:r>
         <w:rPr>
           <w:b/>
@@ -2821,9 +2032,8 @@
           <w:color w:val="C00000"/>
           <w:lang w:val="en-US"/>
         </w:rPr>
-        <w:t>Tabelltekst</w:t>
-      </w:r>
-      <w:proofErr w:type="spellEnd"/>
+        <w:t>Figurtekst</w:t>
+      </w:r>
       <w:r>
         <w:rPr>
           <w:i/>
@@ -2831,27 +2041,7 @@
           <w:color w:val="C00000"/>
           <w:lang w:val="en-US"/>
         </w:rPr>
-        <w:t xml:space="preserve"> </w:t>
-      </w:r>
-      <w:proofErr w:type="spellStart"/>
-      <w:r>
-        <w:rPr>
-          <w:i/>
-          <w:iCs/>
-          <w:color w:val="C00000"/>
-          <w:lang w:val="en-US"/>
-        </w:rPr>
-        <w:t>plasseres</w:t>
-      </w:r>
-      <w:proofErr w:type="spellEnd"/>
-      <w:r>
-        <w:rPr>
-          <w:i/>
-          <w:iCs/>
-          <w:color w:val="C00000"/>
-          <w:lang w:val="en-US"/>
-        </w:rPr>
-        <w:t xml:space="preserve"> </w:t>
+        <w:t xml:space="preserve"> plasseres </w:t>
       </w:r>
       <w:r>
         <w:rPr>
@@ -2862,7 +2052,7 @@
           <w:color w:val="C00000"/>
           <w:lang w:val="en-US"/>
         </w:rPr>
-        <w:t>over</w:t>
+        <w:t>under</w:t>
       </w:r>
       <w:r>
         <w:rPr>
@@ -2871,27 +2061,7 @@
           <w:color w:val="C00000"/>
           <w:lang w:val="en-US"/>
         </w:rPr>
-        <w:t xml:space="preserve"> </w:t>
-      </w:r>
-      <w:proofErr w:type="spellStart"/>
-      <w:r>
-        <w:rPr>
-          <w:i/>
-          <w:iCs/>
-          <w:color w:val="C00000"/>
-          <w:lang w:val="en-US"/>
-        </w:rPr>
-        <w:t>tabellen</w:t>
-      </w:r>
-      <w:proofErr w:type="spellEnd"/>
-      <w:r>
-        <w:rPr>
-          <w:i/>
-          <w:iCs/>
-          <w:color w:val="C00000"/>
-          <w:lang w:val="en-US"/>
-        </w:rPr>
-        <w:t>.</w:t>
+        <w:t xml:space="preserve"> figuren.</w:t>
       </w:r>
     </w:p>
     <w:p>
@@ -2905,11 +2075,48 @@
           <w:i/>
           <w:iCs/>
           <w:color w:val="C00000"/>
-          <w:lang w:val="en-US"/>
-        </w:rPr>
-      </w:pPr>
-      <w:proofErr w:type="spellStart"/>
-      <w:r>
+        </w:rPr>
+      </w:pPr>
+      <w:r>
+        <w:rPr>
+          <w:i/>
+          <w:iCs/>
+          <w:color w:val="C00000"/>
+        </w:rPr>
+        <w:t>Høyreklikk på tabell/bilde og velg “</w:t>
+      </w:r>
+      <w:r>
+        <w:rPr>
+          <w:b/>
+          <w:bCs/>
+          <w:i/>
+          <w:iCs/>
+          <w:color w:val="C00000"/>
+        </w:rPr>
+        <w:t>Sett inn bildetekst</w:t>
+      </w:r>
+      <w:r>
+        <w:rPr>
+          <w:i/>
+          <w:iCs/>
+          <w:color w:val="C00000"/>
+        </w:rPr>
+        <w:t>”.</w:t>
+      </w:r>
+    </w:p>
+    <w:p>
+      <w:pPr>
+        <w:pStyle w:val="Listeavsnitt"/>
+        <w:ind w:left="2160"/>
+        <w:rPr>
+          <w:i/>
+          <w:iCs/>
+          <w:color w:val="C00000"/>
+        </w:rPr>
+      </w:pPr>
+    </w:p>
+    <w:p>
+      <w:pPr>
         <w:rPr>
           <w:b/>
           <w:bCs/>
@@ -2918,38 +2125,7 @@
           <w:color w:val="C00000"/>
           <w:lang w:val="en-US"/>
         </w:rPr>
-        <w:t>Figurtekst</w:t>
-      </w:r>
-      <w:proofErr w:type="spellEnd"/>
-      <w:r>
-        <w:rPr>
-          <w:i/>
-          <w:iCs/>
-          <w:color w:val="C00000"/>
-          <w:lang w:val="en-US"/>
-        </w:rPr>
-        <w:t xml:space="preserve"> </w:t>
-      </w:r>
-      <w:proofErr w:type="spellStart"/>
-      <w:r>
-        <w:rPr>
-          <w:i/>
-          <w:iCs/>
-          <w:color w:val="C00000"/>
-          <w:lang w:val="en-US"/>
-        </w:rPr>
-        <w:t>plasseres</w:t>
-      </w:r>
-      <w:proofErr w:type="spellEnd"/>
-      <w:r>
-        <w:rPr>
-          <w:i/>
-          <w:iCs/>
-          <w:color w:val="C00000"/>
-          <w:lang w:val="en-US"/>
-        </w:rPr>
-        <w:t xml:space="preserve"> </w:t>
-      </w:r>
+      </w:pPr>
       <w:r>
         <w:rPr>
           <w:b/>
@@ -2959,58 +2135,29 @@
           <w:color w:val="C00000"/>
           <w:lang w:val="en-US"/>
         </w:rPr>
-        <w:t>under</w:t>
-      </w:r>
-      <w:r>
+        <w:t>Om skriftspråket:</w:t>
+      </w:r>
+    </w:p>
+    <w:p>
+      <w:pPr>
+        <w:pStyle w:val="Listeavsnitt"/>
+        <w:numPr>
+          <w:ilvl w:val="0"/>
+          <w:numId w:val="4"/>
+        </w:numPr>
         <w:rPr>
           <w:i/>
           <w:iCs/>
           <w:color w:val="C00000"/>
-          <w:lang w:val="en-US"/>
-        </w:rPr>
-        <w:t xml:space="preserve"> </w:t>
-      </w:r>
-      <w:proofErr w:type="spellStart"/>
+        </w:rPr>
+      </w:pPr>
       <w:r>
         <w:rPr>
           <w:i/>
           <w:iCs/>
           <w:color w:val="C00000"/>
-          <w:lang w:val="en-US"/>
-        </w:rPr>
-        <w:t>figuren</w:t>
-      </w:r>
-      <w:proofErr w:type="spellEnd"/>
-      <w:r>
-        <w:rPr>
-          <w:i/>
-          <w:iCs/>
-          <w:color w:val="C00000"/>
-          <w:lang w:val="en-US"/>
-        </w:rPr>
-        <w:t>.</w:t>
-      </w:r>
-    </w:p>
-    <w:p>
-      <w:pPr>
-        <w:pStyle w:val="Listeavsnitt"/>
-        <w:numPr>
-          <w:ilvl w:val="0"/>
-          <w:numId w:val="3"/>
-        </w:numPr>
-        <w:rPr>
-          <w:i/>
-          <w:iCs/>
-          <w:color w:val="C00000"/>
-        </w:rPr>
-      </w:pPr>
-      <w:r>
-        <w:rPr>
-          <w:i/>
-          <w:iCs/>
-          <w:color w:val="C00000"/>
-        </w:rPr>
-        <w:t>Høyreklikk på tabell/bilde og velg “</w:t>
+        </w:rPr>
+        <w:t xml:space="preserve">Skrives på </w:t>
       </w:r>
       <w:r>
         <w:rPr>
@@ -3020,7 +2167,7 @@
           <w:iCs/>
           <w:color w:val="C00000"/>
         </w:rPr>
-        <w:t>Sett inn bildetekst</w:t>
+        <w:t>norsk eller engelsk</w:t>
       </w:r>
       <w:r>
         <w:rPr>
@@ -3028,7 +2175,60 @@
           <w:iCs/>
           <w:color w:val="C00000"/>
         </w:rPr>
-        <w:t>”.</w:t>
+        <w:t>.</w:t>
+      </w:r>
+    </w:p>
+    <w:p>
+      <w:pPr>
+        <w:pStyle w:val="Listeavsnitt"/>
+        <w:numPr>
+          <w:ilvl w:val="0"/>
+          <w:numId w:val="4"/>
+        </w:numPr>
+        <w:rPr>
+          <w:i/>
+          <w:iCs/>
+          <w:color w:val="C00000"/>
+        </w:rPr>
+      </w:pPr>
+      <w:r>
+        <w:rPr>
+          <w:i/>
+          <w:iCs/>
+          <w:color w:val="C00000"/>
+        </w:rPr>
+        <w:t>Unngå uformulert språk, f.eks. “vi tror”, “vi foreslår”.</w:t>
+      </w:r>
+    </w:p>
+    <w:p>
+      <w:pPr>
+        <w:pStyle w:val="Listeavsnitt"/>
+        <w:numPr>
+          <w:ilvl w:val="1"/>
+          <w:numId w:val="4"/>
+        </w:numPr>
+        <w:rPr>
+          <w:i/>
+          <w:iCs/>
+          <w:color w:val="C00000"/>
+        </w:rPr>
+      </w:pPr>
+      <w:r>
+        <w:rPr>
+          <w:i/>
+          <w:iCs/>
+          <w:color w:val="C00000"/>
+        </w:rPr>
+        <w:t>Eksempel: I stedet for “vi tror”, skriv:</w:t>
+      </w:r>
+      <w:r>
+        <w:rPr>
+          <w:i/>
+          <w:iCs/>
+          <w:color w:val="C00000"/>
+        </w:rPr>
+        <w:br/>
+        <w:t>“Basert på nøkkelfunnene i dette arbeidet foreslår prosjektgruppen at...”</w:t>
       </w:r>
     </w:p>
     <w:p>
@@ -3062,9 +2262,32 @@
           <w:color w:val="C00000"/>
           <w:lang w:val="en-US"/>
         </w:rPr>
-        <w:t xml:space="preserve">Om </w:t>
-      </w:r>
-      <w:proofErr w:type="spellStart"/>
+        <w:t>Om referanser:</w:t>
+      </w:r>
+    </w:p>
+    <w:p>
+      <w:pPr>
+        <w:pStyle w:val="Listeavsnitt"/>
+        <w:numPr>
+          <w:ilvl w:val="0"/>
+          <w:numId w:val="5"/>
+        </w:numPr>
+        <w:rPr>
+          <w:i/>
+          <w:iCs/>
+          <w:color w:val="C00000"/>
+          <w:lang w:val="en-US"/>
+        </w:rPr>
+      </w:pPr>
+      <w:r>
+        <w:rPr>
+          <w:i/>
+          <w:iCs/>
+          <w:color w:val="C00000"/>
+          <w:lang w:val="en-US"/>
+        </w:rPr>
+        <w:t xml:space="preserve">Bruk Word sitt </w:t>
+      </w:r>
       <w:r>
         <w:rPr>
           <w:b/>
@@ -3074,10 +2297,89 @@
           <w:color w:val="C00000"/>
           <w:lang w:val="en-US"/>
         </w:rPr>
-        <w:t>skriftspråket</w:t>
-      </w:r>
-      <w:proofErr w:type="spellEnd"/>
-      <w:r>
+        <w:t>“referanseverktøy”</w:t>
+      </w:r>
+      <w:r>
+        <w:rPr>
+          <w:i/>
+          <w:iCs/>
+          <w:color w:val="C00000"/>
+          <w:lang w:val="en-US"/>
+        </w:rPr>
+        <w:t>.</w:t>
+      </w:r>
+    </w:p>
+    <w:p>
+      <w:pPr>
+        <w:pStyle w:val="Listeavsnitt"/>
+        <w:numPr>
+          <w:ilvl w:val="0"/>
+          <w:numId w:val="5"/>
+        </w:numPr>
+        <w:rPr>
+          <w:i/>
+          <w:iCs/>
+          <w:color w:val="C00000"/>
+        </w:rPr>
+      </w:pPr>
+      <w:r>
+        <w:rPr>
+          <w:i/>
+          <w:iCs/>
+          <w:color w:val="C00000"/>
+        </w:rPr>
+        <w:t>Når en kilde identifiseres, bruk “</w:t>
+      </w:r>
+      <w:r>
+        <w:rPr>
+          <w:b/>
+          <w:bCs/>
+          <w:i/>
+          <w:iCs/>
+          <w:color w:val="C00000"/>
+        </w:rPr>
+        <w:t>Sett inn sitat</w:t>
+      </w:r>
+      <w:r>
+        <w:rPr>
+          <w:i/>
+          <w:iCs/>
+          <w:color w:val="C00000"/>
+        </w:rPr>
+        <w:t xml:space="preserve">” og opprett en </w:t>
+      </w:r>
+      <w:r>
+        <w:rPr>
+          <w:b/>
+          <w:bCs/>
+          <w:i/>
+          <w:iCs/>
+          <w:color w:val="C00000"/>
+        </w:rPr>
+        <w:t>bibliografi</w:t>
+      </w:r>
+      <w:r>
+        <w:rPr>
+          <w:i/>
+          <w:iCs/>
+          <w:color w:val="C00000"/>
+        </w:rPr>
+        <w:t>.</w:t>
+      </w:r>
+    </w:p>
+    <w:p>
+      <w:pPr>
+        <w:pStyle w:val="Listeavsnitt"/>
+        <w:ind w:left="2160"/>
+        <w:rPr>
+          <w:i/>
+          <w:iCs/>
+          <w:color w:val="C00000"/>
+        </w:rPr>
+      </w:pPr>
+    </w:p>
+    <w:p>
+      <w:pPr>
         <w:rPr>
           <w:b/>
           <w:bCs/>
@@ -3086,151 +2388,8 @@
           <w:color w:val="C00000"/>
           <w:lang w:val="en-US"/>
         </w:rPr>
-        <w:t>:</w:t>
-      </w:r>
-    </w:p>
-    <w:p>
-      <w:pPr>
-        <w:pStyle w:val="Listeavsnitt"/>
-        <w:numPr>
-          <w:ilvl w:val="0"/>
-          <w:numId w:val="4"/>
-        </w:numPr>
-        <w:rPr>
-          <w:i/>
-          <w:iCs/>
-          <w:color w:val="C00000"/>
-        </w:rPr>
-      </w:pPr>
-      <w:r>
-        <w:rPr>
-          <w:i/>
-          <w:iCs/>
-          <w:color w:val="C00000"/>
-        </w:rPr>
-        <w:t xml:space="preserve">Skrives på </w:t>
-      </w:r>
-      <w:r>
-        <w:rPr>
-          <w:b/>
-          <w:bCs/>
-          <w:i/>
-          <w:iCs/>
-          <w:color w:val="C00000"/>
-        </w:rPr>
-        <w:t>norsk eller engelsk</w:t>
-      </w:r>
-      <w:r>
-        <w:rPr>
-          <w:i/>
-          <w:iCs/>
-          <w:color w:val="C00000"/>
-        </w:rPr>
-        <w:t>.</w:t>
-      </w:r>
-    </w:p>
-    <w:p>
-      <w:pPr>
-        <w:pStyle w:val="Listeavsnitt"/>
-        <w:numPr>
-          <w:ilvl w:val="0"/>
-          <w:numId w:val="4"/>
-        </w:numPr>
-        <w:rPr>
-          <w:i/>
-          <w:iCs/>
-          <w:color w:val="C00000"/>
-        </w:rPr>
-      </w:pPr>
-      <w:r>
-        <w:rPr>
-          <w:i/>
-          <w:iCs/>
-          <w:color w:val="C00000"/>
-        </w:rPr>
-        <w:t xml:space="preserve">Unngå </w:t>
-      </w:r>
-      <w:proofErr w:type="spellStart"/>
-      <w:r>
-        <w:rPr>
-          <w:i/>
-          <w:iCs/>
-          <w:color w:val="C00000"/>
-        </w:rPr>
-        <w:t>uformulert</w:t>
-      </w:r>
-      <w:proofErr w:type="spellEnd"/>
-      <w:r>
-        <w:rPr>
-          <w:i/>
-          <w:iCs/>
-          <w:color w:val="C00000"/>
-        </w:rPr>
-        <w:t xml:space="preserve"> språk, f.eks. “vi tror”, “vi foreslår”.</w:t>
-      </w:r>
-    </w:p>
-    <w:p>
-      <w:pPr>
-        <w:pStyle w:val="Listeavsnitt"/>
-        <w:numPr>
-          <w:ilvl w:val="1"/>
-          <w:numId w:val="4"/>
-        </w:numPr>
-        <w:rPr>
-          <w:i/>
-          <w:iCs/>
-          <w:color w:val="C00000"/>
-        </w:rPr>
-      </w:pPr>
-      <w:r>
-        <w:rPr>
-          <w:i/>
-          <w:iCs/>
-          <w:color w:val="C00000"/>
-        </w:rPr>
-        <w:t>Eksempel: I stedet for “vi tror”, skriv:</w:t>
-      </w:r>
-      <w:r>
-        <w:rPr>
-          <w:i/>
-          <w:iCs/>
-          <w:color w:val="C00000"/>
-        </w:rPr>
-        <w:br/>
-        <w:t xml:space="preserve">“Basert på nøkkelfunnene i dette arbeidet foreslår prosjektgruppen </w:t>
-      </w:r>
-      <w:proofErr w:type="gramStart"/>
-      <w:r>
-        <w:rPr>
-          <w:i/>
-          <w:iCs/>
-          <w:color w:val="C00000"/>
-        </w:rPr>
-        <w:t>at...</w:t>
-      </w:r>
-      <w:proofErr w:type="gramEnd"/>
-      <w:r>
-        <w:rPr>
-          <w:i/>
-          <w:iCs/>
-          <w:color w:val="C00000"/>
-        </w:rPr>
-        <w:t>”</w:t>
-      </w:r>
-    </w:p>
-    <w:p>
-      <w:pPr>
-        <w:pStyle w:val="Listeavsnitt"/>
-        <w:ind w:left="2160"/>
-        <w:rPr>
-          <w:i/>
-          <w:iCs/>
-          <w:color w:val="C00000"/>
-        </w:rPr>
-      </w:pPr>
-    </w:p>
-    <w:p>
-      <w:pPr>
+      </w:pPr>
+      <w:r>
         <w:rPr>
           <w:b/>
           <w:bCs/>
@@ -3239,7 +2398,30 @@
           <w:color w:val="C00000"/>
           <w:lang w:val="en-US"/>
         </w:rPr>
-      </w:pPr>
+        <w:t>Tips:</w:t>
+      </w:r>
+    </w:p>
+    <w:p>
+      <w:pPr>
+        <w:pStyle w:val="Listeavsnitt"/>
+        <w:numPr>
+          <w:ilvl w:val="0"/>
+          <w:numId w:val="6"/>
+        </w:numPr>
+        <w:rPr>
+          <w:i/>
+          <w:iCs/>
+          <w:color w:val="C00000"/>
+        </w:rPr>
+      </w:pPr>
+      <w:r>
+        <w:rPr>
+          <w:i/>
+          <w:iCs/>
+          <w:color w:val="C00000"/>
+        </w:rPr>
+        <w:t xml:space="preserve">Når dere jobber med rapporten – </w:t>
+      </w:r>
       <w:r>
         <w:rPr>
           <w:b/>
@@ -3247,11 +2429,75 @@
           <w:i/>
           <w:iCs/>
           <w:color w:val="C00000"/>
-          <w:lang w:val="en-US"/>
-        </w:rPr>
-        <w:t xml:space="preserve">Om </w:t>
-      </w:r>
-      <w:proofErr w:type="spellStart"/>
+        </w:rPr>
+        <w:t>oppdater innholdsfortegnelsen</w:t>
+      </w:r>
+      <w:r>
+        <w:rPr>
+          <w:i/>
+          <w:iCs/>
+          <w:color w:val="C00000"/>
+        </w:rPr>
+        <w:t xml:space="preserve"> jevnlig.</w:t>
+      </w:r>
+    </w:p>
+    <w:p>
+      <w:pPr>
+        <w:pStyle w:val="Listeavsnitt"/>
+        <w:numPr>
+          <w:ilvl w:val="1"/>
+          <w:numId w:val="6"/>
+        </w:numPr>
+        <w:rPr>
+          <w:i/>
+          <w:iCs/>
+          <w:color w:val="C00000"/>
+        </w:rPr>
+      </w:pPr>
+      <w:r>
+        <w:rPr>
+          <w:i/>
+          <w:iCs/>
+          <w:color w:val="C00000"/>
+        </w:rPr>
+        <w:t>Det gir en god oversikt over rapportens fremdrift og struktur.</w:t>
+      </w:r>
+    </w:p>
+    <w:p>
+      <w:pPr>
+        <w:pStyle w:val="Listeavsnitt"/>
+        <w:numPr>
+          <w:ilvl w:val="0"/>
+          <w:numId w:val="6"/>
+        </w:numPr>
+        <w:rPr>
+          <w:i/>
+          <w:iCs/>
+          <w:color w:val="C00000"/>
+        </w:rPr>
+      </w:pPr>
+      <w:r>
+        <w:rPr>
+          <w:i/>
+          <w:iCs/>
+          <w:color w:val="C00000"/>
+        </w:rPr>
+        <w:t>Når du leser gjennom rapporten… prøv å gjøre det underholdende.</w:t>
+      </w:r>
+    </w:p>
+    <w:p>
+      <w:pPr>
+        <w:pStyle w:val="Listeavsnitt"/>
+        <w:numPr>
+          <w:ilvl w:val="1"/>
+          <w:numId w:val="6"/>
+        </w:numPr>
+        <w:rPr>
+          <w:i/>
+          <w:iCs/>
+          <w:color w:val="C00000"/>
+        </w:rPr>
+      </w:pPr>
       <w:r>
         <w:rPr>
           <w:b/>
@@ -3259,11 +2505,17 @@
           <w:i/>
           <w:iCs/>
           <w:color w:val="C00000"/>
-          <w:lang w:val="en-US"/>
-        </w:rPr>
-        <w:t>referanser</w:t>
-      </w:r>
-      <w:proofErr w:type="spellEnd"/>
+        </w:rPr>
+        <w:t>Min personlige favoritt:</w:t>
+      </w:r>
+      <w:r>
+        <w:rPr>
+          <w:i/>
+          <w:iCs/>
+          <w:color w:val="C00000"/>
+        </w:rPr>
+        <w:t xml:space="preserve"> Les rapporten høyt med </w:t>
+      </w:r>
       <w:r>
         <w:rPr>
           <w:b/>
@@ -3271,345 +2523,8 @@
           <w:i/>
           <w:iCs/>
           <w:color w:val="C00000"/>
-          <w:lang w:val="en-US"/>
-        </w:rPr>
-        <w:t>:</w:t>
-      </w:r>
-    </w:p>
-    <w:p>
-      <w:pPr>
-        <w:pStyle w:val="Listeavsnitt"/>
-        <w:numPr>
-          <w:ilvl w:val="0"/>
-          <w:numId w:val="5"/>
-        </w:numPr>
-        <w:rPr>
-          <w:i/>
-          <w:iCs/>
-          <w:color w:val="C00000"/>
-          <w:lang w:val="en-US"/>
-        </w:rPr>
-      </w:pPr>
-      <w:r>
-        <w:rPr>
-          <w:i/>
-          <w:iCs/>
-          <w:color w:val="C00000"/>
-          <w:lang w:val="en-US"/>
-        </w:rPr>
-        <w:t xml:space="preserve">Bruk Word </w:t>
-      </w:r>
-      <w:proofErr w:type="spellStart"/>
-      <w:r>
-        <w:rPr>
-          <w:i/>
-          <w:iCs/>
-          <w:color w:val="C00000"/>
-          <w:lang w:val="en-US"/>
-        </w:rPr>
-        <w:t>sitt</w:t>
-      </w:r>
-      <w:proofErr w:type="spellEnd"/>
-      <w:r>
-        <w:rPr>
-          <w:i/>
-          <w:iCs/>
-          <w:color w:val="C00000"/>
-          <w:lang w:val="en-US"/>
-        </w:rPr>
-        <w:t xml:space="preserve"> </w:t>
-      </w:r>
-      <w:r>
-        <w:rPr>
-          <w:b/>
-          <w:bCs/>
-          <w:i/>
-          <w:iCs/>
-          <w:color w:val="C00000"/>
-          <w:lang w:val="en-US"/>
-        </w:rPr>
-        <w:t>“</w:t>
-      </w:r>
-      <w:proofErr w:type="spellStart"/>
-      <w:r>
-        <w:rPr>
-          <w:b/>
-          <w:bCs/>
-          <w:i/>
-          <w:iCs/>
-          <w:color w:val="C00000"/>
-          <w:lang w:val="en-US"/>
-        </w:rPr>
-        <w:t>referanseverktøy</w:t>
-      </w:r>
-      <w:proofErr w:type="spellEnd"/>
-      <w:r>
-        <w:rPr>
-          <w:b/>
-          <w:bCs/>
-          <w:i/>
-          <w:iCs/>
-          <w:color w:val="C00000"/>
-          <w:lang w:val="en-US"/>
-        </w:rPr>
-        <w:t>”</w:t>
-      </w:r>
-      <w:r>
-        <w:rPr>
-          <w:i/>
-          <w:iCs/>
-          <w:color w:val="C00000"/>
-          <w:lang w:val="en-US"/>
-        </w:rPr>
-        <w:t>.</w:t>
-      </w:r>
-    </w:p>
-    <w:p>
-      <w:pPr>
-        <w:pStyle w:val="Listeavsnitt"/>
-        <w:numPr>
-          <w:ilvl w:val="0"/>
-          <w:numId w:val="5"/>
-        </w:numPr>
-        <w:rPr>
-          <w:i/>
-          <w:iCs/>
-          <w:color w:val="C00000"/>
-        </w:rPr>
-      </w:pPr>
-      <w:r>
-        <w:rPr>
-          <w:i/>
-          <w:iCs/>
-          <w:color w:val="C00000"/>
-        </w:rPr>
-        <w:t>Når en kilde identifiseres, bruk “</w:t>
-      </w:r>
-      <w:r>
-        <w:rPr>
-          <w:b/>
-          <w:bCs/>
-          <w:i/>
-          <w:iCs/>
-          <w:color w:val="C00000"/>
-        </w:rPr>
-        <w:t>Sett inn sitat</w:t>
-      </w:r>
-      <w:r>
-        <w:rPr>
-          <w:i/>
-          <w:iCs/>
-          <w:color w:val="C00000"/>
-        </w:rPr>
-        <w:t xml:space="preserve">” og opprett en </w:t>
-      </w:r>
-      <w:r>
-        <w:rPr>
-          <w:b/>
-          <w:bCs/>
-          <w:i/>
-          <w:iCs/>
-          <w:color w:val="C00000"/>
-        </w:rPr>
-        <w:t>bibliografi</w:t>
-      </w:r>
-      <w:r>
-        <w:rPr>
-          <w:i/>
-          <w:iCs/>
-          <w:color w:val="C00000"/>
-        </w:rPr>
-        <w:t>.</w:t>
-      </w:r>
-    </w:p>
-    <w:p>
-      <w:pPr>
-        <w:pStyle w:val="Listeavsnitt"/>
-        <w:ind w:left="2160"/>
-        <w:rPr>
-          <w:i/>
-          <w:iCs/>
-          <w:color w:val="C00000"/>
-        </w:rPr>
-      </w:pPr>
-    </w:p>
-    <w:p>
-      <w:pPr>
-        <w:rPr>
-          <w:b/>
-          <w:bCs/>
-          <w:i/>
-          <w:iCs/>
-          <w:color w:val="C00000"/>
-          <w:lang w:val="en-US"/>
-        </w:rPr>
-      </w:pPr>
-      <w:r>
-        <w:rPr>
-          <w:b/>
-          <w:bCs/>
-          <w:i/>
-          <w:iCs/>
-          <w:color w:val="C00000"/>
-          <w:lang w:val="en-US"/>
-        </w:rPr>
-        <w:t>Tips:</w:t>
-      </w:r>
-    </w:p>
-    <w:p>
-      <w:pPr>
-        <w:pStyle w:val="Listeavsnitt"/>
-        <w:numPr>
-          <w:ilvl w:val="0"/>
-          <w:numId w:val="6"/>
-        </w:numPr>
-        <w:rPr>
-          <w:i/>
-          <w:iCs/>
-          <w:color w:val="C00000"/>
-        </w:rPr>
-      </w:pPr>
-      <w:r>
-        <w:rPr>
-          <w:i/>
-          <w:iCs/>
-          <w:color w:val="C00000"/>
-        </w:rPr>
-        <w:t xml:space="preserve">Når dere jobber med rapporten – </w:t>
-      </w:r>
-      <w:r>
-        <w:rPr>
-          <w:b/>
-          <w:bCs/>
-          <w:i/>
-          <w:iCs/>
-          <w:color w:val="C00000"/>
-        </w:rPr>
-        <w:t>oppdater innholdsfortegnelsen</w:t>
-      </w:r>
-      <w:r>
-        <w:rPr>
-          <w:i/>
-          <w:iCs/>
-          <w:color w:val="C00000"/>
-        </w:rPr>
-        <w:t xml:space="preserve"> jevnlig.</w:t>
-      </w:r>
-    </w:p>
-    <w:p>
-      <w:pPr>
-        <w:pStyle w:val="Listeavsnitt"/>
-        <w:numPr>
-          <w:ilvl w:val="1"/>
-          <w:numId w:val="6"/>
-        </w:numPr>
-        <w:rPr>
-          <w:i/>
-          <w:iCs/>
-          <w:color w:val="C00000"/>
-        </w:rPr>
-      </w:pPr>
-      <w:r>
-        <w:rPr>
-          <w:i/>
-          <w:iCs/>
-          <w:color w:val="C00000"/>
-        </w:rPr>
-        <w:t>Det gir en god oversikt over rapportens fremdrift og struktur.</w:t>
-      </w:r>
-    </w:p>
-    <w:p>
-      <w:pPr>
-        <w:pStyle w:val="Listeavsnitt"/>
-        <w:numPr>
-          <w:ilvl w:val="0"/>
-          <w:numId w:val="6"/>
-        </w:numPr>
-        <w:rPr>
-          <w:i/>
-          <w:iCs/>
-          <w:color w:val="C00000"/>
-        </w:rPr>
-      </w:pPr>
-      <w:r>
-        <w:rPr>
-          <w:i/>
-          <w:iCs/>
-          <w:color w:val="C00000"/>
-        </w:rPr>
-        <w:t xml:space="preserve">Når du leser gjennom </w:t>
-      </w:r>
-      <w:proofErr w:type="gramStart"/>
-      <w:r>
-        <w:rPr>
-          <w:i/>
-          <w:iCs/>
-          <w:color w:val="C00000"/>
-        </w:rPr>
-        <w:t>rapporten…</w:t>
-      </w:r>
-      <w:proofErr w:type="gramEnd"/>
-      <w:r>
-        <w:rPr>
-          <w:i/>
-          <w:iCs/>
-          <w:color w:val="C00000"/>
-        </w:rPr>
-        <w:t xml:space="preserve"> prøv å gjøre det underholdende.</w:t>
-      </w:r>
-    </w:p>
-    <w:p>
-      <w:pPr>
-        <w:pStyle w:val="Listeavsnitt"/>
-        <w:numPr>
-          <w:ilvl w:val="1"/>
-          <w:numId w:val="6"/>
-        </w:numPr>
-        <w:rPr>
-          <w:i/>
-          <w:iCs/>
-          <w:color w:val="C00000"/>
-        </w:rPr>
-      </w:pPr>
-      <w:r>
-        <w:rPr>
-          <w:b/>
-          <w:bCs/>
-          <w:i/>
-          <w:iCs/>
-          <w:color w:val="C00000"/>
-        </w:rPr>
-        <w:t>Min personlige favoritt:</w:t>
-      </w:r>
-      <w:r>
-        <w:rPr>
-          <w:i/>
-          <w:iCs/>
-          <w:color w:val="C00000"/>
-        </w:rPr>
-        <w:t xml:space="preserve"> Les rapporten høyt med </w:t>
-      </w:r>
-      <w:proofErr w:type="gramStart"/>
-      <w:r>
-        <w:rPr>
-          <w:b/>
-          <w:bCs/>
-          <w:i/>
-          <w:iCs/>
-          <w:color w:val="C00000"/>
-        </w:rPr>
-        <w:t>Sir</w:t>
-      </w:r>
-      <w:proofErr w:type="gramEnd"/>
-      <w:r>
-        <w:rPr>
-          <w:b/>
-          <w:bCs/>
-          <w:i/>
-          <w:iCs/>
-          <w:color w:val="C00000"/>
-        </w:rPr>
-        <w:t xml:space="preserve"> David Attenboroughs</w:t>
+        </w:rPr>
+        <w:t>Sir David Attenboroughs</w:t>
       </w:r>
       <w:r>
         <w:rPr>
@@ -3821,7 +2736,6 @@
           <w:lang w:val="en-US"/>
         </w:rPr>
       </w:pPr>
-      <w:proofErr w:type="spellStart"/>
       <w:r>
         <w:rPr>
           <w:b/>
@@ -3829,17 +2743,7 @@
           <w:color w:val="EE0000"/>
           <w:lang w:val="en-US"/>
         </w:rPr>
-        <w:t>Hjelpetekst</w:t>
-      </w:r>
-      <w:proofErr w:type="spellEnd"/>
-      <w:r>
-        <w:rPr>
-          <w:b/>
-          <w:bCs/>
-          <w:color w:val="EE0000"/>
-          <w:lang w:val="en-US"/>
-        </w:rPr>
-        <w:t>:</w:t>
+        <w:t>Hjelpetekst:</w:t>
       </w:r>
     </w:p>
     <w:p>
@@ -4003,7 +2907,6 @@
           <w:lang w:val="en-US"/>
         </w:rPr>
       </w:pPr>
-      <w:proofErr w:type="spellStart"/>
       <w:r>
         <w:rPr>
           <w:b/>
@@ -4011,17 +2914,7 @@
           <w:color w:val="EE0000"/>
           <w:lang w:val="en-US"/>
         </w:rPr>
-        <w:t>Hjelpetekst</w:t>
-      </w:r>
-      <w:proofErr w:type="spellEnd"/>
-      <w:r>
-        <w:rPr>
-          <w:b/>
-          <w:bCs/>
-          <w:color w:val="EE0000"/>
-          <w:lang w:val="en-US"/>
-        </w:rPr>
-        <w:t>:</w:t>
+        <w:t>Hjelpetekst:</w:t>
       </w:r>
     </w:p>
     <w:p>
@@ -4035,48 +2928,12 @@
           <w:lang w:val="en-US"/>
         </w:rPr>
       </w:pPr>
-      <w:proofErr w:type="spellStart"/>
-      <w:proofErr w:type="gramStart"/>
       <w:r>
         <w:rPr>
           <w:color w:val="EE0000"/>
           <w:lang w:val="en-US"/>
         </w:rPr>
-        <w:t>Hva</w:t>
-      </w:r>
-      <w:proofErr w:type="spellEnd"/>
-      <w:proofErr w:type="gramEnd"/>
-      <w:r>
-        <w:rPr>
-          <w:color w:val="EE0000"/>
-          <w:lang w:val="en-US"/>
-        </w:rPr>
-        <w:t xml:space="preserve"> </w:t>
-      </w:r>
-      <w:proofErr w:type="gramStart"/>
-      <w:r>
-        <w:rPr>
-          <w:color w:val="EE0000"/>
-          <w:lang w:val="en-US"/>
-        </w:rPr>
-        <w:t xml:space="preserve">er </w:t>
-      </w:r>
-      <w:proofErr w:type="spellStart"/>
-      <w:r>
-        <w:rPr>
-          <w:color w:val="EE0000"/>
-          <w:lang w:val="en-US"/>
-        </w:rPr>
-        <w:t>hovedproblemet</w:t>
-      </w:r>
-      <w:proofErr w:type="spellEnd"/>
-      <w:proofErr w:type="gramEnd"/>
-      <w:r>
-        <w:rPr>
-          <w:color w:val="EE0000"/>
-          <w:lang w:val="en-US"/>
-        </w:rPr>
-        <w:t>?</w:t>
+        <w:t>Hva er hovedproblemet?</w:t>
       </w:r>
     </w:p>
     <w:p>
@@ -4107,69 +2964,12 @@
           <w:lang w:val="en-US"/>
         </w:rPr>
       </w:pPr>
-      <w:proofErr w:type="spellStart"/>
       <w:r>
         <w:rPr>
           <w:color w:val="EE0000"/>
           <w:lang w:val="en-US"/>
         </w:rPr>
-        <w:t>Hvordan</w:t>
-      </w:r>
-      <w:proofErr w:type="spellEnd"/>
-      <w:r>
-        <w:rPr>
-          <w:color w:val="EE0000"/>
-          <w:lang w:val="en-US"/>
-        </w:rPr>
-        <w:t xml:space="preserve"> </w:t>
-      </w:r>
-      <w:proofErr w:type="spellStart"/>
-      <w:r>
-        <w:rPr>
-          <w:color w:val="EE0000"/>
-          <w:lang w:val="en-US"/>
-        </w:rPr>
-        <w:t>ble</w:t>
-      </w:r>
-      <w:proofErr w:type="spellEnd"/>
-      <w:r>
-        <w:rPr>
-          <w:color w:val="EE0000"/>
-          <w:lang w:val="en-US"/>
-        </w:rPr>
-        <w:t xml:space="preserve"> </w:t>
-      </w:r>
-      <w:proofErr w:type="spellStart"/>
-      <w:r>
-        <w:rPr>
-          <w:color w:val="EE0000"/>
-          <w:lang w:val="en-US"/>
-        </w:rPr>
-        <w:t>problemet</w:t>
-      </w:r>
-      <w:proofErr w:type="spellEnd"/>
-      <w:r>
-        <w:rPr>
-          <w:color w:val="EE0000"/>
-          <w:lang w:val="en-US"/>
-        </w:rPr>
-        <w:t xml:space="preserve"> </w:t>
-      </w:r>
-      <w:proofErr w:type="spellStart"/>
-      <w:r>
-        <w:rPr>
-          <w:color w:val="EE0000"/>
-          <w:lang w:val="en-US"/>
-        </w:rPr>
-        <w:t>avgrenset</w:t>
-      </w:r>
-      <w:proofErr w:type="spellEnd"/>
-      <w:r>
-        <w:rPr>
-          <w:color w:val="EE0000"/>
-          <w:lang w:val="en-US"/>
-        </w:rPr>
-        <w:t>?</w:t>
+        <w:t>Hvordan ble problemet avgrenset?</w:t>
       </w:r>
     </w:p>
     <w:p>
@@ -4221,25 +3021,7 @@
           <w:iCs/>
           <w:color w:val="EE0000"/>
         </w:rPr>
-        <w:t xml:space="preserve">"Hovedutfordringen var å utvikle et lavkostnadssystem for å måle jordfuktighet i sanntid, som kan </w:t>
-      </w:r>
-      <w:proofErr w:type="gramStart"/>
-      <w:r>
-        <w:rPr>
-          <w:i/>
-          <w:iCs/>
-          <w:color w:val="EE0000"/>
-        </w:rPr>
-        <w:t>implementeres</w:t>
-      </w:r>
-      <w:proofErr w:type="gramEnd"/>
-      <w:r>
-        <w:rPr>
-          <w:i/>
-          <w:iCs/>
-          <w:color w:val="EE0000"/>
-        </w:rPr>
-        <w:t xml:space="preserve"> uten spesialkompetanse hos brukeren."</w:t>
+        <w:t>"Hovedutfordringen var å utvikle et lavkostnadssystem for å måle jordfuktighet i sanntid, som kan implementeres uten spesialkompetanse hos brukeren."</w:t>
       </w:r>
     </w:p>
     <w:p>
@@ -4294,7 +3076,6 @@
           <w:lang w:val="en-US"/>
         </w:rPr>
       </w:pPr>
-      <w:proofErr w:type="spellStart"/>
       <w:r>
         <w:rPr>
           <w:b/>
@@ -4302,17 +3083,7 @@
           <w:color w:val="EE0000"/>
           <w:lang w:val="en-US"/>
         </w:rPr>
-        <w:t>Hjelpetekst</w:t>
-      </w:r>
-      <w:proofErr w:type="spellEnd"/>
-      <w:r>
-        <w:rPr>
-          <w:b/>
-          <w:bCs/>
-          <w:color w:val="EE0000"/>
-          <w:lang w:val="en-US"/>
-        </w:rPr>
-        <w:t>:</w:t>
+        <w:t>Hjelpetekst:</w:t>
       </w:r>
     </w:p>
     <w:p>
@@ -4422,25 +3193,7 @@
           <w:iCs/>
           <w:color w:val="EE0000"/>
         </w:rPr>
-        <w:t xml:space="preserve">"Prosjektgruppen utviklet og testet en sensorprototyp koblet til </w:t>
-      </w:r>
-      <w:proofErr w:type="gramStart"/>
-      <w:r>
-        <w:rPr>
-          <w:i/>
-          <w:iCs/>
-          <w:color w:val="EE0000"/>
-        </w:rPr>
-        <w:t>et trådløst kommunikasjonsmodul</w:t>
-      </w:r>
-      <w:proofErr w:type="gramEnd"/>
-      <w:r>
-        <w:rPr>
-          <w:i/>
-          <w:iCs/>
-          <w:color w:val="EE0000"/>
-        </w:rPr>
-        <w:t>. Løsningen ble simulert og testet i kontrollerte omgivelser."</w:t>
+        <w:t>"Prosjektgruppen utviklet og testet en sensorprototyp koblet til et trådløst kommunikasjonsmodul. Løsningen ble simulert og testet i kontrollerte omgivelser."</w:t>
       </w:r>
     </w:p>
     <w:p>
@@ -4488,7 +3241,6 @@
           <w:lang w:val="en-US"/>
         </w:rPr>
       </w:pPr>
-      <w:proofErr w:type="spellStart"/>
       <w:r>
         <w:rPr>
           <w:b/>
@@ -4496,17 +3248,7 @@
           <w:color w:val="EE0000"/>
           <w:lang w:val="en-US"/>
         </w:rPr>
-        <w:t>Hjelpetekst</w:t>
-      </w:r>
-      <w:proofErr w:type="spellEnd"/>
-      <w:r>
-        <w:rPr>
-          <w:b/>
-          <w:bCs/>
-          <w:color w:val="EE0000"/>
-          <w:lang w:val="en-US"/>
-        </w:rPr>
-        <w:t>:</w:t>
+        <w:t>Hjelpetekst:</w:t>
       </w:r>
     </w:p>
     <w:p>
@@ -4537,69 +3279,12 @@
           <w:lang w:val="en-US"/>
         </w:rPr>
       </w:pPr>
-      <w:proofErr w:type="spellStart"/>
       <w:r>
         <w:rPr>
           <w:color w:val="EE0000"/>
           <w:lang w:val="en-US"/>
         </w:rPr>
-        <w:t>Hvordan</w:t>
-      </w:r>
-      <w:proofErr w:type="spellEnd"/>
-      <w:r>
-        <w:rPr>
-          <w:color w:val="EE0000"/>
-          <w:lang w:val="en-US"/>
-        </w:rPr>
-        <w:t xml:space="preserve"> </w:t>
-      </w:r>
-      <w:proofErr w:type="spellStart"/>
-      <w:r>
-        <w:rPr>
-          <w:color w:val="EE0000"/>
-          <w:lang w:val="en-US"/>
-        </w:rPr>
-        <w:t>vurderes</w:t>
-      </w:r>
-      <w:proofErr w:type="spellEnd"/>
-      <w:r>
-        <w:rPr>
-          <w:color w:val="EE0000"/>
-          <w:lang w:val="en-US"/>
-        </w:rPr>
-        <w:t xml:space="preserve"> </w:t>
-      </w:r>
-      <w:proofErr w:type="spellStart"/>
-      <w:r>
-        <w:rPr>
-          <w:color w:val="EE0000"/>
-          <w:lang w:val="en-US"/>
-        </w:rPr>
-        <w:t>systemets</w:t>
-      </w:r>
-      <w:proofErr w:type="spellEnd"/>
-      <w:r>
-        <w:rPr>
-          <w:color w:val="EE0000"/>
-          <w:lang w:val="en-US"/>
-        </w:rPr>
-        <w:t xml:space="preserve"> </w:t>
-      </w:r>
-      <w:proofErr w:type="spellStart"/>
-      <w:r>
-        <w:rPr>
-          <w:color w:val="EE0000"/>
-          <w:lang w:val="en-US"/>
-        </w:rPr>
-        <w:t>funksjon</w:t>
-      </w:r>
-      <w:proofErr w:type="spellEnd"/>
-      <w:r>
-        <w:rPr>
-          <w:color w:val="EE0000"/>
-          <w:lang w:val="en-US"/>
-        </w:rPr>
-        <w:t>?</w:t>
+        <w:t>Hvordan vurderes systemets funksjon?</w:t>
       </w:r>
     </w:p>
     <w:p>
@@ -4683,7 +3368,6 @@
       <w:r>
         <w:br w:type="page"/>
       </w:r>
-      <w:proofErr w:type="spellStart"/>
       <w:r>
         <w:rPr>
           <w:sz w:val="40"/>
@@ -4691,43 +3375,24 @@
           <w:lang w:val="en-GB"/>
         </w:rPr>
         <w:lastRenderedPageBreak/>
-        <w:t>Ordliste</w:t>
-      </w:r>
-      <w:proofErr w:type="spellEnd"/>
-      <w:r>
+        <w:t xml:space="preserve">Ordliste </w:t>
+      </w:r>
+    </w:p>
+    <w:p>
+      <w:pPr>
         <w:rPr>
           <w:sz w:val="40"/>
           <w:szCs w:val="40"/>
           <w:lang w:val="en-GB"/>
         </w:rPr>
-        <w:t xml:space="preserve"> </w:t>
-      </w:r>
-    </w:p>
-    <w:p>
-      <w:pPr>
+      </w:pPr>
+      <w:r>
         <w:rPr>
           <w:sz w:val="40"/>
           <w:szCs w:val="40"/>
           <w:lang w:val="en-GB"/>
         </w:rPr>
-      </w:pPr>
-      <w:proofErr w:type="spellStart"/>
-      <w:r>
-        <w:rPr>
-          <w:sz w:val="40"/>
-          <w:szCs w:val="40"/>
-          <w:lang w:val="en-GB"/>
-        </w:rPr>
-        <w:t>Eg.</w:t>
-      </w:r>
-      <w:proofErr w:type="spellEnd"/>
-      <w:r>
-        <w:rPr>
-          <w:sz w:val="40"/>
-          <w:szCs w:val="40"/>
-          <w:lang w:val="en-GB"/>
-        </w:rPr>
-        <w:t xml:space="preserve"> </w:t>
+        <w:t xml:space="preserve">Eg. </w:t>
       </w:r>
     </w:p>
     <w:p>
@@ -6841,71 +5506,158 @@
     <w:p>
       <w:pPr>
         <w:rPr>
+          <w:b/>
+          <w:bCs/>
           <w:sz w:val="22"/>
           <w:szCs w:val="22"/>
         </w:rPr>
       </w:pPr>
       <w:r>
         <w:rPr>
+          <w:b/>
+          <w:bCs/>
           <w:sz w:val="22"/>
           <w:szCs w:val="22"/>
         </w:rPr>
-        <w:t xml:space="preserve">Pomodoro-studieteknikken er en tidsstyringsmetode utviklet av Francesco </w:t>
-      </w:r>
-      <w:proofErr w:type="spellStart"/>
-      <w:r>
-        <w:rPr>
+        <w:t>Hva er pomodoro</w:t>
+      </w:r>
+      <w:r>
+        <w:rPr>
+          <w:b/>
+          <w:bCs/>
           <w:sz w:val="22"/>
           <w:szCs w:val="22"/>
         </w:rPr>
-        <w:t>Cirillo</w:t>
-      </w:r>
-      <w:proofErr w:type="spellEnd"/>
-      <w:r>
-        <w:rPr>
+        <w:t>?</w:t>
+      </w:r>
+      <w:r>
+        <w:rPr>
+          <w:b/>
+          <w:bCs/>
           <w:sz w:val="22"/>
           <w:szCs w:val="22"/>
         </w:rPr>
-        <w:t xml:space="preserve"> som</w:t>
-      </w:r>
-      <w:r>
-        <w:rPr>
+        <w:t xml:space="preserve"> </w:t>
+      </w:r>
+      <w:r>
+        <w:rPr>
+          <w:b/>
+          <w:bCs/>
           <w:sz w:val="22"/>
           <w:szCs w:val="22"/>
         </w:rPr>
-        <w:t xml:space="preserve"> går ut på å jobbe i fokuserte økter på 25 minutter, kalt "</w:t>
-      </w:r>
-      <w:proofErr w:type="spellStart"/>
+        <w:br/>
+      </w:r>
+      <w:sdt>
+        <w:sdtPr>
+          <w:rPr>
+            <w:sz w:val="22"/>
+            <w:szCs w:val="22"/>
+          </w:rPr>
+          <w:id w:val="1768431799"/>
+          <w:citation/>
+        </w:sdtPr>
+        <w:sdtContent>
+          <w:r>
+            <w:rPr>
+              <w:sz w:val="22"/>
+              <w:szCs w:val="22"/>
+            </w:rPr>
+            <w:fldChar w:fldCharType="begin"/>
+          </w:r>
+          <w:r>
+            <w:rPr>
+              <w:sz w:val="22"/>
+              <w:szCs w:val="22"/>
+            </w:rPr>
+            <w:instrText xml:space="preserve"> CITATION Jef21 \l 1044 </w:instrText>
+          </w:r>
+          <w:r>
+            <w:rPr>
+              <w:sz w:val="22"/>
+              <w:szCs w:val="22"/>
+            </w:rPr>
+            <w:fldChar w:fldCharType="separate"/>
+          </w:r>
+          <w:r>
+            <w:rPr>
+              <w:noProof/>
+              <w:sz w:val="22"/>
+              <w:szCs w:val="22"/>
+            </w:rPr>
+            <w:t>(Jefferson Costales, 2021)</w:t>
+          </w:r>
+          <w:r>
+            <w:rPr>
+              <w:sz w:val="22"/>
+              <w:szCs w:val="22"/>
+            </w:rPr>
+            <w:fldChar w:fldCharType="end"/>
+          </w:r>
+        </w:sdtContent>
+      </w:sdt>
       <w:r>
         <w:rPr>
           <w:sz w:val="22"/>
           <w:szCs w:val="22"/>
         </w:rPr>
-        <w:t>pomodoros</w:t>
-      </w:r>
-      <w:proofErr w:type="spellEnd"/>
+        <w:t>Pomodoro-studieteknikken er en tidsstyringsmetode utviklet av Francesco Cirillo</w:t>
+      </w:r>
       <w:r>
         <w:rPr>
           <w:sz w:val="22"/>
           <w:szCs w:val="22"/>
         </w:rPr>
-        <w:t xml:space="preserve">", etterfulgt av en kort pause på 5 minutter. Etter fire </w:t>
-      </w:r>
-      <w:proofErr w:type="spellStart"/>
+        <w:t xml:space="preserve"> som</w:t>
+      </w:r>
       <w:r>
         <w:rPr>
           <w:sz w:val="22"/>
           <w:szCs w:val="22"/>
         </w:rPr>
-        <w:t>pomodoros</w:t>
-      </w:r>
-      <w:proofErr w:type="spellEnd"/>
+        <w:t xml:space="preserve"> går ut på å jobbe i fokuserte økter på 25 minutter, kalt "pomodoros", etterfulgt av en kort pause på 5 minutter. Etter fire pomodoros tar man en lengre pause på 15-30 minutter. </w:t>
+      </w:r>
       <w:r>
         <w:rPr>
           <w:sz w:val="22"/>
           <w:szCs w:val="22"/>
         </w:rPr>
-        <w:t xml:space="preserve"> tar man en lengre pause på 15-30 minutter. Teknikken hjelper med å opprettholde konsentrasjon og redusere utmattelse ved å bryte arbeidet inn i håndterbare intervaller.</w:t>
+        <w:t>Det er også mulig å bestemme hvilke int</w:t>
+      </w:r>
+      <w:r>
+        <w:rPr>
+          <w:sz w:val="22"/>
+          <w:szCs w:val="22"/>
+        </w:rPr>
+        <w:t>er</w:t>
+      </w:r>
+      <w:r>
+        <w:rPr>
+          <w:sz w:val="22"/>
+          <w:szCs w:val="22"/>
+        </w:rPr>
+        <w:t xml:space="preserve">valltyper som passer </w:t>
+      </w:r>
+      <w:r>
+        <w:rPr>
+          <w:sz w:val="22"/>
+          <w:szCs w:val="22"/>
+        </w:rPr>
+        <w:t>best for en selv</w:t>
+      </w:r>
+      <w:r>
+        <w:rPr>
+          <w:sz w:val="22"/>
+          <w:szCs w:val="22"/>
+        </w:rPr>
+        <w:t xml:space="preserve">. </w:t>
+      </w:r>
+      <w:r>
+        <w:rPr>
+          <w:sz w:val="22"/>
+          <w:szCs w:val="22"/>
+        </w:rPr>
+        <w:t>Teknikken hjelper med å opprettholde konsentrasjon og redusere utmattelse ved å bryte arbeidet inn i håndterbare intervaller.</w:t>
       </w:r>
     </w:p>
     <w:p>
@@ -7035,43 +5787,7 @@
             <w:sz w:val="22"/>
             <w:szCs w:val="22"/>
           </w:rPr>
-          <w:t xml:space="preserve">National Center for </w:t>
-        </w:r>
-        <w:proofErr w:type="spellStart"/>
-        <w:r>
-          <w:rPr>
-            <w:rStyle w:val="Hyperkobling"/>
-            <w:sz w:val="22"/>
-            <w:szCs w:val="22"/>
-          </w:rPr>
-          <w:t>Education</w:t>
-        </w:r>
-        <w:proofErr w:type="spellEnd"/>
-        <w:r>
-          <w:rPr>
-            <w:rStyle w:val="Hyperkobling"/>
-            <w:sz w:val="22"/>
-            <w:szCs w:val="22"/>
-          </w:rPr>
-          <w:t xml:space="preserve"> </w:t>
-        </w:r>
-        <w:proofErr w:type="spellStart"/>
-        <w:r>
-          <w:rPr>
-            <w:rStyle w:val="Hyperkobling"/>
-            <w:sz w:val="22"/>
-            <w:szCs w:val="22"/>
-          </w:rPr>
-          <w:t>Statistics</w:t>
-        </w:r>
-        <w:proofErr w:type="spellEnd"/>
-        <w:r>
-          <w:rPr>
-            <w:rStyle w:val="Hyperkobling"/>
-            <w:sz w:val="22"/>
-            <w:szCs w:val="22"/>
-          </w:rPr>
-          <w:t xml:space="preserve"> (NCES)</w:t>
+          <w:t>National Center for Education Statistics (NCES)</w:t>
         </w:r>
       </w:hyperlink>
       <w:r>
@@ -7079,39 +5795,15 @@
           <w:sz w:val="22"/>
           <w:szCs w:val="22"/>
         </w:rPr>
-        <w:t xml:space="preserve"> i USA, rapporterte 26 prosent av skoleledere at elevers mangel på fokus eller oppmerksomhet hadde en "alvorlig negativ innvirkning" på læringen i skoleåret 2023-24. Dette tallet øker til 75 prosent når man inkluderer tilfeller med moderat eller alvorlig innvirkning. Ifølge dataene fra National Center for </w:t>
-      </w:r>
-      <w:proofErr w:type="spellStart"/>
+        <w:t xml:space="preserve"> i USA, rapporterte 26 prosent av skoleledere at elevers mangel på fokus eller oppmerksomhet hadde en "alvorlig negativ innvirkning" på læringen i skoleåret 2023-24. Dette tallet øker til 75 prosent når man inkluderer tilfeller med moderat eller alvorlig innvirkning. Ifølge dataene fra National Center for Education Statistics (NCES) rapporterte 16 prosent av offentlige skoleledere at «bruk av mobiltelefoner, datamaskiner og andre elektroniske enheter når det ikke er tillatt» hadde en «alvorlig negativ innvirkning» på læringen i skoleåret 2023-24. Dette indikerer at uautorisert bruk av digitale enheter, </w:t>
+      </w:r>
       <w:r>
         <w:rPr>
           <w:sz w:val="22"/>
           <w:szCs w:val="22"/>
         </w:rPr>
-        <w:t>Education</w:t>
-      </w:r>
-      <w:proofErr w:type="spellEnd"/>
-      <w:r>
-        <w:rPr>
-          <w:sz w:val="22"/>
-          <w:szCs w:val="22"/>
-        </w:rPr>
-        <w:t xml:space="preserve"> </w:t>
-      </w:r>
-      <w:proofErr w:type="spellStart"/>
-      <w:r>
-        <w:rPr>
-          <w:sz w:val="22"/>
-          <w:szCs w:val="22"/>
-        </w:rPr>
-        <w:t>Statistics</w:t>
-      </w:r>
-      <w:proofErr w:type="spellEnd"/>
-      <w:r>
-        <w:rPr>
-          <w:sz w:val="22"/>
-          <w:szCs w:val="22"/>
-        </w:rPr>
-        <w:t xml:space="preserve"> (NCES) rapporterte 16 prosent av offentlige skoleledere at «bruk av mobiltelefoner, datamaskiner og andre elektroniske enheter når det ikke er tillatt» hadde en «alvorlig negativ innvirkning» på læringen i skoleåret 2023-24. Dette indikerer at uautorisert bruk av digitale enheter, som mobiltelefoner, er en betydelig faktor som utfordrer elevenes konsentrasjon i klasserommet.</w:t>
+        <w:lastRenderedPageBreak/>
+        <w:t>som mobiltelefoner, er en betydelig faktor som utfordrer elevenes konsentrasjon i klasserommet.</w:t>
       </w:r>
     </w:p>
     <w:p>
@@ -7123,7 +5815,6 @@
         <w:rPr>
           <w:noProof/>
         </w:rPr>
-        <w:lastRenderedPageBreak/>
         <w:drawing>
           <wp:inline distT="0" distB="0" distL="0" distR="0" wp14:anchorId="696DD1D0" wp14:editId="02D07AB4">
             <wp:extent cx="3573780" cy="2286000"/>
@@ -7268,97 +5959,7 @@
             <w:sz w:val="22"/>
             <w:szCs w:val="22"/>
           </w:rPr>
-          <w:t>"</w:t>
-        </w:r>
-        <w:proofErr w:type="spellStart"/>
-        <w:r>
-          <w:rPr>
-            <w:rStyle w:val="Hyperkobling"/>
-            <w:sz w:val="22"/>
-            <w:szCs w:val="22"/>
-          </w:rPr>
-          <w:t>Understanding</w:t>
-        </w:r>
-        <w:proofErr w:type="spellEnd"/>
-        <w:r>
-          <w:rPr>
-            <w:rStyle w:val="Hyperkobling"/>
-            <w:sz w:val="22"/>
-            <w:szCs w:val="22"/>
-          </w:rPr>
-          <w:t xml:space="preserve"> </w:t>
-        </w:r>
-        <w:proofErr w:type="spellStart"/>
-        <w:r>
-          <w:rPr>
-            <w:rStyle w:val="Hyperkobling"/>
-            <w:sz w:val="22"/>
-            <w:szCs w:val="22"/>
-          </w:rPr>
-          <w:t>effort</w:t>
-        </w:r>
-        <w:proofErr w:type="spellEnd"/>
-        <w:r>
-          <w:rPr>
-            <w:rStyle w:val="Hyperkobling"/>
-            <w:sz w:val="22"/>
-            <w:szCs w:val="22"/>
-          </w:rPr>
-          <w:t xml:space="preserve"> </w:t>
-        </w:r>
-        <w:proofErr w:type="spellStart"/>
-        <w:r>
-          <w:rPr>
-            <w:rStyle w:val="Hyperkobling"/>
-            <w:sz w:val="22"/>
-            <w:szCs w:val="22"/>
-          </w:rPr>
-          <w:t>regulation</w:t>
-        </w:r>
-        <w:proofErr w:type="spellEnd"/>
-        <w:r>
-          <w:rPr>
-            <w:rStyle w:val="Hyperkobling"/>
-            <w:sz w:val="22"/>
-            <w:szCs w:val="22"/>
-          </w:rPr>
-          <w:t xml:space="preserve">: </w:t>
-        </w:r>
-        <w:proofErr w:type="spellStart"/>
-        <w:r>
-          <w:rPr>
-            <w:rStyle w:val="Hyperkobling"/>
-            <w:sz w:val="22"/>
-            <w:szCs w:val="22"/>
-          </w:rPr>
-          <w:t>Comparing</w:t>
-        </w:r>
-        <w:proofErr w:type="spellEnd"/>
-        <w:r>
-          <w:rPr>
-            <w:rStyle w:val="Hyperkobling"/>
-            <w:sz w:val="22"/>
-            <w:szCs w:val="22"/>
-          </w:rPr>
-          <w:t xml:space="preserve"> 'Pomodoro' breaks and </w:t>
-        </w:r>
-        <w:proofErr w:type="spellStart"/>
-        <w:r>
-          <w:rPr>
-            <w:rStyle w:val="Hyperkobling"/>
-            <w:sz w:val="22"/>
-            <w:szCs w:val="22"/>
-          </w:rPr>
-          <w:t>self-regulated</w:t>
-        </w:r>
-        <w:proofErr w:type="spellEnd"/>
-        <w:r>
-          <w:rPr>
-            <w:rStyle w:val="Hyperkobling"/>
-            <w:sz w:val="22"/>
-            <w:szCs w:val="22"/>
-          </w:rPr>
-          <w:t xml:space="preserve"> breaks"</w:t>
+          <w:t>"Understanding effort regulation: Comparing 'Pomodoro' breaks and self-regulated breaks"</w:t>
         </w:r>
       </w:hyperlink>
       <w:r>
@@ -7366,71 +5967,7 @@
           <w:sz w:val="22"/>
           <w:szCs w:val="22"/>
         </w:rPr>
-        <w:t xml:space="preserve"> (publisert i British Journal </w:t>
-      </w:r>
-      <w:proofErr w:type="spellStart"/>
-      <w:r>
-        <w:rPr>
-          <w:sz w:val="22"/>
-          <w:szCs w:val="22"/>
-        </w:rPr>
-        <w:t>of</w:t>
-      </w:r>
-      <w:proofErr w:type="spellEnd"/>
-      <w:r>
-        <w:rPr>
-          <w:sz w:val="22"/>
-          <w:szCs w:val="22"/>
-        </w:rPr>
-        <w:t xml:space="preserve"> </w:t>
-      </w:r>
-      <w:proofErr w:type="spellStart"/>
-      <w:r>
-        <w:rPr>
-          <w:sz w:val="22"/>
-          <w:szCs w:val="22"/>
-        </w:rPr>
-        <w:t>Educational</w:t>
-      </w:r>
-      <w:proofErr w:type="spellEnd"/>
-      <w:r>
-        <w:rPr>
-          <w:sz w:val="22"/>
-          <w:szCs w:val="22"/>
-        </w:rPr>
-        <w:t xml:space="preserve"> </w:t>
-      </w:r>
-      <w:proofErr w:type="spellStart"/>
-      <w:r>
-        <w:rPr>
-          <w:sz w:val="22"/>
-          <w:szCs w:val="22"/>
-        </w:rPr>
-        <w:t>Psychology</w:t>
-      </w:r>
-      <w:proofErr w:type="spellEnd"/>
-      <w:r>
-        <w:rPr>
-          <w:sz w:val="22"/>
-          <w:szCs w:val="22"/>
-        </w:rPr>
-        <w:t xml:space="preserve">, 2023) undersøkte effekten av systematiske pauser versus selvregulerte pauser under selvstudium. 87 studenter deltok i en online-intervensjon: En gruppe tok selvbestemte pauser (n=35), mens andre fulgte Pomodoro-teknikken (24 </w:t>
-      </w:r>
-      <w:proofErr w:type="gramStart"/>
-      <w:r>
-        <w:rPr>
-          <w:sz w:val="22"/>
-          <w:szCs w:val="22"/>
-        </w:rPr>
-        <w:t>min studier</w:t>
-      </w:r>
-      <w:proofErr w:type="gramEnd"/>
-      <w:r>
-        <w:rPr>
-          <w:sz w:val="22"/>
-          <w:szCs w:val="22"/>
-        </w:rPr>
-        <w:t xml:space="preserve"> + 6 min pause, n=25) eller kortere systematiske pauser (12 min + 3 min, n=27). Resultatene viste at selvregulerte pauser førte til lengre studieøkter og pauser, høyere tretthet og distraksjon, samt lavere konsentrasjon og motivasjon sammenlignet med systematiske pauser. Det var ingen forskjell i mental innsats eller oppgavefullføring, men systematiske pauser ga bedre humør og effektivitet (samme oppgaver fullført på kortere tid).</w:t>
+        <w:t xml:space="preserve"> (publisert i British Journal of Educational Psychology, 2023) undersøkte effekten av systematiske pauser versus selvregulerte pauser under selvstudium. 87 studenter deltok i en online-intervensjon: En gruppe tok selvbestemte pauser (n=35), mens andre fulgte Pomodoro-teknikken (24 min studier + 6 min pause, n=25) eller kortere systematiske pauser (12 min + 3 min, n=27). Resultatene viste at selvregulerte pauser førte til lengre studieøkter og pauser, høyere tretthet og distraksjon, samt lavere konsentrasjon og motivasjon sammenlignet med systematiske pauser. Det var ingen forskjell i mental innsats eller oppgavefullføring, men systematiske pauser ga bedre humør og effektivitet (samme oppgaver fullført på kortere tid).</w:t>
       </w:r>
     </w:p>
     <w:p>
@@ -7658,21 +6195,12 @@
         </w:rPr>
         <w:t xml:space="preserve">r og </w:t>
       </w:r>
-      <w:proofErr w:type="spellStart"/>
       <w:r>
         <w:rPr>
           <w:sz w:val="22"/>
           <w:szCs w:val="22"/>
         </w:rPr>
-        <w:t>pomodoroen</w:t>
-      </w:r>
-      <w:proofErr w:type="spellEnd"/>
-      <w:r>
-        <w:rPr>
-          <w:sz w:val="22"/>
-          <w:szCs w:val="22"/>
-        </w:rPr>
-        <w:t xml:space="preserve"> er på samme plattform.</w:t>
+        <w:t>pomodoroen er på samme plattform.</w:t>
       </w:r>
       <w:r>
         <w:rPr>
@@ -7766,14 +6294,7 @@
           <w:sz w:val="22"/>
           <w:szCs w:val="22"/>
         </w:rPr>
-        <w:t>.</w:t>
-      </w:r>
-      <w:r>
-        <w:rPr>
-          <w:sz w:val="22"/>
-          <w:szCs w:val="22"/>
-        </w:rPr>
-        <w:t xml:space="preserve"> </w:t>
+        <w:t xml:space="preserve">. </w:t>
       </w:r>
       <w:r>
         <w:rPr>
@@ -8145,15 +6666,7 @@
     </w:p>
     <w:p>
       <w:r>
-        <w:t xml:space="preserve">Bruk av Pomodoro-teknikken, som innebærer systematiske pauser på 6 minutter etter hver 24-minutters studieblokk, kan være en effektiv strategi for å regulere mental innsats og fremme bærekraftig læring under selvstudie. Studien av </w:t>
-      </w:r>
-      <w:proofErr w:type="spellStart"/>
-      <w:r>
-        <w:t>Biwer</w:t>
-      </w:r>
-      <w:proofErr w:type="spellEnd"/>
-      <w:r>
-        <w:t xml:space="preserve"> et al. (2023) viser at systematiske pauser, sammenlignet med selvregulerte pauser, er assosiert med lavere nivåer av tretthet og distraksjon, samt høyere nivåer av konsentrasjon og motivasjon. Videre indikerer funnene at studenter som følger Pomodoro-teknikken oppnår lignende oppgavefullførelse på kortere tid, noe som tyder på økt effektivitet. Å undersøke effekten av Pomodoro-teknikken er derfor relevant for å forstå hvordan strukturerte pauser kan optimalisere studenters selvregulerte læring og bidra til bedre studieresultater.</w:t>
+        <w:t>Bruk av Pomodoro-teknikken, som innebærer systematiske pauser på 6 minutter etter hver 24-minutters studieblokk, kan være en effektiv strategi for å regulere mental innsats og fremme bærekraftig læring under selvstudie. Studien av Biwer et al. (2023) viser at systematiske pauser, sammenlignet med selvregulerte pauser, er assosiert med lavere nivåer av tretthet og distraksjon, samt høyere nivåer av konsentrasjon og motivasjon. Videre indikerer funnene at studenter som følger Pomodoro-teknikken oppnår lignende oppgavefullførelse på kortere tid, noe som tyder på økt effektivitet. Å undersøke effekten av Pomodoro-teknikken er derfor relevant for å forstå hvordan strukturerte pauser kan optimalisere studenters selvregulerte læring og bidra til bedre studieresultater.</w:t>
       </w:r>
       <w:r>
         <w:br/>
@@ -8281,6 +6794,27 @@
       <w:pPr>
         <w:pStyle w:val="Listeavsnitt"/>
         <w:numPr>
+          <w:ilvl w:val="2"/>
+          <w:numId w:val="5"/>
+        </w:numPr>
+        <w:rPr>
+          <w:b/>
+          <w:bCs/>
+          <w:u w:val="single"/>
+        </w:rPr>
+      </w:pPr>
+      <w:r>
+        <w:lastRenderedPageBreak/>
+        <w:t>Gå igjennom vitenskapelige artikler som omhandler effekten av pomodoro-teknikken</w:t>
+      </w:r>
+      <w:r>
+        <w:t xml:space="preserve"> </w:t>
+      </w:r>
+    </w:p>
+    <w:p>
+      <w:pPr>
+        <w:pStyle w:val="Listeavsnitt"/>
+        <w:numPr>
           <w:ilvl w:val="1"/>
           <w:numId w:val="5"/>
         </w:numPr>
@@ -8296,7 +6830,6 @@
           <w:bCs/>
           <w:u w:val="single"/>
         </w:rPr>
-        <w:lastRenderedPageBreak/>
         <w:t>Utvikling av produkt</w:t>
       </w:r>
     </w:p>
@@ -8488,14 +7021,12 @@
         <w:t xml:space="preserve">egen </w:t>
       </w:r>
       <w:hyperlink r:id="rId27" w:history="1">
-        <w:proofErr w:type="spellStart"/>
         <w:r>
           <w:rPr>
             <w:rStyle w:val="Hyperkobling"/>
           </w:rPr>
           <w:t>github</w:t>
         </w:r>
-        <w:proofErr w:type="spellEnd"/>
       </w:hyperlink>
     </w:p>
     <w:p>
@@ -8571,13 +7102,8 @@
         </w:numPr>
       </w:pPr>
       <w:r>
-        <w:t xml:space="preserve">Utvikling av </w:t>
-      </w:r>
-      <w:proofErr w:type="spellStart"/>
-      <w:r>
-        <w:t>firmware</w:t>
-      </w:r>
-      <w:proofErr w:type="spellEnd"/>
+        <w:t>Utvikling av firmware</w:t>
+      </w:r>
       <w:r>
         <w:t xml:space="preserve"> </w:t>
       </w:r>
@@ -8591,15 +7117,7 @@
         </w:numPr>
       </w:pPr>
       <w:r>
-        <w:t xml:space="preserve">Simulere kode i </w:t>
-      </w:r>
-      <w:proofErr w:type="spellStart"/>
-      <w:r>
-        <w:t>wokwi</w:t>
-      </w:r>
-      <w:proofErr w:type="spellEnd"/>
-      <w:r>
-        <w:t xml:space="preserve"> for verifikasjon før oppkobling</w:t>
+        <w:t>Simulere kode i wokwi for verifikasjon før oppkobling</w:t>
       </w:r>
     </w:p>
     <w:p>
@@ -8788,15 +7306,7 @@
         <w:t>Lage</w:t>
       </w:r>
       <w:r>
-        <w:t xml:space="preserve"> </w:t>
-      </w:r>
-      <w:proofErr w:type="spellStart"/>
-      <w:r>
-        <w:t>github</w:t>
-      </w:r>
-      <w:proofErr w:type="spellEnd"/>
-      <w:r>
-        <w:t xml:space="preserve"> side</w:t>
+        <w:t xml:space="preserve"> github side</w:t>
       </w:r>
       <w:r>
         <w:t xml:space="preserve"> </w:t>
@@ -9057,86 +7567,255 @@
           <w:color w:val="EE0000"/>
         </w:rPr>
       </w:pPr>
-      <w:r>
-        <w:rPr>
-          <w:color w:val="EE0000"/>
-        </w:rPr>
-        <w:t>Formål: Gi et teoretisk rammeverk som leseren trenger for å forstå prosjektet, og vise at gruppen har innsikt i sentrale faglige konsepter.</w:t>
-      </w:r>
-    </w:p>
-    <w:p>
-      <w:pPr>
-        <w:rPr>
-          <w:color w:val="EE0000"/>
-        </w:rPr>
-      </w:pPr>
-      <w:r>
-        <w:rPr>
-          <w:color w:val="EE0000"/>
-        </w:rPr>
-        <w:t xml:space="preserve"> Stil: Forklarende og akademisk. Koble teori til prosjektets praktiske innhold der det er mulig.</w:t>
-      </w:r>
-    </w:p>
-    <w:p>
-      <w:pPr>
-        <w:rPr>
-          <w:color w:val="EE0000"/>
-        </w:rPr>
-      </w:pPr>
-      <w:r>
-        <w:rPr>
-          <w:color w:val="EE0000"/>
-        </w:rPr>
-        <w:t>-----------</w:t>
-      </w:r>
-    </w:p>
-    <w:p>
-      <w:pPr>
-        <w:rPr>
-          <w:color w:val="EE0000"/>
-        </w:rPr>
-      </w:pPr>
-      <w:r>
+    </w:p>
+    <w:p>
+      <w:r>
+        <w:t xml:space="preserve">Med utgangspunkt i to sentrale publikasjoner – </w:t>
+      </w:r>
+      <w:hyperlink r:id="rId28" w:history="1">
+        <w:r>
+          <w:rPr>
+            <w:rStyle w:val="Hyperkobling"/>
+          </w:rPr>
+          <w:t>Biwer et al. (2023)</w:t>
+        </w:r>
+      </w:hyperlink>
+      <w:r>
+        <w:t xml:space="preserve"> og </w:t>
+      </w:r>
+      <w:hyperlink r:id="rId29" w:history="1">
+        <w:r>
+          <w:rPr>
+            <w:rStyle w:val="Hyperkobling"/>
+          </w:rPr>
+          <w:t>Costales et al. (2021)</w:t>
+        </w:r>
+      </w:hyperlink>
+      <w:r>
+        <w:t xml:space="preserve"> – </w:t>
+      </w:r>
+      <w:r>
+        <w:t>tar for seg</w:t>
+      </w:r>
+      <w:r>
+        <w:t xml:space="preserve"> teorier og konsepter knyttet til </w:t>
+      </w:r>
+      <w:r>
+        <w:rPr>
+          <w:i/>
+          <w:iCs/>
+        </w:rPr>
+        <w:t>innsatsregulering</w:t>
+      </w:r>
+      <w:r>
+        <w:t xml:space="preserve">, </w:t>
+      </w:r>
+      <w:r>
+        <w:rPr>
+          <w:i/>
+          <w:iCs/>
+        </w:rPr>
+        <w:t>selvregulert læring</w:t>
+      </w:r>
+      <w:r>
+        <w:t xml:space="preserve">, </w:t>
+      </w:r>
+      <w:r>
+        <w:rPr>
+          <w:i/>
+          <w:iCs/>
+        </w:rPr>
+        <w:t>tidsstyring</w:t>
+      </w:r>
+      <w:r>
+        <w:t xml:space="preserve"> og </w:t>
+      </w:r>
+      <w:r>
+        <w:rPr>
+          <w:i/>
+          <w:iCs/>
+        </w:rPr>
+        <w:t>kognitiv belastning</w:t>
+      </w:r>
+      <w:r>
+        <w:t xml:space="preserve"> for å gi et helhetlig grunnlag for å forstå bruken av Pomodoro-teknikken i pedagogiske sammenhenger.</w:t>
+      </w:r>
+      <w:r>
+        <w:t xml:space="preserve"> </w:t>
+      </w:r>
+      <w:r>
+        <w:t xml:space="preserve">Disse konseptene gir en ramme for å analysere hvordan teknikken kan forbedre læringsresultater i </w:t>
+      </w:r>
+      <w:r>
+        <w:t>en verden full av distraksjoner</w:t>
+      </w:r>
+      <w:r>
+        <w:t>.</w:t>
+      </w:r>
+    </w:p>
+    <w:p>
+      <w:pPr>
         <w:rPr>
           <w:b/>
           <w:bCs/>
-          <w:color w:val="EE0000"/>
-        </w:rPr>
-        <w:t>Formål:</w:t>
-      </w:r>
-      <w:r>
-        <w:rPr>
-          <w:color w:val="EE0000"/>
-        </w:rPr>
-        <w:t xml:space="preserve"> Forklar hensikten med teorikapittelet og hvordan det relaterer seg til problemstillingen.</w:t>
-      </w:r>
-    </w:p>
-    <w:p>
-      <w:pPr>
-        <w:rPr>
-          <w:color w:val="EE0000"/>
-          <w:lang w:val="en-US"/>
-        </w:rPr>
-      </w:pPr>
-      <w:proofErr w:type="spellStart"/>
+        </w:rPr>
+      </w:pPr>
       <w:r>
         <w:rPr>
           <w:b/>
           <w:bCs/>
-          <w:color w:val="EE0000"/>
-          <w:lang w:val="en-US"/>
-        </w:rPr>
-        <w:t>Hjelpetekst</w:t>
-      </w:r>
-      <w:proofErr w:type="spellEnd"/>
-      <w:r>
+        </w:rPr>
+        <w:t>Selvregulert læring</w:t>
+      </w:r>
+    </w:p>
+    <w:p>
+      <w:r>
+        <w:t>Selvregulert læring (SRL) refererer til prosessen der elever aktivt styrer sin egen læring gjennom målsetting, overvåking og kontroll av sine kognitive, motiverende og atferdsmessige prosesser (Biwer et al., 2021). SRL er avgjørende i nettbasert læring, der studenter ofte mangler den strukturerte veiledningen fra tradisjonelle klasserom. Pomodoro-teknikken støtter SRL ved å tilby et strukturert rammeverk som oppmuntrer studenter til å sette spesifikke mål for hver pomodoro, overvåke fremgangen sin og justere innsatsen basert på tilbakemeldinger fra hver økt. Studien til Biwer et al. (2023) viser at systematisk pause-taking, som i Pomodoro-teknikken, kan redusere tretthet og distraksjon, og dermed fremme høyere nivåer av konsentrasjon og motivasjon sammenlignet med selvregulerte pauser.</w:t>
+      </w:r>
+    </w:p>
+    <w:p>
+      <w:pPr>
         <w:rPr>
           <w:b/>
           <w:bCs/>
+        </w:rPr>
+      </w:pPr>
+      <w:r>
+        <w:rPr>
+          <w:b/>
+          <w:bCs/>
+        </w:rPr>
+        <w:t>Innsatsregulering</w:t>
+      </w:r>
+    </w:p>
+    <w:p>
+      <w:r>
+        <w:t>Innsatsregulering handler om hvordan studenter håndterer og fordeler sin mentale innsats for å optimalisere læringsresultater (Biwer et al., 2023). Pomodoro-teknikken strukturerer denne prosessen ved å balansere perioder med intens fokus med korte pauser, som bidrar til å forhindre kognitiv overbelastning og opprettholde mentale ressurser. Biwer et al. (2023) fant at systematiske pauser, som de i Pomodoro-teknikken, førte til bedre humør og høyere effektivitet (dvs. lignende oppgavefullføring på kortere tid) sammenlignet med selvregulerte pauser. Dette antyder at Pomodoro-teknikken kan være en effektiv strategi for å regulere mental innsats i nettbasert læring.</w:t>
+      </w:r>
+    </w:p>
+    <w:p>
+      <w:pPr>
+        <w:rPr>
+          <w:b/>
+          <w:bCs/>
+        </w:rPr>
+      </w:pPr>
+      <w:r>
+        <w:rPr>
+          <w:b/>
+          <w:bCs/>
+        </w:rPr>
+        <w:t>Tidsstyring</w:t>
+      </w:r>
+    </w:p>
+    <w:p>
+      <w:r>
+        <w:t>Effektiv tidsstyring er en kritisk komponent i både selvregulert læring og innsatsregulering. Pomodoro-teknikken fremmer tidsstyring ved å dele opp arbeid i faste tidsintervaller, noe som hjelper studenter med å unngå utsettelse og håndtere komplekse oppgaver ved å bryte dem ned i mindre, håndterbare deler (Costales et al., 2021). Studien til Costales et al. (2021) viser at studenter som brukte Pomodoro-teknikken, opplevde en signifikant forbedring i akademiske resultater, noe som ble støttet av statistiske analyser som ANOVA, som indikerte en økning i varians og en kritisk rate som bekreftet teknikkens effektivitet.</w:t>
+      </w:r>
+    </w:p>
+    <w:p>
+      <w:pPr>
+        <w:rPr>
+          <w:b/>
+          <w:bCs/>
+        </w:rPr>
+      </w:pPr>
+      <w:r>
+        <w:rPr>
+          <w:b/>
+          <w:bCs/>
+        </w:rPr>
+        <w:t>Kognitiv belastning</w:t>
+      </w:r>
+    </w:p>
+    <w:p>
+      <w:r>
+        <w:t>Kognitiv belastningsteori (Ayres et al., 2021, sitert i Biwer et al., 2023) forklarer hvordan læringsoppgaver påvirker arbeidsminnets kapasitet. Pomodoro-teknikken reduserer kognitiv belastning ved å dele opp komplekse oppgaver i mindre segmenter, slik at studenter kan behandle informasjon mer effektivt. Ved å inkludere regelmessige pauser, gir teknikken arbeidsminnet tid til å restituere, noe som kan forbedre læringsutbyttet. Costales et al. (2021) understreker at Pomodoro-teknikken hjelper studenter med å motstå selvavbrytelser og trene hjernen til å konsentrere seg, noe som ytterligere reduserer unødvendig kognitiv belastning forårsaket av distraksjoner.</w:t>
+      </w:r>
+    </w:p>
+    <w:p>
+      <w:pPr>
+        <w:rPr>
+          <w:color w:val="EE0000"/>
+        </w:rPr>
+      </w:pPr>
+    </w:p>
+    <w:p>
+      <w:pPr>
+        <w:rPr>
+          <w:color w:val="EE0000"/>
+        </w:rPr>
+      </w:pPr>
+      <w:r>
+        <w:rPr>
+          <w:color w:val="EE0000"/>
+        </w:rPr>
+        <w:t>Formål: Gi et teoretisk rammeverk som leseren trenger for å forstå prosjektet, og vise at gruppen har innsikt i sentrale faglige konsepter.</w:t>
+      </w:r>
+    </w:p>
+    <w:p>
+      <w:pPr>
+        <w:rPr>
+          <w:color w:val="EE0000"/>
+        </w:rPr>
+      </w:pPr>
+      <w:r>
+        <w:rPr>
+          <w:color w:val="EE0000"/>
+        </w:rPr>
+        <w:t xml:space="preserve"> Stil: Forklarende og akademisk. Koble teori til prosjektets praktiske innhold der det er mulig.</w:t>
+      </w:r>
+    </w:p>
+    <w:p>
+      <w:pPr>
+        <w:rPr>
+          <w:color w:val="EE0000"/>
+        </w:rPr>
+      </w:pPr>
+      <w:r>
+        <w:rPr>
+          <w:color w:val="EE0000"/>
+        </w:rPr>
+        <w:lastRenderedPageBreak/>
+        <w:t>-----------</w:t>
+      </w:r>
+    </w:p>
+    <w:p>
+      <w:pPr>
+        <w:rPr>
+          <w:color w:val="EE0000"/>
+        </w:rPr>
+      </w:pPr>
+      <w:r>
+        <w:rPr>
+          <w:b/>
+          <w:bCs/>
+          <w:color w:val="EE0000"/>
+        </w:rPr>
+        <w:t>Formål:</w:t>
+      </w:r>
+      <w:r>
+        <w:rPr>
+          <w:color w:val="EE0000"/>
+        </w:rPr>
+        <w:t xml:space="preserve"> Forklar hensikten med teorikapittelet og hvordan det relaterer seg til problemstillingen.</w:t>
+      </w:r>
+    </w:p>
+    <w:p>
+      <w:pPr>
+        <w:rPr>
           <w:color w:val="EE0000"/>
           <w:lang w:val="en-US"/>
         </w:rPr>
-        <w:t>:</w:t>
+      </w:pPr>
+      <w:r>
+        <w:rPr>
+          <w:b/>
+          <w:bCs/>
+          <w:color w:val="EE0000"/>
+          <w:lang w:val="en-US"/>
+        </w:rPr>
+        <w:t>Hjelpetekst:</w:t>
       </w:r>
     </w:p>
     <w:p>
@@ -9280,7 +7959,6 @@
           <w:lang w:val="en-US"/>
         </w:rPr>
       </w:pPr>
-      <w:proofErr w:type="spellStart"/>
       <w:r>
         <w:rPr>
           <w:b/>
@@ -9288,17 +7966,7 @@
           <w:color w:val="EE0000"/>
           <w:lang w:val="en-US"/>
         </w:rPr>
-        <w:t>Hjelpetekst</w:t>
-      </w:r>
-      <w:proofErr w:type="spellEnd"/>
-      <w:r>
-        <w:rPr>
-          <w:b/>
-          <w:bCs/>
-          <w:color w:val="EE0000"/>
-          <w:lang w:val="en-US"/>
-        </w:rPr>
-        <w:t>:</w:t>
+        <w:t>Hjelpetekst:</w:t>
       </w:r>
     </w:p>
     <w:p>
@@ -9382,7 +8050,6 @@
         </w:rPr>
         <w:t xml:space="preserve"> </w:t>
       </w:r>
-      <w:proofErr w:type="spellStart"/>
       <w:r>
         <w:rPr>
           <w:i/>
@@ -9390,57 +8057,7 @@
           <w:color w:val="EE0000"/>
           <w:lang w:val="en-US"/>
         </w:rPr>
-        <w:t>Eksempler</w:t>
-      </w:r>
-      <w:proofErr w:type="spellEnd"/>
-      <w:r>
-        <w:rPr>
-          <w:i/>
-          <w:iCs/>
-          <w:color w:val="EE0000"/>
-          <w:lang w:val="en-US"/>
-        </w:rPr>
-        <w:t xml:space="preserve"> </w:t>
-      </w:r>
-      <w:proofErr w:type="spellStart"/>
-      <w:r>
-        <w:rPr>
-          <w:i/>
-          <w:iCs/>
-          <w:color w:val="EE0000"/>
-          <w:lang w:val="en-US"/>
-        </w:rPr>
-        <w:t>på</w:t>
-      </w:r>
-      <w:proofErr w:type="spellEnd"/>
-      <w:r>
-        <w:rPr>
-          <w:i/>
-          <w:iCs/>
-          <w:color w:val="EE0000"/>
-          <w:lang w:val="en-US"/>
-        </w:rPr>
-        <w:t xml:space="preserve"> </w:t>
-      </w:r>
-      <w:proofErr w:type="spellStart"/>
-      <w:r>
-        <w:rPr>
-          <w:i/>
-          <w:iCs/>
-          <w:color w:val="EE0000"/>
-          <w:lang w:val="en-US"/>
-        </w:rPr>
-        <w:t>undertemaer</w:t>
-      </w:r>
-      <w:proofErr w:type="spellEnd"/>
-      <w:r>
-        <w:rPr>
-          <w:i/>
-          <w:iCs/>
-          <w:color w:val="EE0000"/>
-          <w:lang w:val="en-US"/>
-        </w:rPr>
-        <w:t>:</w:t>
+        <w:t>Eksempler på undertemaer:</w:t>
       </w:r>
     </w:p>
     <w:p>
@@ -9515,35 +8132,7 @@
         <w:rPr>
           <w:color w:val="EE0000"/>
         </w:rPr>
-        <w:t xml:space="preserve"> (Bluetooth, </w:t>
-      </w:r>
-      <w:proofErr w:type="spellStart"/>
-      <w:r>
-        <w:rPr>
-          <w:color w:val="EE0000"/>
-        </w:rPr>
-        <w:t>LoRa</w:t>
-      </w:r>
-      <w:proofErr w:type="spellEnd"/>
-      <w:r>
-        <w:rPr>
-          <w:color w:val="EE0000"/>
-        </w:rPr>
-        <w:t xml:space="preserve">, </w:t>
-      </w:r>
-      <w:proofErr w:type="spellStart"/>
-      <w:r>
-        <w:rPr>
-          <w:color w:val="EE0000"/>
-        </w:rPr>
-        <w:t>Wi-Fi</w:t>
-      </w:r>
-      <w:proofErr w:type="spellEnd"/>
-      <w:r>
-        <w:rPr>
-          <w:color w:val="EE0000"/>
-        </w:rPr>
-        <w:t>)</w:t>
+        <w:t xml:space="preserve"> (Bluetooth, LoRa, Wi-Fi)</w:t>
       </w:r>
     </w:p>
     <w:p>
@@ -9557,7 +8146,6 @@
           <w:lang w:val="en-US"/>
         </w:rPr>
       </w:pPr>
-      <w:proofErr w:type="spellStart"/>
       <w:r>
         <w:rPr>
           <w:b/>
@@ -9565,49 +8153,8 @@
           <w:color w:val="EE0000"/>
           <w:lang w:val="en-US"/>
         </w:rPr>
-        <w:t>Signalfiltrering</w:t>
-      </w:r>
-      <w:proofErr w:type="spellEnd"/>
-      <w:r>
-        <w:rPr>
-          <w:b/>
-          <w:bCs/>
-          <w:color w:val="EE0000"/>
-          <w:lang w:val="en-US"/>
-        </w:rPr>
-        <w:t xml:space="preserve"> </w:t>
-      </w:r>
-      <w:proofErr w:type="spellStart"/>
-      <w:r>
-        <w:rPr>
-          <w:b/>
-          <w:bCs/>
-          <w:color w:val="EE0000"/>
-          <w:lang w:val="en-US"/>
-        </w:rPr>
-        <w:t>og</w:t>
-      </w:r>
-      <w:proofErr w:type="spellEnd"/>
-      <w:r>
-        <w:rPr>
-          <w:b/>
-          <w:bCs/>
-          <w:color w:val="EE0000"/>
-          <w:lang w:val="en-US"/>
-        </w:rPr>
-        <w:t xml:space="preserve"> </w:t>
-      </w:r>
-      <w:proofErr w:type="spellStart"/>
-      <w:r>
-        <w:rPr>
-          <w:b/>
-          <w:bCs/>
-          <w:color w:val="EE0000"/>
-          <w:lang w:val="en-US"/>
-        </w:rPr>
-        <w:t>støyreduksjon</w:t>
-      </w:r>
-      <w:proofErr w:type="spellEnd"/>
+        <w:t>Signalfiltrering og støyreduksjon</w:t>
+      </w:r>
     </w:p>
     <w:p>
       <w:pPr>
@@ -9683,25 +8230,7 @@
           <w:iCs/>
           <w:color w:val="EE0000"/>
         </w:rPr>
-        <w:t>IP = U \</w:t>
-      </w:r>
-      <w:proofErr w:type="spellStart"/>
-      <w:r>
-        <w:rPr>
-          <w:i/>
-          <w:iCs/>
-          <w:color w:val="EE0000"/>
-        </w:rPr>
-        <w:t>cdot</w:t>
-      </w:r>
-      <w:proofErr w:type="spellEnd"/>
-      <w:r>
-        <w:rPr>
-          <w:i/>
-          <w:iCs/>
-          <w:color w:val="EE0000"/>
-        </w:rPr>
-        <w:t xml:space="preserve"> IP=U</w:t>
+        <w:t>IP = U \cdot IP=U</w:t>
       </w:r>
       <w:r>
         <w:rPr>
@@ -9728,7 +8257,6 @@
       </w:pPr>
       <w:bookmarkStart w:id="7" w:name="_Toc2063804753"/>
       <w:r>
-        <w:lastRenderedPageBreak/>
         <w:t>Fysiske måleprinspipper</w:t>
       </w:r>
       <w:bookmarkEnd w:id="7"/>
@@ -9762,15 +8290,14 @@
                 <w:lang w:val="en-US"/>
               </w:rPr>
             </w:pPr>
-            <w:proofErr w:type="spellStart"/>
             <w:r>
               <w:rPr>
                 <w:color w:val="EE0000"/>
                 <w:lang w:val="en-US"/>
               </w:rPr>
+              <w:lastRenderedPageBreak/>
               <w:t>Måleparameter</w:t>
             </w:r>
-            <w:proofErr w:type="spellEnd"/>
           </w:p>
         </w:tc>
         <w:tc>
@@ -9785,7 +8312,6 @@
                 <w:lang w:val="en-US"/>
               </w:rPr>
             </w:pPr>
-            <w:proofErr w:type="spellStart"/>
             <w:r>
               <w:rPr>
                 <w:color w:val="EE0000"/>
@@ -9793,7 +8319,6 @@
               </w:rPr>
               <w:t>Måleprinsipp</w:t>
             </w:r>
-            <w:proofErr w:type="spellEnd"/>
           </w:p>
         </w:tc>
         <w:tc>
@@ -9808,21 +8333,12 @@
                 <w:lang w:val="en-US"/>
               </w:rPr>
             </w:pPr>
-            <w:proofErr w:type="spellStart"/>
             <w:r>
               <w:rPr>
                 <w:color w:val="EE0000"/>
                 <w:lang w:val="en-US"/>
               </w:rPr>
-              <w:t>Typisk</w:t>
-            </w:r>
-            <w:proofErr w:type="spellEnd"/>
-            <w:r>
-              <w:rPr>
-                <w:color w:val="EE0000"/>
-                <w:lang w:val="en-US"/>
-              </w:rPr>
-              <w:t xml:space="preserve"> sensor</w:t>
+              <w:t>Typisk sensor</w:t>
             </w:r>
           </w:p>
         </w:tc>
@@ -9840,7 +8356,6 @@
                 <w:lang w:val="en-US"/>
               </w:rPr>
             </w:pPr>
-            <w:proofErr w:type="spellStart"/>
             <w:r>
               <w:rPr>
                 <w:color w:val="EE0000"/>
@@ -9848,7 +8363,6 @@
               </w:rPr>
               <w:t>Temperatur</w:t>
             </w:r>
-            <w:proofErr w:type="spellEnd"/>
           </w:p>
         </w:tc>
         <w:tc>
@@ -9866,21 +8380,7 @@
               <w:rPr>
                 <w:color w:val="EE0000"/>
               </w:rPr>
-              <w:t>Termisk ekspansjon / termospenningsprinsippet (</w:t>
-            </w:r>
-            <w:proofErr w:type="spellStart"/>
-            <w:r>
-              <w:rPr>
-                <w:color w:val="EE0000"/>
-              </w:rPr>
-              <w:t>Seebeck</w:t>
-            </w:r>
-            <w:proofErr w:type="spellEnd"/>
-            <w:r>
-              <w:rPr>
-                <w:color w:val="EE0000"/>
-              </w:rPr>
-              <w:t>-effekt)</w:t>
+              <w:t>Termisk ekspansjon / termospenningsprinsippet (Seebeck-effekt)</w:t>
             </w:r>
           </w:p>
         </w:tc>
@@ -9896,21 +8396,12 @@
                 <w:lang w:val="en-US"/>
               </w:rPr>
             </w:pPr>
-            <w:proofErr w:type="spellStart"/>
             <w:r>
               <w:rPr>
                 <w:color w:val="EE0000"/>
                 <w:lang w:val="en-US"/>
               </w:rPr>
-              <w:t>Termoelement</w:t>
-            </w:r>
-            <w:proofErr w:type="spellEnd"/>
-            <w:r>
-              <w:rPr>
-                <w:color w:val="EE0000"/>
-                <w:lang w:val="en-US"/>
-              </w:rPr>
-              <w:t>, RTD</w:t>
+              <w:t>Termoelement, RTD</w:t>
             </w:r>
           </w:p>
         </w:tc>
@@ -9928,7 +8419,6 @@
                 <w:lang w:val="en-US"/>
               </w:rPr>
             </w:pPr>
-            <w:proofErr w:type="spellStart"/>
             <w:r>
               <w:rPr>
                 <w:color w:val="EE0000"/>
@@ -9936,7 +8426,6 @@
               </w:rPr>
               <w:t>Trykk</w:t>
             </w:r>
-            <w:proofErr w:type="spellEnd"/>
           </w:p>
         </w:tc>
         <w:tc>
@@ -9951,69 +8440,12 @@
                 <w:lang w:val="en-US"/>
               </w:rPr>
             </w:pPr>
-            <w:proofErr w:type="spellStart"/>
             <w:r>
               <w:rPr>
                 <w:color w:val="EE0000"/>
                 <w:lang w:val="en-US"/>
               </w:rPr>
-              <w:t>Mekanisk</w:t>
-            </w:r>
-            <w:proofErr w:type="spellEnd"/>
-            <w:r>
-              <w:rPr>
-                <w:color w:val="EE0000"/>
-                <w:lang w:val="en-US"/>
-              </w:rPr>
-              <w:t xml:space="preserve"> </w:t>
-            </w:r>
-            <w:proofErr w:type="spellStart"/>
-            <w:r>
-              <w:rPr>
-                <w:color w:val="EE0000"/>
-                <w:lang w:val="en-US"/>
-              </w:rPr>
-              <w:t>deformasjon</w:t>
-            </w:r>
-            <w:proofErr w:type="spellEnd"/>
-            <w:r>
-              <w:rPr>
-                <w:color w:val="EE0000"/>
-                <w:lang w:val="en-US"/>
-              </w:rPr>
-              <w:t xml:space="preserve"> (</w:t>
-            </w:r>
-            <w:proofErr w:type="spellStart"/>
-            <w:r>
-              <w:rPr>
-                <w:color w:val="EE0000"/>
-                <w:lang w:val="en-US"/>
-              </w:rPr>
-              <w:t>piezoelektrisk</w:t>
-            </w:r>
-            <w:proofErr w:type="spellEnd"/>
-            <w:r>
-              <w:rPr>
-                <w:color w:val="EE0000"/>
-                <w:lang w:val="en-US"/>
-              </w:rPr>
-              <w:t xml:space="preserve">, </w:t>
-            </w:r>
-            <w:proofErr w:type="spellStart"/>
-            <w:r>
-              <w:rPr>
-                <w:color w:val="EE0000"/>
-                <w:lang w:val="en-US"/>
-              </w:rPr>
-              <w:t>resistiv</w:t>
-            </w:r>
-            <w:proofErr w:type="spellEnd"/>
-            <w:r>
-              <w:rPr>
-                <w:color w:val="EE0000"/>
-                <w:lang w:val="en-US"/>
-              </w:rPr>
-              <w:t>)</w:t>
+              <w:t>Mekanisk deformasjon (piezoelektrisk, resistiv)</w:t>
             </w:r>
           </w:p>
         </w:tc>
@@ -10029,21 +8461,12 @@
                 <w:lang w:val="en-US"/>
               </w:rPr>
             </w:pPr>
-            <w:proofErr w:type="spellStart"/>
             <w:r>
               <w:rPr>
                 <w:color w:val="EE0000"/>
                 <w:lang w:val="en-US"/>
               </w:rPr>
-              <w:t>Trykksensor</w:t>
-            </w:r>
-            <w:proofErr w:type="spellEnd"/>
-            <w:r>
-              <w:rPr>
-                <w:color w:val="EE0000"/>
-                <w:lang w:val="en-US"/>
-              </w:rPr>
-              <w:t>, strain gauge</w:t>
+              <w:t>Trykksensor, strain gauge</w:t>
             </w:r>
           </w:p>
         </w:tc>
@@ -10082,53 +8505,12 @@
                 <w:lang w:val="en-US"/>
               </w:rPr>
             </w:pPr>
-            <w:proofErr w:type="spellStart"/>
             <w:r>
               <w:rPr>
                 <w:color w:val="EE0000"/>
                 <w:lang w:val="en-US"/>
               </w:rPr>
-              <w:t>Magnetfelt</w:t>
-            </w:r>
-            <w:proofErr w:type="spellEnd"/>
-            <w:r>
-              <w:rPr>
-                <w:color w:val="EE0000"/>
-                <w:lang w:val="en-US"/>
-              </w:rPr>
-              <w:t xml:space="preserve"> (</w:t>
-            </w:r>
-            <w:proofErr w:type="spellStart"/>
-            <w:r>
-              <w:rPr>
-                <w:color w:val="EE0000"/>
-                <w:lang w:val="en-US"/>
-              </w:rPr>
-              <w:t>Ampères</w:t>
-            </w:r>
-            <w:proofErr w:type="spellEnd"/>
-            <w:r>
-              <w:rPr>
-                <w:color w:val="EE0000"/>
-                <w:lang w:val="en-US"/>
-              </w:rPr>
-              <w:t xml:space="preserve"> </w:t>
-            </w:r>
-            <w:proofErr w:type="spellStart"/>
-            <w:r>
-              <w:rPr>
-                <w:color w:val="EE0000"/>
-                <w:lang w:val="en-US"/>
-              </w:rPr>
-              <w:t>lov</w:t>
-            </w:r>
-            <w:proofErr w:type="spellEnd"/>
-            <w:r>
-              <w:rPr>
-                <w:color w:val="EE0000"/>
-                <w:lang w:val="en-US"/>
-              </w:rPr>
-              <w:t>)</w:t>
+              <w:t>Magnetfelt (Ampères lov)</w:t>
             </w:r>
           </w:p>
         </w:tc>
@@ -10149,17 +8531,8 @@
                 <w:color w:val="EE0000"/>
                 <w:lang w:val="en-US"/>
               </w:rPr>
-              <w:t>Hall-</w:t>
-            </w:r>
-            <w:proofErr w:type="spellStart"/>
-            <w:r>
-              <w:rPr>
-                <w:color w:val="EE0000"/>
-                <w:lang w:val="en-US"/>
-              </w:rPr>
-              <w:t>effektsensor</w:t>
-            </w:r>
-            <w:proofErr w:type="spellEnd"/>
+              <w:t>Hall-effektsensor</w:t>
+            </w:r>
           </w:p>
         </w:tc>
       </w:tr>
@@ -10176,7 +8549,6 @@
                 <w:lang w:val="en-US"/>
               </w:rPr>
             </w:pPr>
-            <w:proofErr w:type="spellStart"/>
             <w:r>
               <w:rPr>
                 <w:color w:val="EE0000"/>
@@ -10184,7 +8556,6 @@
               </w:rPr>
               <w:t>Lysmengde</w:t>
             </w:r>
-            <w:proofErr w:type="spellEnd"/>
           </w:p>
         </w:tc>
         <w:tc>
@@ -10199,53 +8570,12 @@
                 <w:lang w:val="en-US"/>
               </w:rPr>
             </w:pPr>
-            <w:proofErr w:type="spellStart"/>
             <w:r>
               <w:rPr>
                 <w:color w:val="EE0000"/>
                 <w:lang w:val="en-US"/>
               </w:rPr>
-              <w:t>Fotostrøm</w:t>
-            </w:r>
-            <w:proofErr w:type="spellEnd"/>
-            <w:r>
-              <w:rPr>
-                <w:color w:val="EE0000"/>
-                <w:lang w:val="en-US"/>
-              </w:rPr>
-              <w:t xml:space="preserve"> (</w:t>
-            </w:r>
-            <w:proofErr w:type="spellStart"/>
-            <w:r>
-              <w:rPr>
-                <w:color w:val="EE0000"/>
-                <w:lang w:val="en-US"/>
-              </w:rPr>
-              <w:t>fotoelektrisk</w:t>
-            </w:r>
-            <w:proofErr w:type="spellEnd"/>
-            <w:r>
-              <w:rPr>
-                <w:color w:val="EE0000"/>
-                <w:lang w:val="en-US"/>
-              </w:rPr>
-              <w:t xml:space="preserve"> </w:t>
-            </w:r>
-            <w:proofErr w:type="spellStart"/>
-            <w:r>
-              <w:rPr>
-                <w:color w:val="EE0000"/>
-                <w:lang w:val="en-US"/>
-              </w:rPr>
-              <w:t>effekt</w:t>
-            </w:r>
-            <w:proofErr w:type="spellEnd"/>
-            <w:r>
-              <w:rPr>
-                <w:color w:val="EE0000"/>
-                <w:lang w:val="en-US"/>
-              </w:rPr>
-              <w:t>)</w:t>
+              <w:t>Fotostrøm (fotoelektrisk effekt)</w:t>
             </w:r>
           </w:p>
         </w:tc>
@@ -10261,31 +8591,13 @@
                 <w:lang w:val="en-US"/>
               </w:rPr>
             </w:pPr>
-            <w:proofErr w:type="spellStart"/>
             <w:r>
               <w:rPr>
                 <w:color w:val="EE0000"/>
                 <w:lang w:val="en-US"/>
               </w:rPr>
-              <w:t>Fotodiode</w:t>
-            </w:r>
-            <w:proofErr w:type="spellEnd"/>
-            <w:r>
-              <w:rPr>
-                <w:color w:val="EE0000"/>
-                <w:lang w:val="en-US"/>
-              </w:rPr>
-              <w:t xml:space="preserve">, </w:t>
-            </w:r>
-            <w:proofErr w:type="spellStart"/>
-            <w:r>
-              <w:rPr>
-                <w:color w:val="EE0000"/>
-                <w:lang w:val="en-US"/>
-              </w:rPr>
-              <w:t>fototransistor</w:t>
-            </w:r>
-            <w:proofErr w:type="spellEnd"/>
+              <w:t>Fotodiode, fototransistor</w:t>
+            </w:r>
           </w:p>
         </w:tc>
       </w:tr>
@@ -10302,7 +8614,6 @@
                 <w:lang w:val="en-US"/>
               </w:rPr>
             </w:pPr>
-            <w:proofErr w:type="spellStart"/>
             <w:r>
               <w:rPr>
                 <w:color w:val="EE0000"/>
@@ -10310,7 +8621,6 @@
               </w:rPr>
               <w:t>Gassinnhold</w:t>
             </w:r>
-            <w:proofErr w:type="spellEnd"/>
           </w:p>
         </w:tc>
         <w:tc>
@@ -10325,21 +8635,12 @@
                 <w:lang w:val="en-US"/>
               </w:rPr>
             </w:pPr>
-            <w:proofErr w:type="spellStart"/>
             <w:r>
               <w:rPr>
                 <w:color w:val="EE0000"/>
                 <w:lang w:val="en-US"/>
               </w:rPr>
-              <w:t>Absorpsjonsspekter</w:t>
-            </w:r>
-            <w:proofErr w:type="spellEnd"/>
-            <w:r>
-              <w:rPr>
-                <w:color w:val="EE0000"/>
-                <w:lang w:val="en-US"/>
-              </w:rPr>
-              <w:t xml:space="preserve"> (NDIR, TDLAS)</w:t>
+              <w:t>Absorpsjonsspekter (NDIR, TDLAS)</w:t>
             </w:r>
           </w:p>
         </w:tc>
@@ -10360,23 +8661,7 @@
                 <w:color w:val="EE0000"/>
                 <w:lang w:val="en-US"/>
               </w:rPr>
-              <w:t xml:space="preserve">CO₂-sensor, </w:t>
-            </w:r>
-            <w:proofErr w:type="spellStart"/>
-            <w:r>
-              <w:rPr>
-                <w:color w:val="EE0000"/>
-                <w:lang w:val="en-US"/>
-              </w:rPr>
-              <w:t>metan</w:t>
-            </w:r>
-            <w:proofErr w:type="spellEnd"/>
-            <w:r>
-              <w:rPr>
-                <w:color w:val="EE0000"/>
-                <w:lang w:val="en-US"/>
-              </w:rPr>
-              <w:t>-sensor</w:t>
+              <w:t>CO₂-sensor, metan-sensor</w:t>
             </w:r>
           </w:p>
         </w:tc>
@@ -10531,21 +8816,7 @@
         <w:rPr>
           <w:color w:val="EE0000"/>
         </w:rPr>
-        <w:t xml:space="preserve">"NDIR (nondispersive </w:t>
-      </w:r>
-      <w:proofErr w:type="spellStart"/>
-      <w:r>
-        <w:rPr>
-          <w:color w:val="EE0000"/>
-        </w:rPr>
-        <w:t>infrared</w:t>
-      </w:r>
-      <w:proofErr w:type="spellEnd"/>
-      <w:r>
-        <w:rPr>
-          <w:color w:val="EE0000"/>
-        </w:rPr>
-        <w:t>) benytter absorpsjon av infrarødt lys ved spesifikke bølgelengder. Når lys sendes gjennom en gassprøve, reduseres intensiteten i tråd med gassens konsentrasjon. Sensoren bruker et filter og detektor for å måle denne reduksjonen."</w:t>
+        <w:t>"NDIR (nondispersive infrared) benytter absorpsjon av infrarødt lys ved spesifikke bølgelengder. Når lys sendes gjennom en gassprøve, reduseres intensiteten i tråd med gassens konsentrasjon. Sensoren bruker et filter og detektor for å måle denne reduksjonen."</w:t>
       </w:r>
     </w:p>
     <w:p>
@@ -10617,7 +8888,6 @@
                 <w:lang w:val="en-US"/>
               </w:rPr>
             </w:pPr>
-            <w:proofErr w:type="spellStart"/>
             <w:r>
               <w:rPr>
                 <w:b/>
@@ -10627,7 +8897,6 @@
               </w:rPr>
               <w:t>Forklaring</w:t>
             </w:r>
-            <w:proofErr w:type="spellEnd"/>
           </w:p>
         </w:tc>
       </w:tr>
@@ -10689,63 +8958,13 @@
                 <w:lang w:val="en-US"/>
               </w:rPr>
             </w:pPr>
-            <w:proofErr w:type="spellStart"/>
             <w:r>
               <w:rPr>
                 <w:color w:val="EE0000"/>
                 <w:lang w:val="en-US"/>
               </w:rPr>
-              <w:t>Forklar</w:t>
-            </w:r>
-            <w:proofErr w:type="spellEnd"/>
-            <w:r>
-              <w:rPr>
-                <w:color w:val="EE0000"/>
-                <w:lang w:val="en-US"/>
-              </w:rPr>
-              <w:t xml:space="preserve"> </w:t>
-            </w:r>
-            <w:proofErr w:type="spellStart"/>
-            <w:r>
-              <w:rPr>
-                <w:color w:val="EE0000"/>
-                <w:lang w:val="en-US"/>
-              </w:rPr>
-              <w:t>på</w:t>
-            </w:r>
-            <w:proofErr w:type="spellEnd"/>
-            <w:r>
-              <w:rPr>
-                <w:color w:val="EE0000"/>
-                <w:lang w:val="en-US"/>
-              </w:rPr>
-              <w:t xml:space="preserve"> </w:t>
-            </w:r>
-            <w:proofErr w:type="spellStart"/>
-            <w:r>
-              <w:rPr>
-                <w:color w:val="EE0000"/>
-                <w:lang w:val="en-US"/>
-              </w:rPr>
-              <w:t>lavt</w:t>
-            </w:r>
-            <w:proofErr w:type="spellEnd"/>
-            <w:r>
-              <w:rPr>
-                <w:color w:val="EE0000"/>
-                <w:lang w:val="en-US"/>
-              </w:rPr>
-              <w:t xml:space="preserve"> </w:t>
-            </w:r>
-            <w:proofErr w:type="spellStart"/>
-            <w:r>
-              <w:rPr>
-                <w:color w:val="EE0000"/>
-                <w:lang w:val="en-US"/>
-              </w:rPr>
-              <w:t>nivå</w:t>
-            </w:r>
-            <w:proofErr w:type="spellEnd"/>
+              <w:t>Forklar på lavt nivå</w:t>
+            </w:r>
           </w:p>
         </w:tc>
         <w:tc>
@@ -10788,33 +9007,8 @@
                 <w:color w:val="EE0000"/>
                 <w:lang w:val="en-US"/>
               </w:rPr>
-              <w:t xml:space="preserve">Koble </w:t>
-            </w:r>
-            <w:proofErr w:type="spellStart"/>
-            <w:r>
-              <w:rPr>
-                <w:color w:val="EE0000"/>
-                <w:lang w:val="en-US"/>
-              </w:rPr>
-              <w:t>til</w:t>
-            </w:r>
-            <w:proofErr w:type="spellEnd"/>
-            <w:r>
-              <w:rPr>
-                <w:color w:val="EE0000"/>
-                <w:lang w:val="en-US"/>
-              </w:rPr>
-              <w:t xml:space="preserve"> </w:t>
-            </w:r>
-            <w:proofErr w:type="spellStart"/>
-            <w:r>
-              <w:rPr>
-                <w:color w:val="EE0000"/>
-                <w:lang w:val="en-US"/>
-              </w:rPr>
-              <w:t>praksis</w:t>
-            </w:r>
-            <w:proofErr w:type="spellEnd"/>
+              <w:t>Koble til praksis</w:t>
+            </w:r>
           </w:p>
         </w:tc>
         <w:tc>
@@ -10847,7 +9041,6 @@
       </w:pPr>
       <w:bookmarkStart w:id="8" w:name="_Toc1980908277"/>
       <w:r>
-        <w:lastRenderedPageBreak/>
         <w:t>State-of-the-art analys</w:t>
       </w:r>
       <w:r>
@@ -10901,7 +9094,6 @@
           <w:lang w:val="en-US"/>
         </w:rPr>
       </w:pPr>
-      <w:proofErr w:type="spellStart"/>
       <w:r>
         <w:rPr>
           <w:b/>
@@ -10909,17 +9101,7 @@
           <w:color w:val="EE0000"/>
           <w:lang w:val="en-US"/>
         </w:rPr>
-        <w:t>Hjelpetekst</w:t>
-      </w:r>
-      <w:proofErr w:type="spellEnd"/>
-      <w:r>
-        <w:rPr>
-          <w:b/>
-          <w:bCs/>
-          <w:color w:val="EE0000"/>
-          <w:lang w:val="en-US"/>
-        </w:rPr>
-        <w:t>:</w:t>
+        <w:t>Hjelpetekst:</w:t>
       </w:r>
     </w:p>
     <w:p>
@@ -10936,6 +9118,7 @@
         <w:rPr>
           <w:color w:val="EE0000"/>
         </w:rPr>
+        <w:lastRenderedPageBreak/>
         <w:t>Har noen løst lignende problemer før?</w:t>
       </w:r>
     </w:p>
@@ -11007,25 +9190,7 @@
           <w:iCs/>
           <w:color w:val="EE0000"/>
         </w:rPr>
-        <w:t xml:space="preserve">"Et tidligere prosjekt ved NMBU benyttet en tilsvarende sensortype, men opplevde utfordringer med trådløs dekning i industrielle miljøer. Dette inspirerte oss til å teste alternativer med høyere signalstyrke og </w:t>
-      </w:r>
-      <w:proofErr w:type="spellStart"/>
-      <w:r>
-        <w:rPr>
-          <w:i/>
-          <w:iCs/>
-          <w:color w:val="EE0000"/>
-        </w:rPr>
-        <w:t>mesh</w:t>
-      </w:r>
-      <w:proofErr w:type="spellEnd"/>
-      <w:r>
-        <w:rPr>
-          <w:i/>
-          <w:iCs/>
-          <w:color w:val="EE0000"/>
-        </w:rPr>
-        <w:t>-nettverk."</w:t>
+        <w:t>"Et tidligere prosjekt ved NMBU benyttet en tilsvarende sensortype, men opplevde utfordringer med trådløs dekning i industrielle miljøer. Dette inspirerte oss til å teste alternativer med høyere signalstyrke og mesh-nettverk."</w:t>
       </w:r>
     </w:p>
     <w:p/>
@@ -11170,7 +9335,6 @@
                 <w:lang w:val="en-US"/>
               </w:rPr>
             </w:pPr>
-            <w:proofErr w:type="spellStart"/>
             <w:r>
               <w:rPr>
                 <w:color w:val="EE0000"/>
@@ -11178,7 +9342,6 @@
               </w:rPr>
               <w:t>Forklaring</w:t>
             </w:r>
-            <w:proofErr w:type="spellEnd"/>
           </w:p>
         </w:tc>
       </w:tr>
@@ -11195,7 +9358,6 @@
                 <w:lang w:val="en-US"/>
               </w:rPr>
             </w:pPr>
-            <w:proofErr w:type="spellStart"/>
             <w:r>
               <w:rPr>
                 <w:color w:val="EE0000"/>
@@ -11203,7 +9365,6 @@
               </w:rPr>
               <w:t>Kjernepunktene</w:t>
             </w:r>
-            <w:proofErr w:type="spellEnd"/>
           </w:p>
         </w:tc>
         <w:tc>
@@ -11239,7 +9400,6 @@
                 <w:lang w:val="en-US"/>
               </w:rPr>
             </w:pPr>
-            <w:proofErr w:type="spellStart"/>
             <w:r>
               <w:rPr>
                 <w:color w:val="EE0000"/>
@@ -11247,7 +9407,6 @@
               </w:rPr>
               <w:t>Relevans</w:t>
             </w:r>
-            <w:proofErr w:type="spellEnd"/>
           </w:p>
         </w:tc>
         <w:tc>
@@ -11283,63 +9442,13 @@
                 <w:lang w:val="en-US"/>
               </w:rPr>
             </w:pPr>
-            <w:proofErr w:type="spellStart"/>
             <w:r>
               <w:rPr>
                 <w:color w:val="EE0000"/>
                 <w:lang w:val="en-US"/>
               </w:rPr>
-              <w:t>Forbindelse</w:t>
-            </w:r>
-            <w:proofErr w:type="spellEnd"/>
-            <w:r>
-              <w:rPr>
-                <w:color w:val="EE0000"/>
-                <w:lang w:val="en-US"/>
-              </w:rPr>
-              <w:t xml:space="preserve"> </w:t>
-            </w:r>
-            <w:proofErr w:type="spellStart"/>
-            <w:r>
-              <w:rPr>
-                <w:color w:val="EE0000"/>
-                <w:lang w:val="en-US"/>
-              </w:rPr>
-              <w:t>til</w:t>
-            </w:r>
-            <w:proofErr w:type="spellEnd"/>
-            <w:r>
-              <w:rPr>
-                <w:color w:val="EE0000"/>
-                <w:lang w:val="en-US"/>
-              </w:rPr>
-              <w:t xml:space="preserve"> </w:t>
-            </w:r>
-            <w:proofErr w:type="spellStart"/>
-            <w:r>
-              <w:rPr>
-                <w:color w:val="EE0000"/>
-                <w:lang w:val="en-US"/>
-              </w:rPr>
-              <w:t>metode</w:t>
-            </w:r>
-            <w:proofErr w:type="spellEnd"/>
-            <w:r>
-              <w:rPr>
-                <w:color w:val="EE0000"/>
-                <w:lang w:val="en-US"/>
-              </w:rPr>
-              <w:t>/</w:t>
-            </w:r>
-            <w:proofErr w:type="spellStart"/>
-            <w:r>
-              <w:rPr>
-                <w:color w:val="EE0000"/>
-                <w:lang w:val="en-US"/>
-              </w:rPr>
-              <w:t>systemdesign</w:t>
-            </w:r>
-            <w:proofErr w:type="spellEnd"/>
+              <w:t>Forbindelse til metode/systemdesign</w:t>
+            </w:r>
           </w:p>
         </w:tc>
         <w:tc>
@@ -11357,21 +9466,7 @@
               <w:rPr>
                 <w:color w:val="EE0000"/>
               </w:rPr>
-              <w:t xml:space="preserve">En </w:t>
-            </w:r>
-            <w:proofErr w:type="spellStart"/>
-            <w:r>
-              <w:rPr>
-                <w:color w:val="EE0000"/>
-              </w:rPr>
-              <w:t>teaser</w:t>
-            </w:r>
-            <w:proofErr w:type="spellEnd"/>
-            <w:r>
-              <w:rPr>
-                <w:color w:val="EE0000"/>
-              </w:rPr>
-              <w:t>: “Denne teorien ligger til grunn for valg av sensor, kommunikasjonsprotokoll og målemetode beskrevet i neste kapittel.”</w:t>
+              <w:t>En teaser: “Denne teorien ligger til grunn for valg av sensor, kommunikasjonsprotokoll og målemetode beskrevet i neste kapittel.”</w:t>
             </w:r>
           </w:p>
         </w:tc>
@@ -11462,178 +9557,117 @@
           <w:bCs/>
           <w:color w:val="EE0000"/>
         </w:rPr>
-        <w:t xml:space="preserve">Dekker både elektronisk </w:t>
-      </w:r>
-      <w:proofErr w:type="gramStart"/>
+        <w:t>Dekker både elektronisk hardware og programvare (firmware)</w:t>
+      </w:r>
+      <w:r>
+        <w:rPr>
+          <w:color w:val="EE0000"/>
+        </w:rPr>
+        <w:br/>
+      </w:r>
       <w:r>
         <w:rPr>
           <w:b/>
           <w:bCs/>
           <w:color w:val="EE0000"/>
         </w:rPr>
-        <w:t>hardware</w:t>
-      </w:r>
-      <w:proofErr w:type="gramEnd"/>
-      <w:r>
+        <w:t>Tips</w:t>
+      </w:r>
+      <w:r>
+        <w:rPr>
+          <w:color w:val="EE0000"/>
+        </w:rPr>
+        <w:t>: Bruk diagrammer, bilder og tabeller for å gjøre kapittelet tydelig og konkret.</w:t>
+      </w:r>
+    </w:p>
+    <w:p>
+      <w:pPr>
+        <w:pStyle w:val="Overskrift2"/>
+      </w:pPr>
+      <w:bookmarkStart w:id="11" w:name="_Toc972376887"/>
+      <w:r>
+        <w:t>D</w:t>
+      </w:r>
+      <w:r>
+        <w:t>esign</w:t>
+      </w:r>
+      <w:r>
+        <w:t>b</w:t>
+      </w:r>
+      <w:r>
+        <w:t>eskrivelse</w:t>
+      </w:r>
+      <w:bookmarkEnd w:id="11"/>
+    </w:p>
+    <w:p>
+      <w:pPr>
+        <w:pStyle w:val="Overskrift3"/>
+      </w:pPr>
+      <w:bookmarkStart w:id="12" w:name="_Toc445626299"/>
+      <w:r>
+        <w:t>Konseptover</w:t>
+      </w:r>
+      <w:r>
+        <w:t>sikt</w:t>
+      </w:r>
+      <w:bookmarkEnd w:id="12"/>
+      <w:r>
+        <w:t xml:space="preserve"> </w:t>
+      </w:r>
+    </w:p>
+    <w:p>
+      <w:pPr>
         <w:rPr>
           <w:b/>
           <w:bCs/>
           <w:color w:val="EE0000"/>
         </w:rPr>
-        <w:t xml:space="preserve"> og programvare (</w:t>
-      </w:r>
-      <w:proofErr w:type="spellStart"/>
+      </w:pPr>
       <w:r>
         <w:rPr>
           <w:b/>
           <w:bCs/>
           <w:color w:val="EE0000"/>
         </w:rPr>
-        <w:t>firmware</w:t>
-      </w:r>
-      <w:proofErr w:type="spellEnd"/>
+        <w:t>1. Konseptbeskrivelse (Overordnet systemdesign)</w:t>
+      </w:r>
+    </w:p>
+    <w:p>
+      <w:pPr>
+        <w:rPr>
+          <w:color w:val="EE0000"/>
+        </w:rPr>
+      </w:pPr>
       <w:r>
         <w:rPr>
           <w:b/>
           <w:bCs/>
           <w:color w:val="EE0000"/>
         </w:rPr>
-        <w:t>)</w:t>
-      </w:r>
-      <w:r>
-        <w:rPr>
-          <w:color w:val="EE0000"/>
-        </w:rPr>
-        <w:br/>
-      </w:r>
+        <w:t>Formål:</w:t>
+      </w:r>
+      <w:r>
+        <w:rPr>
+          <w:color w:val="EE0000"/>
+        </w:rPr>
+        <w:t xml:space="preserve"> Gi en helhetlig beskrivelse av hvordan systemet fungerer og hva det skal gjøre.</w:t>
+      </w:r>
+    </w:p>
+    <w:p>
+      <w:pPr>
+        <w:rPr>
+          <w:color w:val="EE0000"/>
+          <w:lang w:val="en-US"/>
+        </w:rPr>
+      </w:pPr>
       <w:r>
         <w:rPr>
           <w:b/>
           <w:bCs/>
           <w:color w:val="EE0000"/>
-        </w:rPr>
-        <w:t>Tips</w:t>
-      </w:r>
-      <w:r>
-        <w:rPr>
-          <w:color w:val="EE0000"/>
-        </w:rPr>
-        <w:t>: Bruk diagrammer, bilder og tabeller for å gjøre kapittelet tydelig og konkret.</w:t>
-      </w:r>
-    </w:p>
-    <w:p>
-      <w:pPr>
-        <w:pStyle w:val="Overskrift2"/>
-      </w:pPr>
-      <w:bookmarkStart w:id="11" w:name="_Toc972376887"/>
-      <w:r>
-        <w:t>D</w:t>
-      </w:r>
-      <w:r>
-        <w:t>esign</w:t>
-      </w:r>
-      <w:r>
-        <w:t>b</w:t>
-      </w:r>
-      <w:r>
-        <w:t>eskrivelse</w:t>
-      </w:r>
-      <w:bookmarkEnd w:id="11"/>
-    </w:p>
-    <w:p>
-      <w:pPr>
-        <w:pStyle w:val="Overskrift3"/>
-      </w:pPr>
-      <w:bookmarkStart w:id="12" w:name="_Toc445626299"/>
-      <w:r>
-        <w:t>Konseptover</w:t>
-      </w:r>
-      <w:r>
-        <w:t>sikt</w:t>
-      </w:r>
-      <w:bookmarkEnd w:id="12"/>
-      <w:r>
-        <w:t xml:space="preserve"> </w:t>
-      </w:r>
-    </w:p>
-    <w:p>
-      <w:pPr>
-        <w:rPr>
-          <w:b/>
-          <w:bCs/>
-          <w:color w:val="EE0000"/>
-        </w:rPr>
-      </w:pPr>
-      <w:r>
-        <w:rPr>
-          <w:b/>
-          <w:bCs/>
-          <w:color w:val="EE0000"/>
-        </w:rPr>
-        <w:t>1. Konseptbeskrivelse (Overordnet systemdesign)</w:t>
-      </w:r>
-    </w:p>
-    <w:p>
-      <w:pPr>
-        <w:rPr>
-          <w:color w:val="EE0000"/>
-        </w:rPr>
-      </w:pPr>
-      <w:r>
-        <w:rPr>
-          <w:b/>
-          <w:bCs/>
-          <w:color w:val="EE0000"/>
-        </w:rPr>
-        <w:t>Formål:</w:t>
-      </w:r>
-      <w:r>
-        <w:rPr>
-          <w:color w:val="EE0000"/>
-        </w:rPr>
-        <w:t xml:space="preserve"> Gi en helhetlig beskrivelse av hvordan systemet </w:t>
-      </w:r>
-      <w:proofErr w:type="gramStart"/>
-      <w:r>
-        <w:rPr>
-          <w:color w:val="EE0000"/>
-        </w:rPr>
-        <w:t>fungerer</w:t>
-      </w:r>
-      <w:proofErr w:type="gramEnd"/>
-      <w:r>
-        <w:rPr>
-          <w:color w:val="EE0000"/>
-        </w:rPr>
-        <w:t xml:space="preserve"> og hva det skal gjøre.</w:t>
-      </w:r>
-    </w:p>
-    <w:p>
-      <w:pPr>
-        <w:rPr>
-          <w:color w:val="EE0000"/>
           <w:lang w:val="en-US"/>
         </w:rPr>
-      </w:pPr>
-      <w:proofErr w:type="spellStart"/>
-      <w:r>
-        <w:rPr>
-          <w:b/>
-          <w:bCs/>
-          <w:color w:val="EE0000"/>
-          <w:lang w:val="en-US"/>
-        </w:rPr>
-        <w:t>Hjelpetekst</w:t>
-      </w:r>
-      <w:proofErr w:type="spellEnd"/>
-      <w:r>
-        <w:rPr>
-          <w:b/>
-          <w:bCs/>
-          <w:color w:val="EE0000"/>
-          <w:lang w:val="en-US"/>
-        </w:rPr>
-        <w:t>:</w:t>
+        <w:t>Hjelpetekst:</w:t>
       </w:r>
     </w:p>
     <w:p>
@@ -11681,69 +9715,12 @@
           <w:lang w:val="en-US"/>
         </w:rPr>
       </w:pPr>
-      <w:proofErr w:type="spellStart"/>
       <w:r>
         <w:rPr>
           <w:color w:val="EE0000"/>
           <w:lang w:val="en-US"/>
         </w:rPr>
-        <w:t>Hvordan</w:t>
-      </w:r>
-      <w:proofErr w:type="spellEnd"/>
-      <w:r>
-        <w:rPr>
-          <w:color w:val="EE0000"/>
-          <w:lang w:val="en-US"/>
-        </w:rPr>
-        <w:t xml:space="preserve"> </w:t>
-      </w:r>
-      <w:proofErr w:type="spellStart"/>
-      <w:r>
-        <w:rPr>
-          <w:color w:val="EE0000"/>
-          <w:lang w:val="en-US"/>
-        </w:rPr>
-        <w:t>samhandler</w:t>
-      </w:r>
-      <w:proofErr w:type="spellEnd"/>
-      <w:r>
-        <w:rPr>
-          <w:color w:val="EE0000"/>
-          <w:lang w:val="en-US"/>
-        </w:rPr>
-        <w:t xml:space="preserve"> </w:t>
-      </w:r>
-      <w:proofErr w:type="spellStart"/>
-      <w:r>
-        <w:rPr>
-          <w:color w:val="EE0000"/>
-          <w:lang w:val="en-US"/>
-        </w:rPr>
-        <w:t>ulike</w:t>
-      </w:r>
-      <w:proofErr w:type="spellEnd"/>
-      <w:r>
-        <w:rPr>
-          <w:color w:val="EE0000"/>
-          <w:lang w:val="en-US"/>
-        </w:rPr>
-        <w:t xml:space="preserve"> </w:t>
-      </w:r>
-      <w:proofErr w:type="spellStart"/>
-      <w:r>
-        <w:rPr>
-          <w:color w:val="EE0000"/>
-          <w:lang w:val="en-US"/>
-        </w:rPr>
-        <w:t>deler</w:t>
-      </w:r>
-      <w:proofErr w:type="spellEnd"/>
-      <w:r>
-        <w:rPr>
-          <w:color w:val="EE0000"/>
-          <w:lang w:val="en-US"/>
-        </w:rPr>
-        <w:t>?</w:t>
+        <w:t>Hvordan samhandler ulike deler?</w:t>
       </w:r>
     </w:p>
     <w:p>
@@ -11826,32 +9803,14 @@
           <w:iCs/>
           <w:color w:val="EE0000"/>
         </w:rPr>
-        <w:t xml:space="preserve">"Systemet måler strømforbruk i sanntid ved hjelp av en Hall-effektsensor, bearbeider signalene lokalt og sender dataene til en skylagring via </w:t>
-      </w:r>
-      <w:proofErr w:type="spellStart"/>
+        <w:t xml:space="preserve">"Systemet måler strømforbruk i sanntid ved hjelp av en Hall-effektsensor, bearbeider signalene lokalt og sender dataene til en skylagring via Wi-Fi. </w:t>
+      </w:r>
       <w:r>
         <w:rPr>
           <w:i/>
           <w:iCs/>
           <w:color w:val="EE0000"/>
         </w:rPr>
-        <w:t>Wi</w:t>
-      </w:r>
-      <w:proofErr w:type="spellEnd"/>
-      <w:r>
-        <w:rPr>
-          <w:i/>
-          <w:iCs/>
-          <w:color w:val="EE0000"/>
-        </w:rPr>
-        <w:t xml:space="preserve">-Fi. </w:t>
-      </w:r>
-      <w:r>
-        <w:rPr>
-          <w:i/>
-          <w:iCs/>
-          <w:color w:val="EE0000"/>
-        </w:rPr>
         <w:t>Brukeren kan lese verdiene i et webgrensesnitt."</w:t>
       </w:r>
     </w:p>
@@ -11861,22 +9820,9 @@
       </w:pPr>
       <w:bookmarkStart w:id="13" w:name="_Toc1056647657"/>
       <w:r>
-        <w:t xml:space="preserve">«Bill Of </w:t>
-      </w:r>
-      <w:proofErr w:type="gramStart"/>
-      <w:r>
-        <w:t>Materials»(</w:t>
-      </w:r>
-      <w:proofErr w:type="gramEnd"/>
-      <w:r>
-        <w:t xml:space="preserve">BOM) </w:t>
-      </w:r>
-      <w:proofErr w:type="gramStart"/>
-      <w:r>
-        <w:t>-  Komponentliste</w:t>
+        <w:t>«Bill Of Materials»(BOM) -  Komponentliste</w:t>
       </w:r>
       <w:bookmarkEnd w:id="13"/>
-      <w:proofErr w:type="gramEnd"/>
       <w:r>
         <w:t xml:space="preserve"> </w:t>
       </w:r>
@@ -11934,11 +9880,9 @@
             <w:shd w:val="clear" w:color="auto" w:fill="A6E5EF" w:themeFill="accent1" w:themeFillTint="66"/>
           </w:tcPr>
           <w:p>
-            <w:proofErr w:type="spellStart"/>
             <w:r>
               <w:t>Arduino</w:t>
             </w:r>
-            <w:proofErr w:type="spellEnd"/>
           </w:p>
         </w:tc>
         <w:tc>
@@ -12020,16 +9964,9 @@
             <w:shd w:val="clear" w:color="auto" w:fill="A6E5EF" w:themeFill="accent1" w:themeFillTint="66"/>
           </w:tcPr>
           <w:p>
-            <w:proofErr w:type="spellStart"/>
-            <w:proofErr w:type="gramStart"/>
-            <w:r>
-              <w:t>Rød,Gul</w:t>
-            </w:r>
-            <w:proofErr w:type="gramEnd"/>
-            <w:r>
-              <w:t>,Grønn</w:t>
-            </w:r>
-            <w:proofErr w:type="spellEnd"/>
+            <w:r>
+              <w:t>Rød,Gul,Grønn</w:t>
+            </w:r>
           </w:p>
         </w:tc>
         <w:tc>
@@ -12051,11 +9988,9 @@
             <w:shd w:val="clear" w:color="auto" w:fill="A6E5EF" w:themeFill="accent1" w:themeFillTint="66"/>
           </w:tcPr>
           <w:p>
-            <w:proofErr w:type="spellStart"/>
             <w:r>
               <w:t>Resistor</w:t>
             </w:r>
-            <w:proofErr w:type="spellEnd"/>
           </w:p>
         </w:tc>
         <w:tc>
@@ -12243,7 +10178,6 @@
           <w:lang w:val="en-US"/>
         </w:rPr>
       </w:pPr>
-      <w:proofErr w:type="spellStart"/>
       <w:r>
         <w:rPr>
           <w:b/>
@@ -12252,17 +10186,7 @@
           <w:lang w:val="en-US"/>
         </w:rPr>
         <w:lastRenderedPageBreak/>
-        <w:t>Hjelpetekst</w:t>
-      </w:r>
-      <w:proofErr w:type="spellEnd"/>
-      <w:r>
-        <w:rPr>
-          <w:b/>
-          <w:bCs/>
-          <w:color w:val="EE0000"/>
-          <w:lang w:val="en-US"/>
-        </w:rPr>
-        <w:t>:</w:t>
+        <w:t>Hjelpetekst:</w:t>
       </w:r>
     </w:p>
     <w:p>
@@ -12296,21 +10220,7 @@
         <w:rPr>
           <w:color w:val="EE0000"/>
         </w:rPr>
-        <w:t xml:space="preserve">Hvorfor ble de valgt (nøyaktighet, tilgjengelighet, </w:t>
-      </w:r>
-      <w:proofErr w:type="gramStart"/>
-      <w:r>
-        <w:rPr>
-          <w:color w:val="EE0000"/>
-        </w:rPr>
-        <w:t>pris,</w:t>
-      </w:r>
-      <w:proofErr w:type="gramEnd"/>
-      <w:r>
-        <w:rPr>
-          <w:color w:val="EE0000"/>
-        </w:rPr>
-        <w:t xml:space="preserve"> strømforbruk)?</w:t>
+        <w:t>Hvorfor ble de valgt (nøyaktighet, tilgjengelighet, pris, strømforbruk)?</w:t>
       </w:r>
     </w:p>
     <w:p>
@@ -12368,7 +10278,6 @@
                 <w:lang w:val="en-US"/>
               </w:rPr>
             </w:pPr>
-            <w:proofErr w:type="spellStart"/>
             <w:r>
               <w:rPr>
                 <w:color w:val="EE0000"/>
@@ -12376,7 +10285,6 @@
               </w:rPr>
               <w:t>Komponent</w:t>
             </w:r>
-            <w:proofErr w:type="spellEnd"/>
           </w:p>
         </w:tc>
         <w:tc>
@@ -12391,7 +10299,6 @@
                 <w:lang w:val="en-US"/>
               </w:rPr>
             </w:pPr>
-            <w:proofErr w:type="spellStart"/>
             <w:r>
               <w:rPr>
                 <w:color w:val="EE0000"/>
@@ -12399,7 +10306,6 @@
               </w:rPr>
               <w:t>Funksjon</w:t>
             </w:r>
-            <w:proofErr w:type="spellEnd"/>
           </w:p>
         </w:tc>
         <w:tc>
@@ -12435,7 +10341,6 @@
                 <w:lang w:val="en-US"/>
               </w:rPr>
             </w:pPr>
-            <w:proofErr w:type="spellStart"/>
             <w:r>
               <w:rPr>
                 <w:color w:val="EE0000"/>
@@ -12443,7 +10348,6 @@
               </w:rPr>
               <w:t>Begrunnelse</w:t>
             </w:r>
-            <w:proofErr w:type="spellEnd"/>
           </w:p>
         </w:tc>
       </w:tr>
@@ -12481,31 +10385,13 @@
                 <w:lang w:val="en-US"/>
               </w:rPr>
             </w:pPr>
-            <w:proofErr w:type="spellStart"/>
             <w:r>
               <w:rPr>
                 <w:color w:val="EE0000"/>
                 <w:lang w:val="en-US"/>
               </w:rPr>
-              <w:t>Måling</w:t>
-            </w:r>
-            <w:proofErr w:type="spellEnd"/>
-            <w:r>
-              <w:rPr>
-                <w:color w:val="EE0000"/>
-                <w:lang w:val="en-US"/>
-              </w:rPr>
-              <w:t xml:space="preserve"> av </w:t>
-            </w:r>
-            <w:proofErr w:type="spellStart"/>
-            <w:r>
-              <w:rPr>
-                <w:color w:val="EE0000"/>
-                <w:lang w:val="en-US"/>
-              </w:rPr>
-              <w:t>strøm</w:t>
-            </w:r>
-            <w:proofErr w:type="spellEnd"/>
+              <w:t>Måling av strøm</w:t>
+            </w:r>
           </w:p>
         </w:tc>
         <w:tc>
@@ -12541,47 +10427,13 @@
                 <w:lang w:val="en-US"/>
               </w:rPr>
             </w:pPr>
-            <w:proofErr w:type="spellStart"/>
             <w:r>
               <w:rPr>
                 <w:color w:val="EE0000"/>
                 <w:lang w:val="en-US"/>
               </w:rPr>
-              <w:t>Lavpris</w:t>
-            </w:r>
-            <w:proofErr w:type="spellEnd"/>
-            <w:r>
-              <w:rPr>
-                <w:color w:val="EE0000"/>
-                <w:lang w:val="en-US"/>
-              </w:rPr>
-              <w:t xml:space="preserve">, </w:t>
-            </w:r>
-            <w:proofErr w:type="spellStart"/>
-            <w:r>
-              <w:rPr>
-                <w:color w:val="EE0000"/>
-                <w:lang w:val="en-US"/>
-              </w:rPr>
-              <w:t>enkel</w:t>
-            </w:r>
-            <w:proofErr w:type="spellEnd"/>
-            <w:r>
-              <w:rPr>
-                <w:color w:val="EE0000"/>
-                <w:lang w:val="en-US"/>
-              </w:rPr>
-              <w:t xml:space="preserve"> </w:t>
-            </w:r>
-            <w:proofErr w:type="spellStart"/>
-            <w:r>
-              <w:rPr>
-                <w:color w:val="EE0000"/>
-                <w:lang w:val="en-US"/>
-              </w:rPr>
-              <w:t>integrasjon</w:t>
-            </w:r>
-            <w:proofErr w:type="spellEnd"/>
+              <w:t>Lavpris, enkel integrasjon</w:t>
+            </w:r>
           </w:p>
         </w:tc>
       </w:tr>
@@ -12619,47 +10471,13 @@
                 <w:lang w:val="en-US"/>
               </w:rPr>
             </w:pPr>
-            <w:proofErr w:type="spellStart"/>
             <w:r>
               <w:rPr>
                 <w:color w:val="EE0000"/>
                 <w:lang w:val="en-US"/>
               </w:rPr>
-              <w:t>Signalbehandling</w:t>
-            </w:r>
-            <w:proofErr w:type="spellEnd"/>
-            <w:r>
-              <w:rPr>
-                <w:color w:val="EE0000"/>
-                <w:lang w:val="en-US"/>
-              </w:rPr>
-              <w:t xml:space="preserve"> </w:t>
-            </w:r>
-            <w:proofErr w:type="spellStart"/>
-            <w:r>
-              <w:rPr>
-                <w:color w:val="EE0000"/>
-                <w:lang w:val="en-US"/>
-              </w:rPr>
-              <w:t>og</w:t>
-            </w:r>
-            <w:proofErr w:type="spellEnd"/>
-            <w:r>
-              <w:rPr>
-                <w:color w:val="EE0000"/>
-                <w:lang w:val="en-US"/>
-              </w:rPr>
-              <w:t xml:space="preserve"> </w:t>
-            </w:r>
-            <w:proofErr w:type="spellStart"/>
-            <w:r>
-              <w:rPr>
-                <w:color w:val="EE0000"/>
-                <w:lang w:val="en-US"/>
-              </w:rPr>
-              <w:t>dataoverføring</w:t>
-            </w:r>
-            <w:proofErr w:type="spellEnd"/>
+              <w:t>Signalbehandling og dataoverføring</w:t>
+            </w:r>
           </w:p>
         </w:tc>
         <w:tc>
@@ -12698,21 +10516,7 @@
               <w:rPr>
                 <w:color w:val="EE0000"/>
               </w:rPr>
-              <w:t xml:space="preserve">Har innebygd </w:t>
-            </w:r>
-            <w:proofErr w:type="spellStart"/>
-            <w:r>
-              <w:rPr>
-                <w:color w:val="EE0000"/>
-              </w:rPr>
-              <w:t>Wi-Fi</w:t>
-            </w:r>
-            <w:proofErr w:type="spellEnd"/>
-            <w:r>
-              <w:rPr>
-                <w:color w:val="EE0000"/>
-              </w:rPr>
-              <w:t>, støtter ADC</w:t>
+              <w:t>Har innebygd Wi-Fi, støtter ADC</w:t>
             </w:r>
           </w:p>
         </w:tc>
@@ -12730,7 +10534,6 @@
                 <w:lang w:val="en-US"/>
               </w:rPr>
             </w:pPr>
-            <w:proofErr w:type="spellStart"/>
             <w:r>
               <w:rPr>
                 <w:color w:val="EE0000"/>
@@ -12738,7 +10541,6 @@
               </w:rPr>
               <w:t>Strømforsyning</w:t>
             </w:r>
-            <w:proofErr w:type="spellEnd"/>
           </w:p>
         </w:tc>
         <w:tc>
@@ -12758,17 +10560,8 @@
                 <w:color w:val="EE0000"/>
                 <w:lang w:val="en-US"/>
               </w:rPr>
-              <w:t xml:space="preserve">Drift av hele </w:t>
-            </w:r>
-            <w:proofErr w:type="spellStart"/>
-            <w:r>
-              <w:rPr>
-                <w:color w:val="EE0000"/>
-                <w:lang w:val="en-US"/>
-              </w:rPr>
-              <w:t>systemet</w:t>
-            </w:r>
-            <w:proofErr w:type="spellEnd"/>
+              <w:t>Drift av hele systemet</w:t>
+            </w:r>
           </w:p>
         </w:tc>
         <w:tc>
@@ -12804,63 +10597,13 @@
                 <w:lang w:val="en-US"/>
               </w:rPr>
             </w:pPr>
-            <w:proofErr w:type="spellStart"/>
             <w:r>
               <w:rPr>
                 <w:color w:val="EE0000"/>
                 <w:lang w:val="en-US"/>
               </w:rPr>
-              <w:t>Universell</w:t>
-            </w:r>
-            <w:proofErr w:type="spellEnd"/>
-            <w:r>
-              <w:rPr>
-                <w:color w:val="EE0000"/>
-                <w:lang w:val="en-US"/>
-              </w:rPr>
-              <w:t xml:space="preserve"> </w:t>
-            </w:r>
-            <w:proofErr w:type="spellStart"/>
-            <w:r>
-              <w:rPr>
-                <w:color w:val="EE0000"/>
-                <w:lang w:val="en-US"/>
-              </w:rPr>
-              <w:t>og</w:t>
-            </w:r>
-            <w:proofErr w:type="spellEnd"/>
-            <w:r>
-              <w:rPr>
-                <w:color w:val="EE0000"/>
-                <w:lang w:val="en-US"/>
-              </w:rPr>
-              <w:t xml:space="preserve"> </w:t>
-            </w:r>
-            <w:proofErr w:type="spellStart"/>
-            <w:r>
-              <w:rPr>
-                <w:color w:val="EE0000"/>
-                <w:lang w:val="en-US"/>
-              </w:rPr>
-              <w:t>lett</w:t>
-            </w:r>
-            <w:proofErr w:type="spellEnd"/>
-            <w:r>
-              <w:rPr>
-                <w:color w:val="EE0000"/>
-                <w:lang w:val="en-US"/>
-              </w:rPr>
-              <w:t xml:space="preserve"> </w:t>
-            </w:r>
-            <w:proofErr w:type="spellStart"/>
-            <w:r>
-              <w:rPr>
-                <w:color w:val="EE0000"/>
-                <w:lang w:val="en-US"/>
-              </w:rPr>
-              <w:t>tilgjengelig</w:t>
-            </w:r>
-            <w:proofErr w:type="spellEnd"/>
+              <w:t>Universell og lett tilgjengelig</w:t>
+            </w:r>
           </w:p>
         </w:tc>
       </w:tr>
@@ -12932,7 +10675,6 @@
           <w:lang w:val="en-US"/>
         </w:rPr>
       </w:pPr>
-      <w:proofErr w:type="spellStart"/>
       <w:r>
         <w:rPr>
           <w:b/>
@@ -12940,17 +10682,7 @@
           <w:color w:val="EE0000"/>
           <w:lang w:val="en-US"/>
         </w:rPr>
-        <w:t>Hjelpetekst</w:t>
-      </w:r>
-      <w:proofErr w:type="spellEnd"/>
-      <w:r>
-        <w:rPr>
-          <w:b/>
-          <w:bCs/>
-          <w:color w:val="EE0000"/>
-          <w:lang w:val="en-US"/>
-        </w:rPr>
-        <w:t>:</w:t>
+        <w:t>Hjelpetekst:</w:t>
       </w:r>
     </w:p>
     <w:p>
@@ -13040,25 +10772,7 @@
           <w:iCs/>
           <w:color w:val="EE0000"/>
         </w:rPr>
-        <w:t xml:space="preserve">"Sensoren sender et analogt signal til ESP32, som digitaliserer det og sender det via </w:t>
-      </w:r>
-      <w:proofErr w:type="spellStart"/>
-      <w:r>
-        <w:rPr>
-          <w:i/>
-          <w:iCs/>
-          <w:color w:val="EE0000"/>
-        </w:rPr>
-        <w:t>Wi-Fi</w:t>
-      </w:r>
-      <w:proofErr w:type="spellEnd"/>
-      <w:r>
-        <w:rPr>
-          <w:i/>
-          <w:iCs/>
-          <w:color w:val="EE0000"/>
-        </w:rPr>
-        <w:t xml:space="preserve"> til en lokal database."</w:t>
+        <w:t>"Sensoren sender et analogt signal til ESP32, som digitaliserer det og sender det via Wi-Fi til en lokal database."</w:t>
       </w:r>
     </w:p>
     <w:p>
@@ -13079,6 +10793,9 @@
         <w:keepNext/>
       </w:pPr>
       <w:r>
+        <w:rPr>
+          <w:noProof/>
+        </w:rPr>
         <w:drawing>
           <wp:inline distT="0" distB="0" distL="0" distR="0" wp14:anchorId="1A0ED824" wp14:editId="061B136A">
             <wp:extent cx="5939790" cy="3697605"/>
@@ -13095,7 +10812,7 @@
                     <pic:cNvPicPr/>
                   </pic:nvPicPr>
                   <pic:blipFill>
-                    <a:blip r:embed="rId28"/>
+                    <a:blip r:embed="rId30"/>
                     <a:stretch>
                       <a:fillRect/>
                     </a:stretch>
@@ -13166,7 +10883,6 @@
           <w:lang w:val="en-US"/>
         </w:rPr>
       </w:pPr>
-      <w:proofErr w:type="spellStart"/>
       <w:r>
         <w:rPr>
           <w:b/>
@@ -13174,17 +10890,7 @@
           <w:color w:val="EE0000"/>
           <w:lang w:val="en-US"/>
         </w:rPr>
-        <w:t>Hjelpetekst</w:t>
-      </w:r>
-      <w:proofErr w:type="spellEnd"/>
-      <w:r>
-        <w:rPr>
-          <w:b/>
-          <w:bCs/>
-          <w:color w:val="EE0000"/>
-          <w:lang w:val="en-US"/>
-        </w:rPr>
-        <w:t>:</w:t>
+        <w:t>Hjelpetekst:</w:t>
       </w:r>
     </w:p>
     <w:p>
@@ -13202,49 +10908,7 @@
         <w:rPr>
           <w:color w:val="EE0000"/>
         </w:rPr>
-        <w:t xml:space="preserve">Bruk </w:t>
-      </w:r>
-      <w:proofErr w:type="spellStart"/>
-      <w:r>
-        <w:rPr>
-          <w:color w:val="EE0000"/>
-        </w:rPr>
-        <w:t>Fritzing</w:t>
-      </w:r>
-      <w:proofErr w:type="spellEnd"/>
-      <w:r>
-        <w:rPr>
-          <w:color w:val="EE0000"/>
-        </w:rPr>
-        <w:t xml:space="preserve">, </w:t>
-      </w:r>
-      <w:proofErr w:type="spellStart"/>
-      <w:r>
-        <w:rPr>
-          <w:color w:val="EE0000"/>
-        </w:rPr>
-        <w:t>KiCad</w:t>
-      </w:r>
-      <w:proofErr w:type="spellEnd"/>
-      <w:r>
-        <w:rPr>
-          <w:color w:val="EE0000"/>
-        </w:rPr>
-        <w:t xml:space="preserve">, </w:t>
-      </w:r>
-      <w:proofErr w:type="spellStart"/>
-      <w:r>
-        <w:rPr>
-          <w:color w:val="EE0000"/>
-        </w:rPr>
-        <w:t>EasyEDA</w:t>
-      </w:r>
-      <w:proofErr w:type="spellEnd"/>
-      <w:r>
-        <w:rPr>
-          <w:color w:val="EE0000"/>
-        </w:rPr>
-        <w:t xml:space="preserve"> eller annen tegneverktøy.</w:t>
+        <w:t>Bruk Fritzing, KiCad, EasyEDA eller annen tegneverktøy.</w:t>
       </w:r>
     </w:p>
     <w:p>
@@ -13342,7 +11006,6 @@
           <w:lang w:val="en-US"/>
         </w:rPr>
       </w:pPr>
-      <w:proofErr w:type="spellStart"/>
       <w:r>
         <w:rPr>
           <w:b/>
@@ -13350,17 +11013,7 @@
           <w:color w:val="EE0000"/>
           <w:lang w:val="en-US"/>
         </w:rPr>
-        <w:t>Hjelpetekst</w:t>
-      </w:r>
-      <w:proofErr w:type="spellEnd"/>
-      <w:r>
-        <w:rPr>
-          <w:b/>
-          <w:bCs/>
-          <w:color w:val="EE0000"/>
-          <w:lang w:val="en-US"/>
-        </w:rPr>
-        <w:t>:</w:t>
+        <w:t>Hjelpetekst:</w:t>
       </w:r>
     </w:p>
     <w:p>
@@ -13375,69 +11028,12 @@
           <w:lang w:val="en-US"/>
         </w:rPr>
       </w:pPr>
-      <w:proofErr w:type="spellStart"/>
       <w:r>
         <w:rPr>
           <w:color w:val="EE0000"/>
           <w:lang w:val="en-US"/>
         </w:rPr>
-        <w:t>Hvilke</w:t>
-      </w:r>
-      <w:proofErr w:type="spellEnd"/>
-      <w:r>
-        <w:rPr>
-          <w:color w:val="EE0000"/>
-          <w:lang w:val="en-US"/>
-        </w:rPr>
-        <w:t xml:space="preserve"> </w:t>
-      </w:r>
-      <w:proofErr w:type="spellStart"/>
-      <w:r>
-        <w:rPr>
-          <w:color w:val="EE0000"/>
-          <w:lang w:val="en-US"/>
-        </w:rPr>
-        <w:t>hovedfunksjoner</w:t>
-      </w:r>
-      <w:proofErr w:type="spellEnd"/>
-      <w:r>
-        <w:rPr>
-          <w:color w:val="EE0000"/>
-          <w:lang w:val="en-US"/>
-        </w:rPr>
-        <w:t xml:space="preserve"> </w:t>
-      </w:r>
-      <w:proofErr w:type="spellStart"/>
-      <w:r>
-        <w:rPr>
-          <w:color w:val="EE0000"/>
-          <w:lang w:val="en-US"/>
-        </w:rPr>
-        <w:t>har</w:t>
-      </w:r>
-      <w:proofErr w:type="spellEnd"/>
-      <w:r>
-        <w:rPr>
-          <w:color w:val="EE0000"/>
-          <w:lang w:val="en-US"/>
-        </w:rPr>
-        <w:t xml:space="preserve"> </w:t>
-      </w:r>
-      <w:proofErr w:type="spellStart"/>
-      <w:r>
-        <w:rPr>
-          <w:color w:val="EE0000"/>
-          <w:lang w:val="en-US"/>
-        </w:rPr>
-        <w:t>koden</w:t>
-      </w:r>
-      <w:proofErr w:type="spellEnd"/>
-      <w:r>
-        <w:rPr>
-          <w:color w:val="EE0000"/>
-          <w:lang w:val="en-US"/>
-        </w:rPr>
-        <w:t>?</w:t>
+        <w:t>Hvilke hovedfunksjoner har koden?</w:t>
       </w:r>
     </w:p>
     <w:p>
@@ -13510,151 +11106,7 @@
           <w:iCs/>
           <w:color w:val="EE0000"/>
         </w:rPr>
-        <w:t xml:space="preserve">"Programmet består av tre hovedfunksjoner: </w:t>
-      </w:r>
-      <w:proofErr w:type="spellStart"/>
-      <w:r>
-        <w:rPr>
-          <w:i/>
-          <w:iCs/>
-          <w:color w:val="EE0000"/>
-        </w:rPr>
-        <w:t>read_</w:t>
-      </w:r>
-      <w:proofErr w:type="gramStart"/>
-      <w:r>
-        <w:rPr>
-          <w:i/>
-          <w:iCs/>
-          <w:color w:val="EE0000"/>
-        </w:rPr>
-        <w:t>sensor</w:t>
-      </w:r>
-      <w:proofErr w:type="spellEnd"/>
-      <w:r>
-        <w:rPr>
-          <w:i/>
-          <w:iCs/>
-          <w:color w:val="EE0000"/>
-        </w:rPr>
-        <w:t>(</w:t>
-      </w:r>
-      <w:proofErr w:type="gramEnd"/>
-      <w:r>
-        <w:rPr>
-          <w:i/>
-          <w:iCs/>
-          <w:color w:val="EE0000"/>
-        </w:rPr>
-        <w:t xml:space="preserve">), </w:t>
-      </w:r>
-      <w:proofErr w:type="spellStart"/>
-      <w:r>
-        <w:rPr>
-          <w:i/>
-          <w:iCs/>
-          <w:color w:val="EE0000"/>
-        </w:rPr>
-        <w:t>process_</w:t>
-      </w:r>
-      <w:proofErr w:type="gramStart"/>
-      <w:r>
-        <w:rPr>
-          <w:i/>
-          <w:iCs/>
-          <w:color w:val="EE0000"/>
-        </w:rPr>
-        <w:t>data</w:t>
-      </w:r>
-      <w:proofErr w:type="spellEnd"/>
-      <w:r>
-        <w:rPr>
-          <w:i/>
-          <w:iCs/>
-          <w:color w:val="EE0000"/>
-        </w:rPr>
-        <w:t>(</w:t>
-      </w:r>
-      <w:proofErr w:type="gramEnd"/>
-      <w:r>
-        <w:rPr>
-          <w:i/>
-          <w:iCs/>
-          <w:color w:val="EE0000"/>
-        </w:rPr>
-        <w:t xml:space="preserve">), og </w:t>
-      </w:r>
-      <w:proofErr w:type="spellStart"/>
-      <w:r>
-        <w:rPr>
-          <w:i/>
-          <w:iCs/>
-          <w:color w:val="EE0000"/>
-        </w:rPr>
-        <w:t>send_to_</w:t>
-      </w:r>
-      <w:proofErr w:type="gramStart"/>
-      <w:r>
-        <w:rPr>
-          <w:i/>
-          <w:iCs/>
-          <w:color w:val="EE0000"/>
-        </w:rPr>
-        <w:t>server</w:t>
-      </w:r>
-      <w:proofErr w:type="spellEnd"/>
-      <w:r>
-        <w:rPr>
-          <w:i/>
-          <w:iCs/>
-          <w:color w:val="EE0000"/>
-        </w:rPr>
-        <w:t>(</w:t>
-      </w:r>
-      <w:proofErr w:type="gramEnd"/>
-      <w:r>
-        <w:rPr>
-          <w:i/>
-          <w:iCs/>
-          <w:color w:val="EE0000"/>
-        </w:rPr>
-        <w:t xml:space="preserve">). Disse kjøres i </w:t>
-      </w:r>
-      <w:proofErr w:type="spellStart"/>
-      <w:r>
-        <w:rPr>
-          <w:i/>
-          <w:iCs/>
-          <w:color w:val="EE0000"/>
-        </w:rPr>
-        <w:t>hovedløkken</w:t>
-      </w:r>
-      <w:proofErr w:type="spellEnd"/>
-      <w:r>
-        <w:rPr>
-          <w:i/>
-          <w:iCs/>
-          <w:color w:val="EE0000"/>
-        </w:rPr>
-        <w:t xml:space="preserve"> (</w:t>
-      </w:r>
-      <w:proofErr w:type="gramStart"/>
-      <w:r>
-        <w:rPr>
-          <w:i/>
-          <w:iCs/>
-          <w:color w:val="EE0000"/>
-        </w:rPr>
-        <w:t>loop(</w:t>
-      </w:r>
-      <w:proofErr w:type="gramEnd"/>
-      <w:r>
-        <w:rPr>
-          <w:i/>
-          <w:iCs/>
-          <w:color w:val="EE0000"/>
-        </w:rPr>
-        <w:t>)) med intervaller."</w:t>
+        <w:t>"Programmet består av tre hovedfunksjoner: read_sensor(), process_data(), og send_to_server(). Disse kjøres i hovedløkken (loop()) med intervaller."</w:t>
       </w:r>
     </w:p>
     <w:p/>
@@ -13681,7 +11133,7 @@
                     </pic:cNvPicPr>
                   </pic:nvPicPr>
                   <pic:blipFill>
-                    <a:blip r:embed="rId29">
+                    <a:blip r:embed="rId31">
                       <a:extLst>
                         <a:ext uri="{28A0092B-C50C-407E-A947-70E740481C1C}">
                           <a14:useLocalDpi xmlns:a14="http://schemas.microsoft.com/office/drawing/2010/main" val="0"/>
@@ -13743,15 +11195,7 @@
         <w:t>Formål:</w:t>
       </w:r>
       <w:r>
-        <w:t xml:space="preserve"> Gi innsikt i hvordan </w:t>
-      </w:r>
-      <w:proofErr w:type="spellStart"/>
-      <w:r>
-        <w:t>sensordata</w:t>
-      </w:r>
-      <w:proofErr w:type="spellEnd"/>
-      <w:r>
-        <w:t xml:space="preserve"> leses og behandles.</w:t>
+        <w:t xml:space="preserve"> Gi innsikt i hvordan sensordata leses og behandles.</w:t>
       </w:r>
     </w:p>
     <w:p>
@@ -13760,23 +11204,13 @@
           <w:lang w:val="en-US"/>
         </w:rPr>
       </w:pPr>
-      <w:proofErr w:type="spellStart"/>
       <w:r>
         <w:rPr>
           <w:b/>
           <w:bCs/>
           <w:lang w:val="en-US"/>
         </w:rPr>
-        <w:t>Hjelpetekst</w:t>
-      </w:r>
-      <w:proofErr w:type="spellEnd"/>
-      <w:r>
-        <w:rPr>
-          <w:b/>
-          <w:bCs/>
-          <w:lang w:val="en-US"/>
-        </w:rPr>
-        <w:t>:</w:t>
+        <w:t>Hjelpetekst:</w:t>
       </w:r>
     </w:p>
     <w:p>
@@ -13798,15 +11232,7 @@
         </w:numPr>
       </w:pPr>
       <w:r>
-        <w:t xml:space="preserve">Er det brukt kalibrering, </w:t>
-      </w:r>
-      <w:proofErr w:type="gramStart"/>
-      <w:r>
-        <w:t>filtrering,</w:t>
-      </w:r>
-      <w:proofErr w:type="gramEnd"/>
-      <w:r>
-        <w:t xml:space="preserve"> gjennomsnitt?</w:t>
+        <w:t>Er det brukt kalibrering, filtrering, gjennomsnitt?</w:t>
       </w:r>
     </w:p>
     <w:p>
@@ -13881,7 +11307,6 @@
         </w:rPr>
         <w:t xml:space="preserve">1. </w:t>
       </w:r>
-      <w:proofErr w:type="spellStart"/>
       <w:r>
         <w:rPr>
           <w:rFonts w:ascii="Consolas" w:hAnsi="Consolas" w:cs="Courier New"/>
@@ -13893,7 +11318,6 @@
         </w:rPr>
         <w:t>int</w:t>
       </w:r>
-      <w:proofErr w:type="spellEnd"/>
       <w:r>
         <w:rPr>
           <w:rFonts w:ascii="Consolas" w:hAnsi="Consolas" w:cs="Courier New"/>
@@ -13901,47 +11325,7 @@
           <w:sz w:val="17"/>
           <w:szCs w:val="17"/>
         </w:rPr>
-        <w:t xml:space="preserve"> </w:t>
-      </w:r>
-      <w:proofErr w:type="spellStart"/>
-      <w:r>
-        <w:rPr>
-          <w:rFonts w:ascii="Consolas" w:hAnsi="Consolas" w:cs="Courier New"/>
-          <w:color w:val="FFFFFF"/>
-          <w:sz w:val="17"/>
-          <w:szCs w:val="17"/>
-        </w:rPr>
-        <w:t>rawValue</w:t>
-      </w:r>
-      <w:proofErr w:type="spellEnd"/>
-      <w:r>
-        <w:rPr>
-          <w:rFonts w:ascii="Consolas" w:hAnsi="Consolas" w:cs="Courier New"/>
-          <w:color w:val="FFFFFF"/>
-          <w:sz w:val="17"/>
-          <w:szCs w:val="17"/>
-        </w:rPr>
-        <w:t xml:space="preserve"> = </w:t>
-      </w:r>
-      <w:proofErr w:type="spellStart"/>
-      <w:r>
-        <w:rPr>
-          <w:rFonts w:ascii="Consolas" w:hAnsi="Consolas" w:cs="Courier New"/>
-          <w:color w:val="FFFFFF"/>
-          <w:sz w:val="17"/>
-          <w:szCs w:val="17"/>
-        </w:rPr>
-        <w:t>analogRead</w:t>
-      </w:r>
-      <w:proofErr w:type="spellEnd"/>
-      <w:r>
-        <w:rPr>
-          <w:rFonts w:ascii="Consolas" w:hAnsi="Consolas" w:cs="Courier New"/>
-          <w:color w:val="FFFFFF"/>
-          <w:sz w:val="17"/>
-          <w:szCs w:val="17"/>
-        </w:rPr>
-        <w:t xml:space="preserve">(A0); </w:t>
+        <w:t xml:space="preserve"> rawValue = analogRead(A0); </w:t>
       </w:r>
       <w:r>
         <w:rPr>
@@ -14019,9 +11403,17 @@
           <w:sz w:val="17"/>
           <w:szCs w:val="17"/>
         </w:rPr>
-        <w:t xml:space="preserve"> </w:t>
-      </w:r>
-      <w:proofErr w:type="spellStart"/>
+        <w:t xml:space="preserve"> current = (rawValue - </w:t>
+      </w:r>
+      <w:r>
+        <w:rPr>
+          <w:rFonts w:ascii="Consolas" w:hAnsi="Consolas" w:cs="Courier New"/>
+          <w:color w:val="FF99CC"/>
+          <w:sz w:val="17"/>
+          <w:szCs w:val="17"/>
+        </w:rPr>
+        <w:t>512</w:t>
+      </w:r>
       <w:r>
         <w:rPr>
           <w:rFonts w:ascii="Consolas" w:hAnsi="Consolas" w:cs="Courier New"/>
@@ -14029,9 +11421,17 @@
           <w:sz w:val="17"/>
           <w:szCs w:val="17"/>
         </w:rPr>
-        <w:t>current</w:t>
-      </w:r>
-      <w:proofErr w:type="spellEnd"/>
+        <w:t>) * (</w:t>
+      </w:r>
+      <w:r>
+        <w:rPr>
+          <w:rFonts w:ascii="Consolas" w:hAnsi="Consolas" w:cs="Courier New"/>
+          <w:color w:val="FF99CC"/>
+          <w:sz w:val="17"/>
+          <w:szCs w:val="17"/>
+        </w:rPr>
+        <w:t>5.0</w:t>
+      </w:r>
       <w:r>
         <w:rPr>
           <w:rFonts w:ascii="Consolas" w:hAnsi="Consolas" w:cs="Courier New"/>
@@ -14039,9 +11439,17 @@
           <w:sz w:val="17"/>
           <w:szCs w:val="17"/>
         </w:rPr>
-        <w:t xml:space="preserve"> = (</w:t>
-      </w:r>
-      <w:proofErr w:type="spellStart"/>
+        <w:t xml:space="preserve"> / </w:t>
+      </w:r>
+      <w:r>
+        <w:rPr>
+          <w:rFonts w:ascii="Consolas" w:hAnsi="Consolas" w:cs="Courier New"/>
+          <w:color w:val="FF99CC"/>
+          <w:sz w:val="17"/>
+          <w:szCs w:val="17"/>
+        </w:rPr>
+        <w:t>1023.0</w:t>
+      </w:r>
       <w:r>
         <w:rPr>
           <w:rFonts w:ascii="Consolas" w:hAnsi="Consolas" w:cs="Courier New"/>
@@ -14049,91 +11457,7 @@
           <w:sz w:val="17"/>
           <w:szCs w:val="17"/>
         </w:rPr>
-        <w:t>rawValue</w:t>
-      </w:r>
-      <w:proofErr w:type="spellEnd"/>
-      <w:r>
-        <w:rPr>
-          <w:rFonts w:ascii="Consolas" w:hAnsi="Consolas" w:cs="Courier New"/>
-          <w:color w:val="FFFFFF"/>
-          <w:sz w:val="17"/>
-          <w:szCs w:val="17"/>
-        </w:rPr>
-        <w:t xml:space="preserve"> - </w:t>
-      </w:r>
-      <w:r>
-        <w:rPr>
-          <w:rFonts w:ascii="Consolas" w:hAnsi="Consolas" w:cs="Courier New"/>
-          <w:color w:val="FF99CC"/>
-          <w:sz w:val="17"/>
-          <w:szCs w:val="17"/>
-        </w:rPr>
-        <w:t>512</w:t>
-      </w:r>
-      <w:r>
-        <w:rPr>
-          <w:rFonts w:ascii="Consolas" w:hAnsi="Consolas" w:cs="Courier New"/>
-          <w:color w:val="FFFFFF"/>
-          <w:sz w:val="17"/>
-          <w:szCs w:val="17"/>
-        </w:rPr>
-        <w:t>) * (</w:t>
-      </w:r>
-      <w:r>
-        <w:rPr>
-          <w:rFonts w:ascii="Consolas" w:hAnsi="Consolas" w:cs="Courier New"/>
-          <w:color w:val="FF99CC"/>
-          <w:sz w:val="17"/>
-          <w:szCs w:val="17"/>
-        </w:rPr>
-        <w:t>5.0</w:t>
-      </w:r>
-      <w:r>
-        <w:rPr>
-          <w:rFonts w:ascii="Consolas" w:hAnsi="Consolas" w:cs="Courier New"/>
-          <w:color w:val="FFFFFF"/>
-          <w:sz w:val="17"/>
-          <w:szCs w:val="17"/>
-        </w:rPr>
-        <w:t xml:space="preserve"> / </w:t>
-      </w:r>
-      <w:r>
-        <w:rPr>
-          <w:rFonts w:ascii="Consolas" w:hAnsi="Consolas" w:cs="Courier New"/>
-          <w:color w:val="FF99CC"/>
-          <w:sz w:val="17"/>
-          <w:szCs w:val="17"/>
-        </w:rPr>
-        <w:t>1023.0</w:t>
-      </w:r>
-      <w:r>
-        <w:rPr>
-          <w:rFonts w:ascii="Consolas" w:hAnsi="Consolas" w:cs="Courier New"/>
-          <w:color w:val="FFFFFF"/>
-          <w:sz w:val="17"/>
-          <w:szCs w:val="17"/>
-        </w:rPr>
-        <w:t xml:space="preserve">) / </w:t>
-      </w:r>
-      <w:proofErr w:type="spellStart"/>
-      <w:r>
-        <w:rPr>
-          <w:rFonts w:ascii="Consolas" w:hAnsi="Consolas" w:cs="Courier New"/>
-          <w:color w:val="FFFFFF"/>
-          <w:sz w:val="17"/>
-          <w:szCs w:val="17"/>
-        </w:rPr>
-        <w:t>sensitivity</w:t>
-      </w:r>
-      <w:proofErr w:type="spellEnd"/>
-      <w:r>
-        <w:rPr>
-          <w:rFonts w:ascii="Consolas" w:hAnsi="Consolas" w:cs="Courier New"/>
-          <w:color w:val="FFFFFF"/>
-          <w:sz w:val="17"/>
-          <w:szCs w:val="17"/>
-        </w:rPr>
-        <w:t xml:space="preserve">; </w:t>
+        <w:t xml:space="preserve">) / sensitivity; </w:t>
       </w:r>
       <w:r>
         <w:rPr>
@@ -14258,7 +11582,6 @@
           <w:lang w:val="en-US"/>
         </w:rPr>
       </w:pPr>
-      <w:proofErr w:type="spellStart"/>
       <w:r>
         <w:rPr>
           <w:b/>
@@ -14266,17 +11589,7 @@
           <w:color w:val="EE0000"/>
           <w:lang w:val="en-US"/>
         </w:rPr>
-        <w:t>Hjelpetekst</w:t>
-      </w:r>
-      <w:proofErr w:type="spellEnd"/>
-      <w:r>
-        <w:rPr>
-          <w:b/>
-          <w:bCs/>
-          <w:color w:val="EE0000"/>
-          <w:lang w:val="en-US"/>
-        </w:rPr>
-        <w:t>:</w:t>
+        <w:t>Hjelpetekst:</w:t>
       </w:r>
     </w:p>
     <w:p>
@@ -14290,53 +11603,12 @@
           <w:lang w:val="en-US"/>
         </w:rPr>
       </w:pPr>
-      <w:proofErr w:type="spellStart"/>
       <w:r>
         <w:rPr>
           <w:color w:val="EE0000"/>
           <w:lang w:val="en-US"/>
         </w:rPr>
-        <w:t>Hva</w:t>
-      </w:r>
-      <w:proofErr w:type="spellEnd"/>
-      <w:r>
-        <w:rPr>
-          <w:color w:val="EE0000"/>
-          <w:lang w:val="en-US"/>
-        </w:rPr>
-        <w:t xml:space="preserve"> </w:t>
-      </w:r>
-      <w:proofErr w:type="spellStart"/>
-      <w:r>
-        <w:rPr>
-          <w:color w:val="EE0000"/>
-          <w:lang w:val="en-US"/>
-        </w:rPr>
-        <w:t>ble</w:t>
-      </w:r>
-      <w:proofErr w:type="spellEnd"/>
-      <w:r>
-        <w:rPr>
-          <w:color w:val="EE0000"/>
-          <w:lang w:val="en-US"/>
-        </w:rPr>
-        <w:t xml:space="preserve"> </w:t>
-      </w:r>
-      <w:proofErr w:type="spellStart"/>
-      <w:r>
-        <w:rPr>
-          <w:color w:val="EE0000"/>
-          <w:lang w:val="en-US"/>
-        </w:rPr>
-        <w:t>sluttresultatet</w:t>
-      </w:r>
-      <w:proofErr w:type="spellEnd"/>
-      <w:r>
-        <w:rPr>
-          <w:color w:val="EE0000"/>
-          <w:lang w:val="en-US"/>
-        </w:rPr>
-        <w:t>?</w:t>
+        <w:t>Hva ble sluttresultatet?</w:t>
       </w:r>
     </w:p>
     <w:p>
@@ -14441,63 +11713,27 @@
           <w:iCs/>
           <w:color w:val="EE0000"/>
         </w:rPr>
-        <w:t xml:space="preserve">"Den ferdige prototypen består av en </w:t>
-      </w:r>
-      <w:proofErr w:type="spellStart"/>
+        <w:t>"Den ferdige prototypen består av en sensorboks med ESP32, strømforsyning og en montert Hall-sensor. Dataene vises på en lokal webside, og systemet kan drives av en USB powerbank."</w:t>
+      </w:r>
+    </w:p>
+    <w:p>
+      <w:pPr>
+        <w:rPr>
+          <w:color w:val="EE0000"/>
+        </w:rPr>
+      </w:pPr>
+      <w:r>
+        <w:rPr>
+          <w:color w:val="EE0000"/>
+        </w:rPr>
+        <w:t xml:space="preserve"> </w:t>
+      </w:r>
       <w:r>
         <w:rPr>
           <w:i/>
           <w:iCs/>
           <w:color w:val="EE0000"/>
         </w:rPr>
-        <w:t>sensorboks</w:t>
-      </w:r>
-      <w:proofErr w:type="spellEnd"/>
-      <w:r>
-        <w:rPr>
-          <w:i/>
-          <w:iCs/>
-          <w:color w:val="EE0000"/>
-        </w:rPr>
-        <w:t xml:space="preserve"> med ESP32, strømforsyning og en montert Hall-sensor. Dataene vises på en lokal webside, og systemet kan drives av en </w:t>
-      </w:r>
-      <w:proofErr w:type="gramStart"/>
-      <w:r>
-        <w:rPr>
-          <w:i/>
-          <w:iCs/>
-          <w:color w:val="EE0000"/>
-        </w:rPr>
-        <w:t>USB powerbank</w:t>
-      </w:r>
-      <w:proofErr w:type="gramEnd"/>
-      <w:r>
-        <w:rPr>
-          <w:i/>
-          <w:iCs/>
-          <w:color w:val="EE0000"/>
-        </w:rPr>
-        <w:t>."</w:t>
-      </w:r>
-    </w:p>
-    <w:p>
-      <w:pPr>
-        <w:rPr>
-          <w:color w:val="EE0000"/>
-        </w:rPr>
-      </w:pPr>
-      <w:r>
-        <w:rPr>
-          <w:color w:val="EE0000"/>
-        </w:rPr>
-        <w:t xml:space="preserve"> </w:t>
-      </w:r>
-      <w:r>
-        <w:rPr>
-          <w:i/>
-          <w:iCs/>
-          <w:color w:val="EE0000"/>
-        </w:rPr>
         <w:t>Eksempelbilde:</w:t>
       </w:r>
     </w:p>
@@ -14507,19 +11743,11 @@
           <w:color w:val="EE0000"/>
         </w:rPr>
       </w:pPr>
-      <w:proofErr w:type="gramStart"/>
-      <w:r>
-        <w:rPr>
-          <w:color w:val="EE0000"/>
-        </w:rPr>
-        <w:t>![</w:t>
-      </w:r>
-      <w:proofErr w:type="gramEnd"/>
-      <w:r>
-        <w:rPr>
-          <w:color w:val="EE0000"/>
-        </w:rPr>
-        <w:t>Prototype-bilde her]</w:t>
+      <w:r>
+        <w:rPr>
+          <w:color w:val="EE0000"/>
+        </w:rPr>
+        <w:t>![Prototype-bilde her]</w:t>
       </w:r>
     </w:p>
     <w:p/>
@@ -14551,7 +11779,7 @@
                     <pic:cNvPicPr/>
                   </pic:nvPicPr>
                   <pic:blipFill>
-                    <a:blip r:embed="rId30"/>
+                    <a:blip r:embed="rId32"/>
                     <a:stretch>
                       <a:fillRect/>
                     </a:stretch>
@@ -14598,7 +11826,7 @@
                     <pic:cNvPicPr/>
                   </pic:nvPicPr>
                   <pic:blipFill>
-                    <a:blip r:embed="rId31"/>
+                    <a:blip r:embed="rId33"/>
                     <a:stretch>
                       <a:fillRect/>
                     </a:stretch>
@@ -14632,13 +11860,8 @@
         <w:keepNext/>
       </w:pPr>
       <w:bookmarkStart w:id="21" w:name="_Toc73266480"/>
-      <w:proofErr w:type="spellStart"/>
-      <w:r>
-        <w:t>Table</w:t>
-      </w:r>
-      <w:proofErr w:type="spellEnd"/>
-      <w:r>
-        <w:t xml:space="preserve"> </w:t>
+      <w:r>
+        <w:t xml:space="preserve">Table </w:t>
       </w:r>
       <w:r>
         <w:fldChar w:fldCharType="begin"/>
@@ -14996,7 +12219,6 @@
           <w:lang w:val="en-US"/>
         </w:rPr>
       </w:pPr>
-      <w:proofErr w:type="spellStart"/>
       <w:r>
         <w:rPr>
           <w:b/>
@@ -15004,17 +12226,7 @@
           <w:color w:val="EE0000"/>
           <w:lang w:val="en-US"/>
         </w:rPr>
-        <w:t>Hjelpetekst</w:t>
-      </w:r>
-      <w:proofErr w:type="spellEnd"/>
-      <w:r>
-        <w:rPr>
-          <w:b/>
-          <w:bCs/>
-          <w:color w:val="EE0000"/>
-          <w:lang w:val="en-US"/>
-        </w:rPr>
-        <w:t>:</w:t>
+        <w:t>Hjelpetekst:</w:t>
       </w:r>
     </w:p>
     <w:p>
@@ -15065,35 +12277,7 @@
         <w:rPr>
           <w:color w:val="EE0000"/>
         </w:rPr>
-        <w:t xml:space="preserve">Hvilke </w:t>
-      </w:r>
-      <w:proofErr w:type="spellStart"/>
-      <w:r>
-        <w:rPr>
-          <w:color w:val="EE0000"/>
-        </w:rPr>
-        <w:t>testtyper</w:t>
-      </w:r>
-      <w:proofErr w:type="spellEnd"/>
-      <w:r>
-        <w:rPr>
-          <w:color w:val="EE0000"/>
-        </w:rPr>
-        <w:t xml:space="preserve"> inngår (simulering, </w:t>
-      </w:r>
-      <w:proofErr w:type="gramStart"/>
-      <w:r>
-        <w:rPr>
-          <w:color w:val="EE0000"/>
-        </w:rPr>
-        <w:t>funksjonstest,</w:t>
-      </w:r>
-      <w:proofErr w:type="gramEnd"/>
-      <w:r>
-        <w:rPr>
-          <w:color w:val="EE0000"/>
-        </w:rPr>
-        <w:t xml:space="preserve"> eksperimentell testing)?</w:t>
+        <w:t>Hvilke testtyper inngår (simulering, funksjonstest, eksperimentell testing)?</w:t>
       </w:r>
     </w:p>
     <w:p>
@@ -15107,53 +12291,12 @@
           <w:lang w:val="en-US"/>
         </w:rPr>
       </w:pPr>
-      <w:proofErr w:type="spellStart"/>
       <w:r>
         <w:rPr>
           <w:color w:val="EE0000"/>
           <w:lang w:val="en-US"/>
         </w:rPr>
-        <w:t>Hvordan</w:t>
-      </w:r>
-      <w:proofErr w:type="spellEnd"/>
-      <w:r>
-        <w:rPr>
-          <w:color w:val="EE0000"/>
-          <w:lang w:val="en-US"/>
-        </w:rPr>
-        <w:t xml:space="preserve"> er </w:t>
-      </w:r>
-      <w:proofErr w:type="spellStart"/>
-      <w:r>
-        <w:rPr>
-          <w:color w:val="EE0000"/>
-          <w:lang w:val="en-US"/>
-        </w:rPr>
-        <w:t>testingen</w:t>
-      </w:r>
-      <w:proofErr w:type="spellEnd"/>
-      <w:r>
-        <w:rPr>
-          <w:color w:val="EE0000"/>
-          <w:lang w:val="en-US"/>
-        </w:rPr>
-        <w:t xml:space="preserve"> </w:t>
-      </w:r>
-      <w:proofErr w:type="spellStart"/>
-      <w:r>
-        <w:rPr>
-          <w:color w:val="EE0000"/>
-          <w:lang w:val="en-US"/>
-        </w:rPr>
-        <w:t>strukturert</w:t>
-      </w:r>
-      <w:proofErr w:type="spellEnd"/>
-      <w:r>
-        <w:rPr>
-          <w:color w:val="EE0000"/>
-          <w:lang w:val="en-US"/>
-        </w:rPr>
-        <w:t>?</w:t>
+        <w:t>Hvordan er testingen strukturert?</w:t>
       </w:r>
     </w:p>
     <w:p>
@@ -15188,25 +12331,7 @@
           <w:iCs/>
           <w:color w:val="EE0000"/>
         </w:rPr>
-        <w:t xml:space="preserve">"Dette kapittelet beskriver testingen av strømmålingssystemets nøyaktighet, stabilitet og kommunikasjon. Det ble benyttet både simulering i </w:t>
-      </w:r>
-      <w:proofErr w:type="spellStart"/>
-      <w:r>
-        <w:rPr>
-          <w:i/>
-          <w:iCs/>
-          <w:color w:val="EE0000"/>
-        </w:rPr>
-        <w:t>Wokwi</w:t>
-      </w:r>
-      <w:proofErr w:type="spellEnd"/>
-      <w:r>
-        <w:rPr>
-          <w:i/>
-          <w:iCs/>
-          <w:color w:val="EE0000"/>
-        </w:rPr>
-        <w:t xml:space="preserve"> og eksperimentell testing med reell belastning. Hensikten var å vurdere hvor pålitelig og anvendelig systemet er i praksis."</w:t>
+        <w:t>"Dette kapittelet beskriver testingen av strømmålingssystemets nøyaktighet, stabilitet og kommunikasjon. Det ble benyttet både simulering i Wokwi og eksperimentell testing med reell belastning. Hensikten var å vurdere hvor pålitelig og anvendelig systemet er i praksis."</w:t>
       </w:r>
     </w:p>
     <w:p>
@@ -15250,7 +12375,6 @@
           <w:lang w:val="en-US"/>
         </w:rPr>
       </w:pPr>
-      <w:proofErr w:type="spellStart"/>
       <w:r>
         <w:rPr>
           <w:b/>
@@ -15258,17 +12382,7 @@
           <w:color w:val="EE0000"/>
           <w:lang w:val="en-US"/>
         </w:rPr>
-        <w:t>Hjelpetekst</w:t>
-      </w:r>
-      <w:proofErr w:type="spellEnd"/>
-      <w:r>
-        <w:rPr>
-          <w:b/>
-          <w:bCs/>
-          <w:color w:val="EE0000"/>
-          <w:lang w:val="en-US"/>
-        </w:rPr>
-        <w:t>:</w:t>
+        <w:t>Hjelpetekst:</w:t>
       </w:r>
     </w:p>
     <w:p>
@@ -15282,53 +12396,12 @@
           <w:lang w:val="en-US"/>
         </w:rPr>
       </w:pPr>
-      <w:proofErr w:type="spellStart"/>
       <w:r>
         <w:rPr>
           <w:color w:val="EE0000"/>
           <w:lang w:val="en-US"/>
         </w:rPr>
-        <w:t>Hva</w:t>
-      </w:r>
-      <w:proofErr w:type="spellEnd"/>
-      <w:r>
-        <w:rPr>
-          <w:color w:val="EE0000"/>
-          <w:lang w:val="en-US"/>
-        </w:rPr>
-        <w:t xml:space="preserve"> </w:t>
-      </w:r>
-      <w:proofErr w:type="spellStart"/>
-      <w:r>
-        <w:rPr>
-          <w:color w:val="EE0000"/>
-          <w:lang w:val="en-US"/>
-        </w:rPr>
-        <w:t>ble</w:t>
-      </w:r>
-      <w:proofErr w:type="spellEnd"/>
-      <w:r>
-        <w:rPr>
-          <w:color w:val="EE0000"/>
-          <w:lang w:val="en-US"/>
-        </w:rPr>
-        <w:t xml:space="preserve"> </w:t>
-      </w:r>
-      <w:proofErr w:type="spellStart"/>
-      <w:r>
-        <w:rPr>
-          <w:color w:val="EE0000"/>
-          <w:lang w:val="en-US"/>
-        </w:rPr>
-        <w:t>testet</w:t>
-      </w:r>
-      <w:proofErr w:type="spellEnd"/>
-      <w:r>
-        <w:rPr>
-          <w:color w:val="EE0000"/>
-          <w:lang w:val="en-US"/>
-        </w:rPr>
-        <w:t>?</w:t>
+        <w:t>Hva ble testet?</w:t>
       </w:r>
     </w:p>
     <w:p>
@@ -15345,21 +12418,7 @@
         <w:rPr>
           <w:color w:val="EE0000"/>
         </w:rPr>
-        <w:t xml:space="preserve">Hvordan ble det testet (utstyr, </w:t>
-      </w:r>
-      <w:proofErr w:type="gramStart"/>
-      <w:r>
-        <w:rPr>
-          <w:color w:val="EE0000"/>
-        </w:rPr>
-        <w:t>oppsett,</w:t>
-      </w:r>
-      <w:proofErr w:type="gramEnd"/>
-      <w:r>
-        <w:rPr>
-          <w:color w:val="EE0000"/>
-        </w:rPr>
-        <w:t xml:space="preserve"> betingelser)?</w:t>
+        <w:t>Hvordan ble det testet (utstyr, oppsett, betingelser)?</w:t>
       </w:r>
     </w:p>
     <w:p>
@@ -15373,53 +12432,12 @@
           <w:lang w:val="en-US"/>
         </w:rPr>
       </w:pPr>
-      <w:proofErr w:type="spellStart"/>
       <w:r>
         <w:rPr>
           <w:color w:val="EE0000"/>
           <w:lang w:val="en-US"/>
         </w:rPr>
-        <w:t>Hva</w:t>
-      </w:r>
-      <w:proofErr w:type="spellEnd"/>
-      <w:r>
-        <w:rPr>
-          <w:color w:val="EE0000"/>
-          <w:lang w:val="en-US"/>
-        </w:rPr>
-        <w:t xml:space="preserve"> var </w:t>
-      </w:r>
-      <w:proofErr w:type="spellStart"/>
-      <w:r>
-        <w:rPr>
-          <w:color w:val="EE0000"/>
-          <w:lang w:val="en-US"/>
-        </w:rPr>
-        <w:t>forventet</w:t>
-      </w:r>
-      <w:proofErr w:type="spellEnd"/>
-      <w:r>
-        <w:rPr>
-          <w:color w:val="EE0000"/>
-          <w:lang w:val="en-US"/>
-        </w:rPr>
-        <w:t xml:space="preserve"> </w:t>
-      </w:r>
-      <w:proofErr w:type="spellStart"/>
-      <w:r>
-        <w:rPr>
-          <w:color w:val="EE0000"/>
-          <w:lang w:val="en-US"/>
-        </w:rPr>
-        <w:t>resultat</w:t>
-      </w:r>
-      <w:proofErr w:type="spellEnd"/>
-      <w:r>
-        <w:rPr>
-          <w:color w:val="EE0000"/>
-          <w:lang w:val="en-US"/>
-        </w:rPr>
-        <w:t>?</w:t>
+        <w:t>Hva var forventet resultat?</w:t>
       </w:r>
     </w:p>
     <w:p>
@@ -15436,47 +12454,7 @@
           <w:color w:val="EE0000"/>
           <w:lang w:val="en-US"/>
         </w:rPr>
-        <w:t xml:space="preserve">Eksempel </w:t>
-      </w:r>
-      <w:proofErr w:type="spellStart"/>
-      <w:r>
-        <w:rPr>
-          <w:i/>
-          <w:iCs/>
-          <w:color w:val="EE0000"/>
-          <w:lang w:val="en-US"/>
-        </w:rPr>
-        <w:t>på</w:t>
-      </w:r>
-      <w:proofErr w:type="spellEnd"/>
-      <w:r>
-        <w:rPr>
-          <w:i/>
-          <w:iCs/>
-          <w:color w:val="EE0000"/>
-          <w:lang w:val="en-US"/>
-        </w:rPr>
-        <w:t xml:space="preserve"> </w:t>
-      </w:r>
-      <w:proofErr w:type="spellStart"/>
-      <w:r>
-        <w:rPr>
-          <w:i/>
-          <w:iCs/>
-          <w:color w:val="EE0000"/>
-          <w:lang w:val="en-US"/>
-        </w:rPr>
-        <w:t>tabell</w:t>
-      </w:r>
-      <w:proofErr w:type="spellEnd"/>
-      <w:r>
-        <w:rPr>
-          <w:i/>
-          <w:iCs/>
-          <w:color w:val="EE0000"/>
-          <w:lang w:val="en-US"/>
-        </w:rPr>
-        <w:t>:</w:t>
+        <w:t>Eksempel på tabell:</w:t>
       </w:r>
     </w:p>
     <w:tbl>
@@ -15560,28 +12538,12 @@
                 <w:lang w:val="en-US"/>
               </w:rPr>
             </w:pPr>
-            <w:proofErr w:type="spellStart"/>
             <w:r>
               <w:rPr>
                 <w:lang w:val="en-US"/>
               </w:rPr>
-              <w:t>Forventet</w:t>
-            </w:r>
-            <w:proofErr w:type="spellEnd"/>
-            <w:r>
-              <w:rPr>
-                <w:lang w:val="en-US"/>
-              </w:rPr>
-              <w:t xml:space="preserve"> </w:t>
-            </w:r>
-            <w:proofErr w:type="spellStart"/>
-            <w:r>
-              <w:rPr>
-                <w:lang w:val="en-US"/>
-              </w:rPr>
-              <w:t>resultat</w:t>
-            </w:r>
-            <w:proofErr w:type="spellEnd"/>
+              <w:t>Forventet resultat</w:t>
+            </w:r>
           </w:p>
         </w:tc>
       </w:tr>
@@ -15616,19 +12578,11 @@
                 <w:lang w:val="en-US"/>
               </w:rPr>
             </w:pPr>
-            <w:proofErr w:type="spellStart"/>
             <w:r>
               <w:rPr>
                 <w:lang w:val="en-US"/>
               </w:rPr>
-              <w:t>Strømmåling</w:t>
-            </w:r>
-            <w:proofErr w:type="spellEnd"/>
-            <w:r>
-              <w:rPr>
-                <w:lang w:val="en-US"/>
-              </w:rPr>
-              <w:t xml:space="preserve"> (0–5 A)</w:t>
+              <w:t>Strømmåling (0–5 A)</w:t>
             </w:r>
           </w:p>
         </w:tc>
@@ -15643,28 +12597,12 @@
                 <w:lang w:val="en-US"/>
               </w:rPr>
             </w:pPr>
-            <w:proofErr w:type="spellStart"/>
             <w:r>
               <w:rPr>
                 <w:lang w:val="en-US"/>
               </w:rPr>
-              <w:t>Sammenligning</w:t>
-            </w:r>
-            <w:proofErr w:type="spellEnd"/>
-            <w:r>
-              <w:rPr>
-                <w:lang w:val="en-US"/>
-              </w:rPr>
-              <w:t xml:space="preserve"> med </w:t>
-            </w:r>
-            <w:proofErr w:type="spellStart"/>
-            <w:r>
-              <w:rPr>
-                <w:lang w:val="en-US"/>
-              </w:rPr>
-              <w:t>referansemåler</w:t>
-            </w:r>
-            <w:proofErr w:type="spellEnd"/>
+              <w:t>Sammenligning med referansemåler</w:t>
+            </w:r>
           </w:p>
         </w:tc>
         <w:tc>
@@ -15682,16 +12620,8 @@
               <w:rPr>
                 <w:lang w:val="en-US"/>
               </w:rPr>
-              <w:t xml:space="preserve">±10 % </w:t>
-            </w:r>
-            <w:proofErr w:type="spellStart"/>
-            <w:r>
-              <w:rPr>
-                <w:lang w:val="en-US"/>
-              </w:rPr>
-              <w:t>avvik</w:t>
-            </w:r>
-            <w:proofErr w:type="spellEnd"/>
+              <w:t>±10 % avvik</w:t>
+            </w:r>
           </w:p>
         </w:tc>
       </w:tr>
@@ -15730,16 +12660,8 @@
               <w:rPr>
                 <w:lang w:val="en-US"/>
               </w:rPr>
-              <w:t>Wi-Fi-</w:t>
-            </w:r>
-            <w:proofErr w:type="spellStart"/>
-            <w:r>
-              <w:rPr>
-                <w:lang w:val="en-US"/>
-              </w:rPr>
-              <w:t>overføring</w:t>
-            </w:r>
-            <w:proofErr w:type="spellEnd"/>
+              <w:t>Wi-Fi-overføring</w:t>
+            </w:r>
           </w:p>
         </w:tc>
         <w:tc>
@@ -15753,19 +12675,11 @@
                 <w:lang w:val="en-US"/>
               </w:rPr>
             </w:pPr>
-            <w:proofErr w:type="spellStart"/>
             <w:r>
               <w:rPr>
                 <w:lang w:val="en-US"/>
               </w:rPr>
-              <w:t>Dataoverføring</w:t>
-            </w:r>
-            <w:proofErr w:type="spellEnd"/>
-            <w:r>
-              <w:rPr>
-                <w:lang w:val="en-US"/>
-              </w:rPr>
-              <w:t xml:space="preserve"> over 10 m</w:t>
+              <w:t>Dataoverføring over 10 m</w:t>
             </w:r>
           </w:p>
         </w:tc>
@@ -15784,30 +12698,8 @@
               <w:rPr>
                 <w:lang w:val="en-US"/>
               </w:rPr>
-              <w:t xml:space="preserve">100 % </w:t>
-            </w:r>
-            <w:proofErr w:type="spellStart"/>
-            <w:r>
-              <w:rPr>
-                <w:lang w:val="en-US"/>
-              </w:rPr>
-              <w:t>datapakker</w:t>
-            </w:r>
-            <w:proofErr w:type="spellEnd"/>
-            <w:r>
-              <w:rPr>
-                <w:lang w:val="en-US"/>
-              </w:rPr>
-              <w:t xml:space="preserve"> </w:t>
-            </w:r>
-            <w:proofErr w:type="spellStart"/>
-            <w:r>
-              <w:rPr>
-                <w:lang w:val="en-US"/>
-              </w:rPr>
-              <w:t>mottatt</w:t>
-            </w:r>
-            <w:proofErr w:type="spellEnd"/>
+              <w:t>100 % datapakker mottatt</w:t>
+            </w:r>
           </w:p>
         </w:tc>
       </w:tr>
@@ -15842,14 +12734,12 @@
                 <w:lang w:val="en-US"/>
               </w:rPr>
             </w:pPr>
-            <w:proofErr w:type="spellStart"/>
             <w:r>
               <w:rPr>
                 <w:lang w:val="en-US"/>
               </w:rPr>
               <w:t>Oppstartstid</w:t>
             </w:r>
-            <w:proofErr w:type="spellEnd"/>
           </w:p>
         </w:tc>
         <w:tc>
@@ -15878,16 +12768,8 @@
               <w:rPr>
                 <w:lang w:val="en-US"/>
               </w:rPr>
-              <w:t xml:space="preserve">&lt; 2 </w:t>
-            </w:r>
-            <w:proofErr w:type="spellStart"/>
-            <w:r>
-              <w:rPr>
-                <w:lang w:val="en-US"/>
-              </w:rPr>
-              <w:t>sekunder</w:t>
-            </w:r>
-            <w:proofErr w:type="spellEnd"/>
+              <w:t>&lt; 2 sekunder</w:t>
+            </w:r>
           </w:p>
         </w:tc>
       </w:tr>
@@ -15952,49 +12834,7 @@
         <w:rPr>
           <w:color w:val="FF0000"/>
         </w:rPr>
-        <w:t xml:space="preserve"> Vise hva som ble testet i simuleringsverktøy (f.eks. </w:t>
-      </w:r>
-      <w:proofErr w:type="spellStart"/>
-      <w:r>
-        <w:rPr>
-          <w:color w:val="FF0000"/>
-        </w:rPr>
-        <w:t>Wokwi</w:t>
-      </w:r>
-      <w:proofErr w:type="spellEnd"/>
-      <w:r>
-        <w:rPr>
-          <w:color w:val="FF0000"/>
-        </w:rPr>
-        <w:t xml:space="preserve">, </w:t>
-      </w:r>
-      <w:proofErr w:type="spellStart"/>
-      <w:r>
-        <w:rPr>
-          <w:color w:val="FF0000"/>
-        </w:rPr>
-        <w:t>Tinkercad</w:t>
-      </w:r>
-      <w:proofErr w:type="spellEnd"/>
-      <w:r>
-        <w:rPr>
-          <w:color w:val="FF0000"/>
-        </w:rPr>
-        <w:t xml:space="preserve">, </w:t>
-      </w:r>
-      <w:proofErr w:type="spellStart"/>
-      <w:r>
-        <w:rPr>
-          <w:color w:val="FF0000"/>
-        </w:rPr>
-        <w:t>LTspice</w:t>
-      </w:r>
-      <w:proofErr w:type="spellEnd"/>
-      <w:r>
-        <w:rPr>
-          <w:color w:val="FF0000"/>
-        </w:rPr>
-        <w:t>).</w:t>
+        <w:t xml:space="preserve"> Vise hva som ble testet i simuleringsverktøy (f.eks. Wokwi, Tinkercad, LTspice).</w:t>
       </w:r>
     </w:p>
     <w:p>
@@ -16004,7 +12844,6 @@
           <w:lang w:val="en-US"/>
         </w:rPr>
       </w:pPr>
-      <w:proofErr w:type="spellStart"/>
       <w:r>
         <w:rPr>
           <w:b/>
@@ -16012,9 +12851,148 @@
           <w:color w:val="FF0000"/>
           <w:lang w:val="en-US"/>
         </w:rPr>
-        <w:t>Hjelpetekst</w:t>
-      </w:r>
-      <w:proofErr w:type="spellEnd"/>
+        <w:t>Hjelpetekst:</w:t>
+      </w:r>
+    </w:p>
+    <w:p>
+      <w:pPr>
+        <w:numPr>
+          <w:ilvl w:val="0"/>
+          <w:numId w:val="27"/>
+        </w:numPr>
+        <w:rPr>
+          <w:color w:val="FF0000"/>
+          <w:lang w:val="en-US"/>
+        </w:rPr>
+      </w:pPr>
+      <w:r>
+        <w:rPr>
+          <w:color w:val="FF0000"/>
+          <w:lang w:val="en-US"/>
+        </w:rPr>
+        <w:t>Hva ble simulert?</w:t>
+      </w:r>
+    </w:p>
+    <w:p>
+      <w:pPr>
+        <w:numPr>
+          <w:ilvl w:val="0"/>
+          <w:numId w:val="27"/>
+        </w:numPr>
+        <w:rPr>
+          <w:color w:val="FF0000"/>
+        </w:rPr>
+      </w:pPr>
+      <w:r>
+        <w:rPr>
+          <w:color w:val="FF0000"/>
+        </w:rPr>
+        <w:lastRenderedPageBreak/>
+        <w:t>Hvilke komponenter og kode ble testet?</w:t>
+      </w:r>
+    </w:p>
+    <w:p>
+      <w:pPr>
+        <w:numPr>
+          <w:ilvl w:val="0"/>
+          <w:numId w:val="27"/>
+        </w:numPr>
+        <w:rPr>
+          <w:color w:val="FF0000"/>
+        </w:rPr>
+      </w:pPr>
+      <w:r>
+        <w:rPr>
+          <w:color w:val="FF0000"/>
+        </w:rPr>
+        <w:t>Hvilke resultater fikk dere – og stemte de med virkeligheten?</w:t>
+      </w:r>
+    </w:p>
+    <w:p>
+      <w:pPr>
+        <w:rPr>
+          <w:color w:val="FF0000"/>
+        </w:rPr>
+      </w:pPr>
+      <w:r>
+        <w:rPr>
+          <w:color w:val="FF0000"/>
+        </w:rPr>
+        <w:t xml:space="preserve"> </w:t>
+      </w:r>
+      <w:r>
+        <w:rPr>
+          <w:i/>
+          <w:iCs/>
+          <w:color w:val="FF0000"/>
+        </w:rPr>
+        <w:t>Eksempel:</w:t>
+      </w:r>
+      <w:r>
+        <w:rPr>
+          <w:color w:val="FF0000"/>
+        </w:rPr>
+        <w:br/>
+      </w:r>
+      <w:r>
+        <w:rPr>
+          <w:i/>
+          <w:iCs/>
+          <w:color w:val="FF0000"/>
+        </w:rPr>
+        <w:t>"Wokwi-simulering viste at systemet målte strøm og publiserte data hvert 3. sekund. Simulert input ble behandlet riktig av firmware, og data ble sendt til monitoren."</w:t>
+      </w:r>
+    </w:p>
+    <w:p/>
+    <w:p>
+      <w:pPr>
+        <w:pStyle w:val="Overskrift2"/>
+      </w:pPr>
+      <w:bookmarkStart w:id="25" w:name="_Toc904776928"/>
+      <w:r>
+        <w:t>Funksjontesting</w:t>
+      </w:r>
+      <w:bookmarkEnd w:id="25"/>
+      <w:r>
+        <w:t xml:space="preserve"> </w:t>
+      </w:r>
+    </w:p>
+    <w:p>
+      <w:pPr>
+        <w:rPr>
+          <w:color w:val="FF0000"/>
+        </w:rPr>
+      </w:pPr>
+      <w:r>
+        <w:rPr>
+          <w:b/>
+          <w:bCs/>
+          <w:color w:val="FF0000"/>
+        </w:rPr>
+        <w:t>F</w:t>
+      </w:r>
+      <w:r>
+        <w:rPr>
+          <w:b/>
+          <w:bCs/>
+          <w:color w:val="FF0000"/>
+        </w:rPr>
+        <w:t>ormål:</w:t>
+      </w:r>
+      <w:r>
+        <w:rPr>
+          <w:color w:val="FF0000"/>
+        </w:rPr>
+        <w:t xml:space="preserve"> Dokumentere om systemet faktisk gjør det det skal (funksjonelt, bruksmessig).</w:t>
+      </w:r>
+    </w:p>
+    <w:p>
+      <w:pPr>
+        <w:rPr>
+          <w:color w:val="FF0000"/>
+          <w:lang w:val="en-US"/>
+        </w:rPr>
+      </w:pPr>
       <w:r>
         <w:rPr>
           <w:b/>
@@ -16022,244 +13000,7 @@
           <w:color w:val="FF0000"/>
           <w:lang w:val="en-US"/>
         </w:rPr>
-        <w:t>:</w:t>
-      </w:r>
-    </w:p>
-    <w:p>
-      <w:pPr>
-        <w:numPr>
-          <w:ilvl w:val="0"/>
-          <w:numId w:val="27"/>
-        </w:numPr>
-        <w:rPr>
-          <w:color w:val="FF0000"/>
-          <w:lang w:val="en-US"/>
-        </w:rPr>
-      </w:pPr>
-      <w:proofErr w:type="spellStart"/>
-      <w:r>
-        <w:rPr>
-          <w:color w:val="FF0000"/>
-          <w:lang w:val="en-US"/>
-        </w:rPr>
-        <w:t>Hva</w:t>
-      </w:r>
-      <w:proofErr w:type="spellEnd"/>
-      <w:r>
-        <w:rPr>
-          <w:color w:val="FF0000"/>
-          <w:lang w:val="en-US"/>
-        </w:rPr>
-        <w:t xml:space="preserve"> </w:t>
-      </w:r>
-      <w:proofErr w:type="spellStart"/>
-      <w:r>
-        <w:rPr>
-          <w:color w:val="FF0000"/>
-          <w:lang w:val="en-US"/>
-        </w:rPr>
-        <w:t>ble</w:t>
-      </w:r>
-      <w:proofErr w:type="spellEnd"/>
-      <w:r>
-        <w:rPr>
-          <w:color w:val="FF0000"/>
-          <w:lang w:val="en-US"/>
-        </w:rPr>
-        <w:t xml:space="preserve"> </w:t>
-      </w:r>
-      <w:proofErr w:type="spellStart"/>
-      <w:r>
-        <w:rPr>
-          <w:color w:val="FF0000"/>
-          <w:lang w:val="en-US"/>
-        </w:rPr>
-        <w:t>simulert</w:t>
-      </w:r>
-      <w:proofErr w:type="spellEnd"/>
-      <w:r>
-        <w:rPr>
-          <w:color w:val="FF0000"/>
-          <w:lang w:val="en-US"/>
-        </w:rPr>
-        <w:t>?</w:t>
-      </w:r>
-    </w:p>
-    <w:p>
-      <w:pPr>
-        <w:numPr>
-          <w:ilvl w:val="0"/>
-          <w:numId w:val="27"/>
-        </w:numPr>
-        <w:rPr>
-          <w:color w:val="FF0000"/>
-        </w:rPr>
-      </w:pPr>
-      <w:r>
-        <w:rPr>
-          <w:color w:val="FF0000"/>
-        </w:rPr>
-        <w:lastRenderedPageBreak/>
-        <w:t>Hvilke komponenter og kode ble testet?</w:t>
-      </w:r>
-    </w:p>
-    <w:p>
-      <w:pPr>
-        <w:numPr>
-          <w:ilvl w:val="0"/>
-          <w:numId w:val="27"/>
-        </w:numPr>
-        <w:rPr>
-          <w:color w:val="FF0000"/>
-        </w:rPr>
-      </w:pPr>
-      <w:r>
-        <w:rPr>
-          <w:color w:val="FF0000"/>
-        </w:rPr>
-        <w:t>Hvilke resultater fikk dere – og stemte de med virkeligheten?</w:t>
-      </w:r>
-    </w:p>
-    <w:p>
-      <w:pPr>
-        <w:rPr>
-          <w:color w:val="FF0000"/>
-        </w:rPr>
-      </w:pPr>
-      <w:r>
-        <w:rPr>
-          <w:color w:val="FF0000"/>
-        </w:rPr>
-        <w:t xml:space="preserve"> </w:t>
-      </w:r>
-      <w:r>
-        <w:rPr>
-          <w:i/>
-          <w:iCs/>
-          <w:color w:val="FF0000"/>
-        </w:rPr>
-        <w:t>Eksempel:</w:t>
-      </w:r>
-      <w:r>
-        <w:rPr>
-          <w:color w:val="FF0000"/>
-        </w:rPr>
-        <w:br/>
-      </w:r>
-      <w:r>
-        <w:rPr>
-          <w:i/>
-          <w:iCs/>
-          <w:color w:val="FF0000"/>
-        </w:rPr>
-        <w:t>"</w:t>
-      </w:r>
-      <w:proofErr w:type="spellStart"/>
-      <w:r>
-        <w:rPr>
-          <w:i/>
-          <w:iCs/>
-          <w:color w:val="FF0000"/>
-        </w:rPr>
-        <w:t>Wokwi</w:t>
-      </w:r>
-      <w:proofErr w:type="spellEnd"/>
-      <w:r>
-        <w:rPr>
-          <w:i/>
-          <w:iCs/>
-          <w:color w:val="FF0000"/>
-        </w:rPr>
-        <w:t xml:space="preserve">-simulering viste at systemet målte strøm og publiserte data hvert 3. sekund. Simulert input ble behandlet riktig av </w:t>
-      </w:r>
-      <w:proofErr w:type="spellStart"/>
-      <w:r>
-        <w:rPr>
-          <w:i/>
-          <w:iCs/>
-          <w:color w:val="FF0000"/>
-        </w:rPr>
-        <w:t>firmware</w:t>
-      </w:r>
-      <w:proofErr w:type="spellEnd"/>
-      <w:r>
-        <w:rPr>
-          <w:i/>
-          <w:iCs/>
-          <w:color w:val="FF0000"/>
-        </w:rPr>
-        <w:t>, og data ble sendt til monitoren."</w:t>
-      </w:r>
-    </w:p>
-    <w:p/>
-    <w:p>
-      <w:pPr>
-        <w:pStyle w:val="Overskrift2"/>
-      </w:pPr>
-      <w:bookmarkStart w:id="25" w:name="_Toc904776928"/>
-      <w:r>
-        <w:t>Funksjontesting</w:t>
-      </w:r>
-      <w:bookmarkEnd w:id="25"/>
-      <w:r>
-        <w:t xml:space="preserve"> </w:t>
-      </w:r>
-    </w:p>
-    <w:p>
-      <w:pPr>
-        <w:rPr>
-          <w:color w:val="FF0000"/>
-        </w:rPr>
-      </w:pPr>
-      <w:r>
-        <w:rPr>
-          <w:b/>
-          <w:bCs/>
-          <w:color w:val="FF0000"/>
-        </w:rPr>
-        <w:t>F</w:t>
-      </w:r>
-      <w:r>
-        <w:rPr>
-          <w:b/>
-          <w:bCs/>
-          <w:color w:val="FF0000"/>
-        </w:rPr>
-        <w:t>ormål:</w:t>
-      </w:r>
-      <w:r>
-        <w:rPr>
-          <w:color w:val="FF0000"/>
-        </w:rPr>
-        <w:t xml:space="preserve"> Dokumentere om systemet faktisk gjør det det skal (funksjonelt, bruksmessig).</w:t>
-      </w:r>
-    </w:p>
-    <w:p>
-      <w:pPr>
-        <w:rPr>
-          <w:color w:val="FF0000"/>
-          <w:lang w:val="en-US"/>
-        </w:rPr>
-      </w:pPr>
-      <w:proofErr w:type="spellStart"/>
-      <w:r>
-        <w:rPr>
-          <w:b/>
-          <w:bCs/>
-          <w:color w:val="FF0000"/>
-          <w:lang w:val="en-US"/>
-        </w:rPr>
-        <w:t>Hjelpetekst</w:t>
-      </w:r>
-      <w:proofErr w:type="spellEnd"/>
-      <w:r>
-        <w:rPr>
-          <w:b/>
-          <w:bCs/>
-          <w:color w:val="FF0000"/>
-          <w:lang w:val="en-US"/>
-        </w:rPr>
-        <w:t>:</w:t>
+        <w:t>Hjelpetekst:</w:t>
       </w:r>
     </w:p>
     <w:p>
@@ -16273,69 +13014,12 @@
           <w:lang w:val="en-US"/>
         </w:rPr>
       </w:pPr>
-      <w:proofErr w:type="spellStart"/>
       <w:r>
         <w:rPr>
           <w:color w:val="FF0000"/>
           <w:lang w:val="en-US"/>
         </w:rPr>
-        <w:t>Fungerer</w:t>
-      </w:r>
-      <w:proofErr w:type="spellEnd"/>
-      <w:r>
-        <w:rPr>
-          <w:color w:val="FF0000"/>
-          <w:lang w:val="en-US"/>
-        </w:rPr>
-        <w:t xml:space="preserve"> </w:t>
-      </w:r>
-      <w:proofErr w:type="spellStart"/>
-      <w:r>
-        <w:rPr>
-          <w:color w:val="FF0000"/>
-          <w:lang w:val="en-US"/>
-        </w:rPr>
-        <w:t>sensorer</w:t>
-      </w:r>
-      <w:proofErr w:type="spellEnd"/>
-      <w:r>
-        <w:rPr>
-          <w:color w:val="FF0000"/>
-          <w:lang w:val="en-US"/>
-        </w:rPr>
-        <w:t xml:space="preserve"> </w:t>
-      </w:r>
-      <w:proofErr w:type="spellStart"/>
-      <w:r>
-        <w:rPr>
-          <w:color w:val="FF0000"/>
-          <w:lang w:val="en-US"/>
-        </w:rPr>
-        <w:t>som</w:t>
-      </w:r>
-      <w:proofErr w:type="spellEnd"/>
-      <w:r>
-        <w:rPr>
-          <w:color w:val="FF0000"/>
-          <w:lang w:val="en-US"/>
-        </w:rPr>
-        <w:t xml:space="preserve"> </w:t>
-      </w:r>
-      <w:proofErr w:type="spellStart"/>
-      <w:r>
-        <w:rPr>
-          <w:color w:val="FF0000"/>
-          <w:lang w:val="en-US"/>
-        </w:rPr>
-        <w:t>forventet</w:t>
-      </w:r>
-      <w:proofErr w:type="spellEnd"/>
-      <w:r>
-        <w:rPr>
-          <w:color w:val="FF0000"/>
-          <w:lang w:val="en-US"/>
-        </w:rPr>
-        <w:t>?</w:t>
+        <w:t>Fungerer sensorer som forventet?</w:t>
       </w:r>
     </w:p>
     <w:p>
@@ -16386,47 +13070,7 @@
           <w:color w:val="FF0000"/>
           <w:lang w:val="en-US"/>
         </w:rPr>
-        <w:t xml:space="preserve">Eksempel </w:t>
-      </w:r>
-      <w:proofErr w:type="spellStart"/>
-      <w:r>
-        <w:rPr>
-          <w:i/>
-          <w:iCs/>
-          <w:color w:val="FF0000"/>
-          <w:lang w:val="en-US"/>
-        </w:rPr>
-        <w:t>på</w:t>
-      </w:r>
-      <w:proofErr w:type="spellEnd"/>
-      <w:r>
-        <w:rPr>
-          <w:i/>
-          <w:iCs/>
-          <w:color w:val="FF0000"/>
-          <w:lang w:val="en-US"/>
-        </w:rPr>
-        <w:t xml:space="preserve"> </w:t>
-      </w:r>
-      <w:proofErr w:type="spellStart"/>
-      <w:r>
-        <w:rPr>
-          <w:i/>
-          <w:iCs/>
-          <w:color w:val="FF0000"/>
-          <w:lang w:val="en-US"/>
-        </w:rPr>
-        <w:t>sjekkliste</w:t>
-      </w:r>
-      <w:proofErr w:type="spellEnd"/>
-      <w:r>
-        <w:rPr>
-          <w:i/>
-          <w:iCs/>
-          <w:color w:val="FF0000"/>
-          <w:lang w:val="en-US"/>
-        </w:rPr>
-        <w:t>:</w:t>
+        <w:t>Eksempel på sjekkliste:</w:t>
       </w:r>
     </w:p>
     <w:tbl>
@@ -16456,14 +13100,12 @@
                 <w:lang w:val="en-US"/>
               </w:rPr>
             </w:pPr>
-            <w:proofErr w:type="spellStart"/>
             <w:r>
               <w:rPr>
                 <w:lang w:val="en-US"/>
               </w:rPr>
               <w:t>Funksjon</w:t>
             </w:r>
-            <w:proofErr w:type="spellEnd"/>
           </w:p>
         </w:tc>
         <w:tc>
@@ -16496,14 +13138,12 @@
                 <w:lang w:val="en-US"/>
               </w:rPr>
             </w:pPr>
-            <w:proofErr w:type="spellStart"/>
             <w:r>
               <w:rPr>
                 <w:lang w:val="en-US"/>
               </w:rPr>
               <w:t>Kommentar</w:t>
             </w:r>
-            <w:proofErr w:type="spellEnd"/>
           </w:p>
         </w:tc>
       </w:tr>
@@ -16522,28 +13162,12 @@
                 <w:lang w:val="en-US"/>
               </w:rPr>
             </w:pPr>
-            <w:proofErr w:type="spellStart"/>
             <w:r>
               <w:rPr>
                 <w:lang w:val="en-US"/>
               </w:rPr>
-              <w:t>Måling</w:t>
-            </w:r>
-            <w:proofErr w:type="spellEnd"/>
-            <w:r>
-              <w:rPr>
-                <w:lang w:val="en-US"/>
-              </w:rPr>
-              <w:t xml:space="preserve"> av </w:t>
-            </w:r>
-            <w:proofErr w:type="spellStart"/>
-            <w:r>
-              <w:rPr>
-                <w:lang w:val="en-US"/>
-              </w:rPr>
-              <w:t>strøm</w:t>
-            </w:r>
-            <w:proofErr w:type="spellEnd"/>
+              <w:t>Måling av strøm</w:t>
+            </w:r>
           </w:p>
         </w:tc>
         <w:tc>
@@ -16581,30 +13205,8 @@
               <w:rPr>
                 <w:lang w:val="en-US"/>
               </w:rPr>
-              <w:t xml:space="preserve">Stabil </w:t>
-            </w:r>
-            <w:proofErr w:type="spellStart"/>
-            <w:r>
-              <w:rPr>
-                <w:lang w:val="en-US"/>
-              </w:rPr>
-              <w:t>verdi</w:t>
-            </w:r>
-            <w:proofErr w:type="spellEnd"/>
-            <w:r>
-              <w:rPr>
-                <w:lang w:val="en-US"/>
-              </w:rPr>
-              <w:t xml:space="preserve"> over </w:t>
-            </w:r>
-            <w:proofErr w:type="spellStart"/>
-            <w:r>
-              <w:rPr>
-                <w:lang w:val="en-US"/>
-              </w:rPr>
-              <w:t>tid</w:t>
-            </w:r>
-            <w:proofErr w:type="spellEnd"/>
+              <w:t>Stabil verdi over tid</w:t>
+            </w:r>
           </w:p>
         </w:tc>
       </w:tr>
@@ -16623,33 +13225,11 @@
                 <w:lang w:val="en-US"/>
               </w:rPr>
             </w:pPr>
-            <w:proofErr w:type="spellStart"/>
             <w:r>
               <w:rPr>
                 <w:lang w:val="en-US"/>
               </w:rPr>
-              <w:t>Oppkobling</w:t>
-            </w:r>
-            <w:proofErr w:type="spellEnd"/>
-            <w:r>
-              <w:rPr>
-                <w:lang w:val="en-US"/>
-              </w:rPr>
-              <w:t xml:space="preserve"> </w:t>
-            </w:r>
-            <w:proofErr w:type="spellStart"/>
-            <w:r>
-              <w:rPr>
-                <w:lang w:val="en-US"/>
-              </w:rPr>
-              <w:t>til</w:t>
-            </w:r>
-            <w:proofErr w:type="spellEnd"/>
-            <w:r>
-              <w:rPr>
-                <w:lang w:val="en-US"/>
-              </w:rPr>
-              <w:t xml:space="preserve"> Wi-Fi</w:t>
+              <w:t>Oppkobling til Wi-Fi</w:t>
             </w:r>
           </w:p>
         </w:tc>
@@ -16684,47 +13264,11 @@
                 <w:lang w:val="en-US"/>
               </w:rPr>
             </w:pPr>
-            <w:proofErr w:type="spellStart"/>
             <w:r>
               <w:rPr>
                 <w:lang w:val="en-US"/>
               </w:rPr>
-              <w:t>Noen</w:t>
-            </w:r>
-            <w:proofErr w:type="spellEnd"/>
-            <w:r>
-              <w:rPr>
-                <w:lang w:val="en-US"/>
-              </w:rPr>
-              <w:t xml:space="preserve"> </w:t>
-            </w:r>
-            <w:proofErr w:type="spellStart"/>
-            <w:r>
-              <w:rPr>
-                <w:lang w:val="en-US"/>
-              </w:rPr>
-              <w:t>forsinkelser</w:t>
-            </w:r>
-            <w:proofErr w:type="spellEnd"/>
-            <w:r>
-              <w:rPr>
-                <w:lang w:val="en-US"/>
-              </w:rPr>
-              <w:t xml:space="preserve"> </w:t>
-            </w:r>
-            <w:proofErr w:type="spellStart"/>
-            <w:r>
-              <w:rPr>
-                <w:lang w:val="en-US"/>
-              </w:rPr>
-              <w:t>første</w:t>
-            </w:r>
-            <w:proofErr w:type="spellEnd"/>
-            <w:r>
-              <w:rPr>
-                <w:lang w:val="en-US"/>
-              </w:rPr>
-              <w:t xml:space="preserve"> gang</w:t>
+              <w:t>Noen forsinkelser første gang</w:t>
             </w:r>
           </w:p>
         </w:tc>
@@ -16744,42 +13288,12 @@
                 <w:lang w:val="en-US"/>
               </w:rPr>
             </w:pPr>
-            <w:proofErr w:type="spellStart"/>
             <w:r>
               <w:rPr>
                 <w:lang w:val="en-US"/>
               </w:rPr>
-              <w:t>Datavisning</w:t>
-            </w:r>
-            <w:proofErr w:type="spellEnd"/>
-            <w:r>
-              <w:rPr>
-                <w:lang w:val="en-US"/>
-              </w:rPr>
-              <w:t xml:space="preserve"> </w:t>
-            </w:r>
-            <w:proofErr w:type="spellStart"/>
-            <w:r>
-              <w:rPr>
-                <w:lang w:val="en-US"/>
-              </w:rPr>
-              <w:t>i</w:t>
-            </w:r>
-            <w:proofErr w:type="spellEnd"/>
-            <w:r>
-              <w:rPr>
-                <w:lang w:val="en-US"/>
-              </w:rPr>
-              <w:t xml:space="preserve"> </w:t>
-            </w:r>
-            <w:proofErr w:type="spellStart"/>
-            <w:r>
-              <w:rPr>
-                <w:lang w:val="en-US"/>
-              </w:rPr>
-              <w:t>webgrensesnitt</w:t>
-            </w:r>
-            <w:proofErr w:type="spellEnd"/>
+              <w:t>Datavisning i webgrensesnitt</w:t>
+            </w:r>
           </w:p>
         </w:tc>
         <w:tc>
@@ -16813,42 +13327,12 @@
                 <w:lang w:val="en-US"/>
               </w:rPr>
             </w:pPr>
-            <w:proofErr w:type="spellStart"/>
             <w:r>
               <w:rPr>
                 <w:lang w:val="en-US"/>
               </w:rPr>
-              <w:t>Oppdatert</w:t>
-            </w:r>
-            <w:proofErr w:type="spellEnd"/>
-            <w:r>
-              <w:rPr>
-                <w:lang w:val="en-US"/>
-              </w:rPr>
-              <w:t xml:space="preserve"> </w:t>
-            </w:r>
-            <w:proofErr w:type="spellStart"/>
-            <w:r>
-              <w:rPr>
-                <w:lang w:val="en-US"/>
-              </w:rPr>
-              <w:t>hvert</w:t>
-            </w:r>
-            <w:proofErr w:type="spellEnd"/>
-            <w:r>
-              <w:rPr>
-                <w:lang w:val="en-US"/>
-              </w:rPr>
-              <w:t xml:space="preserve"> 5. </w:t>
-            </w:r>
-            <w:proofErr w:type="spellStart"/>
-            <w:r>
-              <w:rPr>
-                <w:lang w:val="en-US"/>
-              </w:rPr>
-              <w:t>sekund</w:t>
-            </w:r>
-            <w:proofErr w:type="spellEnd"/>
+              <w:t>Oppdatert hvert 5. sekund</w:t>
+            </w:r>
           </w:p>
         </w:tc>
       </w:tr>
@@ -16943,7 +13427,6 @@
           <w:lang w:val="en-US"/>
         </w:rPr>
       </w:pPr>
-      <w:proofErr w:type="spellStart"/>
       <w:r>
         <w:rPr>
           <w:b/>
@@ -16951,17 +13434,7 @@
           <w:color w:val="FF0000"/>
           <w:lang w:val="en-US"/>
         </w:rPr>
-        <w:t>Hjelpetekst</w:t>
-      </w:r>
-      <w:proofErr w:type="spellEnd"/>
-      <w:r>
-        <w:rPr>
-          <w:b/>
-          <w:bCs/>
-          <w:color w:val="FF0000"/>
-          <w:lang w:val="en-US"/>
-        </w:rPr>
-        <w:t>:</w:t>
+        <w:t>Hjelpetekst:</w:t>
       </w:r>
     </w:p>
     <w:p>
@@ -16980,39 +13453,7 @@
           <w:color w:val="FF0000"/>
           <w:lang w:val="en-US"/>
         </w:rPr>
-        <w:t xml:space="preserve">Ble </w:t>
-      </w:r>
-      <w:proofErr w:type="spellStart"/>
-      <w:r>
-        <w:rPr>
-          <w:color w:val="FF0000"/>
-          <w:lang w:val="en-US"/>
-        </w:rPr>
-        <w:t>målene</w:t>
-      </w:r>
-      <w:proofErr w:type="spellEnd"/>
-      <w:r>
-        <w:rPr>
-          <w:color w:val="FF0000"/>
-          <w:lang w:val="en-US"/>
-        </w:rPr>
-        <w:t xml:space="preserve"> </w:t>
-      </w:r>
-      <w:proofErr w:type="spellStart"/>
-      <w:r>
-        <w:rPr>
-          <w:color w:val="FF0000"/>
-          <w:lang w:val="en-US"/>
-        </w:rPr>
-        <w:t>nådd</w:t>
-      </w:r>
-      <w:proofErr w:type="spellEnd"/>
-      <w:r>
-        <w:rPr>
-          <w:color w:val="FF0000"/>
-          <w:lang w:val="en-US"/>
-        </w:rPr>
-        <w:t>?</w:t>
+        <w:t>Ble målene nådd?</w:t>
       </w:r>
     </w:p>
     <w:p>
@@ -17098,43 +13539,7 @@
           <w:iCs/>
           <w:color w:val="FF0000"/>
         </w:rPr>
-        <w:t xml:space="preserve">"Systemet klarte å måle strøm med 7 % avvik under normale forhold, som er innenfor akseptabel margin. Datakommunikasjonen fungerte stabilt, men har forbedringspotensial ved dårlig </w:t>
-      </w:r>
-      <w:proofErr w:type="spellStart"/>
-      <w:r>
-        <w:rPr>
-          <w:i/>
-          <w:iCs/>
-          <w:color w:val="FF0000"/>
-        </w:rPr>
-        <w:t>Wi</w:t>
-      </w:r>
-      <w:proofErr w:type="spellEnd"/>
-      <w:r>
-        <w:rPr>
-          <w:i/>
-          <w:iCs/>
-          <w:color w:val="FF0000"/>
-        </w:rPr>
-        <w:t>-</w:t>
-      </w:r>
-      <w:proofErr w:type="spellStart"/>
-      <w:r>
-        <w:rPr>
-          <w:i/>
-          <w:iCs/>
-          <w:color w:val="FF0000"/>
-        </w:rPr>
-        <w:t>Fi</w:t>
-      </w:r>
-      <w:proofErr w:type="spellEnd"/>
-      <w:r>
-        <w:rPr>
-          <w:i/>
-          <w:iCs/>
-          <w:color w:val="FF0000"/>
-        </w:rPr>
-        <w:t>-dekning."</w:t>
+        <w:t>"Systemet klarte å måle strøm med 7 % avvik under normale forhold, som er innenfor akseptabel margin. Datakommunikasjonen fungerte stabilt, men har forbedringspotensial ved dårlig Wi-Fi-dekning."</w:t>
       </w:r>
     </w:p>
     <w:p>
@@ -17206,7 +13611,6 @@
           <w:lang w:val="en-US"/>
         </w:rPr>
       </w:pPr>
-      <w:proofErr w:type="spellStart"/>
       <w:r>
         <w:rPr>
           <w:b/>
@@ -17214,17 +13618,7 @@
           <w:color w:val="EE0000"/>
           <w:lang w:val="en-US"/>
         </w:rPr>
-        <w:t>Hjelpetekst</w:t>
-      </w:r>
-      <w:proofErr w:type="spellEnd"/>
-      <w:r>
-        <w:rPr>
-          <w:b/>
-          <w:bCs/>
-          <w:color w:val="EE0000"/>
-          <w:lang w:val="en-US"/>
-        </w:rPr>
-        <w:t>:</w:t>
+        <w:t>Hjelpetekst:</w:t>
       </w:r>
     </w:p>
     <w:p>
@@ -17239,53 +13633,12 @@
           <w:lang w:val="en-US"/>
         </w:rPr>
       </w:pPr>
-      <w:proofErr w:type="spellStart"/>
       <w:r>
         <w:rPr>
           <w:color w:val="EE0000"/>
           <w:lang w:val="en-US"/>
         </w:rPr>
-        <w:t>Hva</w:t>
-      </w:r>
-      <w:proofErr w:type="spellEnd"/>
-      <w:r>
-        <w:rPr>
-          <w:color w:val="EE0000"/>
-          <w:lang w:val="en-US"/>
-        </w:rPr>
-        <w:t xml:space="preserve"> var </w:t>
-      </w:r>
-      <w:proofErr w:type="spellStart"/>
-      <w:r>
-        <w:rPr>
-          <w:color w:val="EE0000"/>
-          <w:lang w:val="en-US"/>
-        </w:rPr>
-        <w:t>prosjektets</w:t>
-      </w:r>
-      <w:proofErr w:type="spellEnd"/>
-      <w:r>
-        <w:rPr>
-          <w:color w:val="EE0000"/>
-          <w:lang w:val="en-US"/>
-        </w:rPr>
-        <w:t xml:space="preserve"> </w:t>
-      </w:r>
-      <w:proofErr w:type="spellStart"/>
-      <w:r>
-        <w:rPr>
-          <w:color w:val="EE0000"/>
-          <w:lang w:val="en-US"/>
-        </w:rPr>
-        <w:t>hovedmål</w:t>
-      </w:r>
-      <w:proofErr w:type="spellEnd"/>
-      <w:r>
-        <w:rPr>
-          <w:color w:val="EE0000"/>
-          <w:lang w:val="en-US"/>
-        </w:rPr>
-        <w:t>?</w:t>
+        <w:t>Hva var prosjektets hovedmål?</w:t>
       </w:r>
     </w:p>
     <w:p>
@@ -17357,35 +13710,7 @@
         <w:rPr>
           <w:color w:val="EE0000"/>
         </w:rPr>
-        <w:t xml:space="preserve">Bør løsningen </w:t>
-      </w:r>
-      <w:proofErr w:type="gramStart"/>
-      <w:r>
-        <w:rPr>
-          <w:color w:val="EE0000"/>
-        </w:rPr>
-        <w:t>implementeres</w:t>
-      </w:r>
-      <w:proofErr w:type="gramEnd"/>
-      <w:r>
-        <w:rPr>
-          <w:color w:val="EE0000"/>
-        </w:rPr>
-        <w:t xml:space="preserve">, </w:t>
-      </w:r>
-      <w:proofErr w:type="gramStart"/>
-      <w:r>
-        <w:rPr>
-          <w:color w:val="EE0000"/>
-        </w:rPr>
-        <w:t>justeres,</w:t>
-      </w:r>
-      <w:proofErr w:type="gramEnd"/>
-      <w:r>
-        <w:rPr>
-          <w:color w:val="EE0000"/>
-        </w:rPr>
-        <w:t xml:space="preserve"> testes videre?</w:t>
+        <w:t>Bør løsningen implementeres, justeres, testes videre?</w:t>
       </w:r>
     </w:p>
     <w:p>
@@ -17415,100 +13740,24 @@
           <w:iCs/>
           <w:color w:val="EE0000"/>
         </w:rPr>
-        <w:t xml:space="preserve">"Prosjektets mål var å utvikle en lavkost, trådløs sensor for strømmåling i næringsbygg. Systemet fungerer stabilt under kontrollerte forhold og gir målinger med akseptabel nøyaktighet. Vi anbefaler å videreføre prosjektet med særlig </w:t>
-      </w:r>
-      <w:proofErr w:type="gramStart"/>
+        <w:t>"Prosjektets mål var å utvikle en lavkost, trådløs sensor for strømmåling i næringsbygg. Systemet fungerer stabilt under kontrollerte forhold og gir målinger med akseptabel nøyaktighet. Vi anbefaler å videreføre prosjektet med særlig fokus på forbedring av støykapasitet og optimalisering av strømforbruk i firmware."</w:t>
+      </w:r>
+    </w:p>
+    <w:p>
+      <w:pPr>
+        <w:rPr>
+          <w:color w:val="EE0000"/>
+          <w:lang w:val="en-US"/>
+        </w:rPr>
+      </w:pPr>
       <w:r>
         <w:rPr>
           <w:i/>
           <w:iCs/>
           <w:color w:val="EE0000"/>
-        </w:rPr>
-        <w:t>fokus</w:t>
-      </w:r>
-      <w:proofErr w:type="gramEnd"/>
-      <w:r>
-        <w:rPr>
-          <w:i/>
-          <w:iCs/>
-          <w:color w:val="EE0000"/>
-        </w:rPr>
-        <w:t xml:space="preserve"> på forbedring av støykapasitet og optimalisering av strømforbruk i </w:t>
-      </w:r>
-      <w:proofErr w:type="spellStart"/>
-      <w:r>
-        <w:rPr>
-          <w:i/>
-          <w:iCs/>
-          <w:color w:val="EE0000"/>
-        </w:rPr>
-        <w:t>firmware</w:t>
-      </w:r>
-      <w:proofErr w:type="spellEnd"/>
-      <w:r>
-        <w:rPr>
-          <w:i/>
-          <w:iCs/>
-          <w:color w:val="EE0000"/>
-        </w:rPr>
-        <w:t>."</w:t>
-      </w:r>
-    </w:p>
-    <w:p>
-      <w:pPr>
-        <w:rPr>
-          <w:color w:val="EE0000"/>
           <w:lang w:val="en-US"/>
         </w:rPr>
-      </w:pPr>
-      <w:r>
-        <w:rPr>
-          <w:i/>
-          <w:iCs/>
-          <w:color w:val="EE0000"/>
-          <w:lang w:val="en-US"/>
-        </w:rPr>
-        <w:t xml:space="preserve">Eksempel </w:t>
-      </w:r>
-      <w:proofErr w:type="spellStart"/>
-      <w:r>
-        <w:rPr>
-          <w:i/>
-          <w:iCs/>
-          <w:color w:val="EE0000"/>
-          <w:lang w:val="en-US"/>
-        </w:rPr>
-        <w:t>på</w:t>
-      </w:r>
-      <w:proofErr w:type="spellEnd"/>
-      <w:r>
-        <w:rPr>
-          <w:i/>
-          <w:iCs/>
-          <w:color w:val="EE0000"/>
-          <w:lang w:val="en-US"/>
-        </w:rPr>
-        <w:t xml:space="preserve"> </w:t>
-      </w:r>
-      <w:proofErr w:type="spellStart"/>
-      <w:r>
-        <w:rPr>
-          <w:i/>
-          <w:iCs/>
-          <w:color w:val="EE0000"/>
-          <w:lang w:val="en-US"/>
-        </w:rPr>
-        <w:t>kulepunkter</w:t>
-      </w:r>
-      <w:proofErr w:type="spellEnd"/>
-      <w:r>
-        <w:rPr>
-          <w:i/>
-          <w:iCs/>
-          <w:color w:val="EE0000"/>
-          <w:lang w:val="en-US"/>
-        </w:rPr>
-        <w:t>:</w:t>
+        <w:t>Eksempel på kulepunkter:</w:t>
       </w:r>
     </w:p>
     <w:p>
@@ -17620,7 +13869,6 @@
           <w:lang w:val="en-US"/>
         </w:rPr>
       </w:pPr>
-      <w:proofErr w:type="spellStart"/>
       <w:r>
         <w:rPr>
           <w:b/>
@@ -17628,17 +13876,7 @@
           <w:color w:val="EE0000"/>
           <w:lang w:val="en-US"/>
         </w:rPr>
-        <w:t>Hjelpetekst</w:t>
-      </w:r>
-      <w:proofErr w:type="spellEnd"/>
-      <w:r>
-        <w:rPr>
-          <w:b/>
-          <w:bCs/>
-          <w:color w:val="EE0000"/>
-          <w:lang w:val="en-US"/>
-        </w:rPr>
-        <w:t>:</w:t>
+        <w:t>Hjelpetekst:</w:t>
       </w:r>
     </w:p>
     <w:p>
@@ -17653,53 +13891,12 @@
           <w:lang w:val="en-US"/>
         </w:rPr>
       </w:pPr>
-      <w:proofErr w:type="spellStart"/>
       <w:r>
         <w:rPr>
           <w:color w:val="EE0000"/>
           <w:lang w:val="en-US"/>
         </w:rPr>
-        <w:t>Hva</w:t>
-      </w:r>
-      <w:proofErr w:type="spellEnd"/>
-      <w:r>
-        <w:rPr>
-          <w:color w:val="EE0000"/>
-          <w:lang w:val="en-US"/>
-        </w:rPr>
-        <w:t xml:space="preserve"> </w:t>
-      </w:r>
-      <w:proofErr w:type="spellStart"/>
-      <w:r>
-        <w:rPr>
-          <w:color w:val="EE0000"/>
-          <w:lang w:val="en-US"/>
-        </w:rPr>
-        <w:t>bør</w:t>
-      </w:r>
-      <w:proofErr w:type="spellEnd"/>
-      <w:r>
-        <w:rPr>
-          <w:color w:val="EE0000"/>
-          <w:lang w:val="en-US"/>
-        </w:rPr>
-        <w:t xml:space="preserve"> testes </w:t>
-      </w:r>
-      <w:proofErr w:type="spellStart"/>
-      <w:r>
-        <w:rPr>
-          <w:color w:val="EE0000"/>
-          <w:lang w:val="en-US"/>
-        </w:rPr>
-        <w:t>videre</w:t>
-      </w:r>
-      <w:proofErr w:type="spellEnd"/>
-      <w:r>
-        <w:rPr>
-          <w:color w:val="EE0000"/>
-          <w:lang w:val="en-US"/>
-        </w:rPr>
-        <w:t>?</w:t>
+        <w:t>Hva bør testes videre?</w:t>
       </w:r>
     </w:p>
     <w:p>
@@ -17787,19 +13984,8 @@
           <w:color w:val="EE0000"/>
           <w:lang w:val="en-US"/>
         </w:rPr>
-        <w:t xml:space="preserve">a) </w:t>
-      </w:r>
-      <w:proofErr w:type="spellStart"/>
-      <w:r>
-        <w:rPr>
-          <w:b/>
-          <w:bCs/>
-          <w:color w:val="EE0000"/>
-          <w:lang w:val="en-US"/>
-        </w:rPr>
-        <w:t>Forbedringsmuligheter</w:t>
-      </w:r>
-      <w:proofErr w:type="spellEnd"/>
+        <w:t>a) Forbedringsmuligheter</w:t>
+      </w:r>
     </w:p>
     <w:p>
       <w:pPr>
@@ -17813,63 +13999,13 @@
           <w:lang w:val="en-US"/>
         </w:rPr>
       </w:pPr>
-      <w:proofErr w:type="spellStart"/>
       <w:r>
         <w:rPr>
           <w:color w:val="EE0000"/>
           <w:lang w:val="en-US"/>
         </w:rPr>
-        <w:t>Optimalisering</w:t>
-      </w:r>
-      <w:proofErr w:type="spellEnd"/>
-      <w:r>
-        <w:rPr>
-          <w:color w:val="EE0000"/>
-          <w:lang w:val="en-US"/>
-        </w:rPr>
-        <w:t xml:space="preserve"> av </w:t>
-      </w:r>
-      <w:proofErr w:type="spellStart"/>
-      <w:r>
-        <w:rPr>
-          <w:color w:val="EE0000"/>
-          <w:lang w:val="en-US"/>
-        </w:rPr>
-        <w:t>kode</w:t>
-      </w:r>
-      <w:proofErr w:type="spellEnd"/>
-      <w:r>
-        <w:rPr>
-          <w:color w:val="EE0000"/>
-          <w:lang w:val="en-US"/>
-        </w:rPr>
-        <w:t xml:space="preserve"> </w:t>
-      </w:r>
-      <w:proofErr w:type="spellStart"/>
-      <w:r>
-        <w:rPr>
-          <w:color w:val="EE0000"/>
-          <w:lang w:val="en-US"/>
-        </w:rPr>
-        <w:t>og</w:t>
-      </w:r>
-      <w:proofErr w:type="spellEnd"/>
-      <w:r>
-        <w:rPr>
-          <w:color w:val="EE0000"/>
-          <w:lang w:val="en-US"/>
-        </w:rPr>
-        <w:t xml:space="preserve"> </w:t>
-      </w:r>
-      <w:proofErr w:type="spellStart"/>
-      <w:r>
-        <w:rPr>
-          <w:color w:val="EE0000"/>
-          <w:lang w:val="en-US"/>
-        </w:rPr>
-        <w:t>ytelse</w:t>
-      </w:r>
-      <w:proofErr w:type="spellEnd"/>
+        <w:t>Optimalisering av kode og ytelse</w:t>
+      </w:r>
     </w:p>
     <w:p>
       <w:pPr>
@@ -17883,69 +14019,12 @@
           <w:lang w:val="en-US"/>
         </w:rPr>
       </w:pPr>
-      <w:proofErr w:type="spellStart"/>
       <w:r>
         <w:rPr>
           <w:color w:val="EE0000"/>
           <w:lang w:val="en-US"/>
         </w:rPr>
-        <w:t>Bytte</w:t>
-      </w:r>
-      <w:proofErr w:type="spellEnd"/>
-      <w:r>
-        <w:rPr>
-          <w:color w:val="EE0000"/>
-          <w:lang w:val="en-US"/>
-        </w:rPr>
-        <w:t xml:space="preserve"> </w:t>
-      </w:r>
-      <w:proofErr w:type="spellStart"/>
-      <w:r>
-        <w:rPr>
-          <w:color w:val="EE0000"/>
-          <w:lang w:val="en-US"/>
-        </w:rPr>
-        <w:t>til</w:t>
-      </w:r>
-      <w:proofErr w:type="spellEnd"/>
-      <w:r>
-        <w:rPr>
-          <w:color w:val="EE0000"/>
-          <w:lang w:val="en-US"/>
-        </w:rPr>
-        <w:t xml:space="preserve"> </w:t>
-      </w:r>
-      <w:proofErr w:type="spellStart"/>
-      <w:r>
-        <w:rPr>
-          <w:color w:val="EE0000"/>
-          <w:lang w:val="en-US"/>
-        </w:rPr>
-        <w:t>mer</w:t>
-      </w:r>
-      <w:proofErr w:type="spellEnd"/>
-      <w:r>
-        <w:rPr>
-          <w:color w:val="EE0000"/>
-          <w:lang w:val="en-US"/>
-        </w:rPr>
-        <w:t xml:space="preserve"> </w:t>
-      </w:r>
-      <w:proofErr w:type="spellStart"/>
-      <w:r>
-        <w:rPr>
-          <w:color w:val="EE0000"/>
-          <w:lang w:val="en-US"/>
-        </w:rPr>
-        <w:t>presis</w:t>
-      </w:r>
-      <w:proofErr w:type="spellEnd"/>
-      <w:r>
-        <w:rPr>
-          <w:color w:val="EE0000"/>
-          <w:lang w:val="en-US"/>
-        </w:rPr>
-        <w:t xml:space="preserve"> sensor</w:t>
+        <w:t>Bytte til mer presis sensor</w:t>
       </w:r>
     </w:p>
     <w:p>
@@ -17959,19 +14038,11 @@
           <w:color w:val="EE0000"/>
         </w:rPr>
       </w:pPr>
-      <w:proofErr w:type="gramStart"/>
-      <w:r>
-        <w:rPr>
-          <w:color w:val="EE0000"/>
-        </w:rPr>
-        <w:t>Mer robust</w:t>
-      </w:r>
-      <w:proofErr w:type="gramEnd"/>
-      <w:r>
-        <w:rPr>
-          <w:color w:val="EE0000"/>
-        </w:rPr>
-        <w:t xml:space="preserve"> kapsling/innpakning av prototyp</w:t>
+      <w:r>
+        <w:rPr>
+          <w:color w:val="EE0000"/>
+        </w:rPr>
+        <w:t>Mer robust kapsling/innpakning av prototyp</w:t>
       </w:r>
     </w:p>
     <w:p>
@@ -17991,17 +14062,8 @@
           <w:color w:val="EE0000"/>
           <w:lang w:val="en-US"/>
         </w:rPr>
-        <w:t xml:space="preserve">Bedre </w:t>
-      </w:r>
-      <w:proofErr w:type="spellStart"/>
-      <w:r>
-        <w:rPr>
-          <w:color w:val="EE0000"/>
-          <w:lang w:val="en-US"/>
-        </w:rPr>
-        <w:t>strømstyring</w:t>
-      </w:r>
-      <w:proofErr w:type="spellEnd"/>
+        <w:t>Bedre strømstyring</w:t>
+      </w:r>
     </w:p>
     <w:p>
       <w:pPr>
@@ -18019,39 +14081,8 @@
           <w:color w:val="EE0000"/>
           <w:lang w:val="en-US"/>
         </w:rPr>
-        <w:t xml:space="preserve">b) </w:t>
-      </w:r>
-      <w:proofErr w:type="spellStart"/>
-      <w:r>
-        <w:rPr>
-          <w:b/>
-          <w:bCs/>
-          <w:color w:val="EE0000"/>
-          <w:lang w:val="en-US"/>
-        </w:rPr>
-        <w:t>Løse</w:t>
-      </w:r>
-      <w:proofErr w:type="spellEnd"/>
-      <w:r>
-        <w:rPr>
-          <w:b/>
-          <w:bCs/>
-          <w:color w:val="EE0000"/>
-          <w:lang w:val="en-US"/>
-        </w:rPr>
-        <w:t xml:space="preserve"> </w:t>
-      </w:r>
-      <w:proofErr w:type="spellStart"/>
-      <w:r>
-        <w:rPr>
-          <w:b/>
-          <w:bCs/>
-          <w:color w:val="EE0000"/>
-          <w:lang w:val="en-US"/>
-        </w:rPr>
-        <w:t>tråder</w:t>
-      </w:r>
-      <w:proofErr w:type="spellEnd"/>
+        <w:t>b) Løse tråder</w:t>
+      </w:r>
     </w:p>
     <w:p>
       <w:pPr>
@@ -18065,47 +14096,13 @@
           <w:lang w:val="en-US"/>
         </w:rPr>
       </w:pPr>
-      <w:proofErr w:type="spellStart"/>
       <w:r>
         <w:rPr>
           <w:color w:val="EE0000"/>
           <w:lang w:val="en-US"/>
         </w:rPr>
-        <w:t>Fullført</w:t>
-      </w:r>
-      <w:proofErr w:type="spellEnd"/>
-      <w:r>
-        <w:rPr>
-          <w:color w:val="EE0000"/>
-          <w:lang w:val="en-US"/>
-        </w:rPr>
-        <w:t xml:space="preserve"> </w:t>
-      </w:r>
-      <w:proofErr w:type="spellStart"/>
-      <w:r>
-        <w:rPr>
-          <w:color w:val="EE0000"/>
-          <w:lang w:val="en-US"/>
-        </w:rPr>
-        <w:t>ikke</w:t>
-      </w:r>
-      <w:proofErr w:type="spellEnd"/>
-      <w:r>
-        <w:rPr>
-          <w:color w:val="EE0000"/>
-          <w:lang w:val="en-US"/>
-        </w:rPr>
-        <w:t xml:space="preserve"> alle </w:t>
-      </w:r>
-      <w:proofErr w:type="spellStart"/>
-      <w:r>
-        <w:rPr>
-          <w:color w:val="EE0000"/>
-          <w:lang w:val="en-US"/>
-        </w:rPr>
-        <w:t>testscenarier</w:t>
-      </w:r>
-      <w:proofErr w:type="spellEnd"/>
+        <w:t>Fullført ikke alle testscenarier</w:t>
+      </w:r>
     </w:p>
     <w:p>
       <w:pPr>
@@ -18136,53 +14133,12 @@
           <w:lang w:val="en-US"/>
         </w:rPr>
       </w:pPr>
-      <w:proofErr w:type="spellStart"/>
       <w:r>
         <w:rPr>
           <w:color w:val="EE0000"/>
           <w:lang w:val="en-US"/>
         </w:rPr>
-        <w:t>Manglende</w:t>
-      </w:r>
-      <w:proofErr w:type="spellEnd"/>
-      <w:r>
-        <w:rPr>
-          <w:color w:val="EE0000"/>
-          <w:lang w:val="en-US"/>
-        </w:rPr>
-        <w:t xml:space="preserve"> </w:t>
-      </w:r>
-      <w:proofErr w:type="spellStart"/>
-      <w:r>
-        <w:rPr>
-          <w:color w:val="EE0000"/>
-          <w:lang w:val="en-US"/>
-        </w:rPr>
-        <w:t>brukerinteraksjon</w:t>
-      </w:r>
-      <w:proofErr w:type="spellEnd"/>
-      <w:r>
-        <w:rPr>
-          <w:color w:val="EE0000"/>
-          <w:lang w:val="en-US"/>
-        </w:rPr>
-        <w:t xml:space="preserve"> </w:t>
-      </w:r>
-      <w:proofErr w:type="spellStart"/>
-      <w:r>
-        <w:rPr>
-          <w:color w:val="EE0000"/>
-          <w:lang w:val="en-US"/>
-        </w:rPr>
-        <w:t>eller</w:t>
-      </w:r>
-      <w:proofErr w:type="spellEnd"/>
-      <w:r>
-        <w:rPr>
-          <w:color w:val="EE0000"/>
-          <w:lang w:val="en-US"/>
-        </w:rPr>
-        <w:t xml:space="preserve"> dashboard</w:t>
+        <w:t>Manglende brukerinteraksjon eller dashboard</w:t>
       </w:r>
     </w:p>
     <w:p>
@@ -18201,59 +14157,8 @@
           <w:color w:val="EE0000"/>
           <w:lang w:val="en-US"/>
         </w:rPr>
-        <w:t xml:space="preserve">c) </w:t>
-      </w:r>
-      <w:proofErr w:type="spellStart"/>
-      <w:r>
-        <w:rPr>
-          <w:b/>
-          <w:bCs/>
-          <w:color w:val="EE0000"/>
-          <w:lang w:val="en-US"/>
-        </w:rPr>
-        <w:t>Utvidelser</w:t>
-      </w:r>
-      <w:proofErr w:type="spellEnd"/>
-      <w:r>
-        <w:rPr>
-          <w:b/>
-          <w:bCs/>
-          <w:color w:val="EE0000"/>
-          <w:lang w:val="en-US"/>
-        </w:rPr>
-        <w:t xml:space="preserve"> </w:t>
-      </w:r>
-      <w:proofErr w:type="spellStart"/>
-      <w:r>
-        <w:rPr>
-          <w:b/>
-          <w:bCs/>
-          <w:color w:val="EE0000"/>
-          <w:lang w:val="en-US"/>
-        </w:rPr>
-        <w:t>og</w:t>
-      </w:r>
-      <w:proofErr w:type="spellEnd"/>
-      <w:r>
-        <w:rPr>
-          <w:b/>
-          <w:bCs/>
-          <w:color w:val="EE0000"/>
-          <w:lang w:val="en-US"/>
-        </w:rPr>
-        <w:t xml:space="preserve"> nye </w:t>
-      </w:r>
-      <w:proofErr w:type="spellStart"/>
-      <w:r>
-        <w:rPr>
-          <w:b/>
-          <w:bCs/>
-          <w:color w:val="EE0000"/>
-          <w:lang w:val="en-US"/>
-        </w:rPr>
-        <w:t>funksjoner</w:t>
-      </w:r>
-      <w:proofErr w:type="spellEnd"/>
+        <w:t>c) Utvidelser og nye funksjoner</w:t>
+      </w:r>
     </w:p>
     <w:p>
       <w:pPr>
@@ -18272,33 +14177,8 @@
           <w:color w:val="EE0000"/>
           <w:lang w:val="en-US"/>
         </w:rPr>
-        <w:t xml:space="preserve">Legge </w:t>
-      </w:r>
-      <w:proofErr w:type="spellStart"/>
-      <w:r>
-        <w:rPr>
-          <w:color w:val="EE0000"/>
-          <w:lang w:val="en-US"/>
-        </w:rPr>
-        <w:t>til</w:t>
-      </w:r>
-      <w:proofErr w:type="spellEnd"/>
-      <w:r>
-        <w:rPr>
-          <w:color w:val="EE0000"/>
-          <w:lang w:val="en-US"/>
-        </w:rPr>
-        <w:t xml:space="preserve"> logging over </w:t>
-      </w:r>
-      <w:proofErr w:type="spellStart"/>
-      <w:r>
-        <w:rPr>
-          <w:color w:val="EE0000"/>
-          <w:lang w:val="en-US"/>
-        </w:rPr>
-        <w:t>tid</w:t>
-      </w:r>
-      <w:proofErr w:type="spellEnd"/>
+        <w:t>Legge til logging over tid</w:t>
+      </w:r>
     </w:p>
     <w:p>
       <w:pPr>
@@ -18312,32 +14192,14 @@
           <w:lang w:val="en-US"/>
         </w:rPr>
       </w:pPr>
-      <w:proofErr w:type="spellStart"/>
       <w:r>
         <w:rPr>
           <w:color w:val="EE0000"/>
           <w:lang w:val="en-US"/>
         </w:rPr>
         <w:lastRenderedPageBreak/>
-        <w:t>Integrere</w:t>
-      </w:r>
-      <w:proofErr w:type="spellEnd"/>
-      <w:r>
-        <w:rPr>
-          <w:color w:val="EE0000"/>
-          <w:lang w:val="en-US"/>
-        </w:rPr>
-        <w:t xml:space="preserve"> med IoT-</w:t>
-      </w:r>
-      <w:proofErr w:type="spellStart"/>
-      <w:r>
-        <w:rPr>
-          <w:color w:val="EE0000"/>
-          <w:lang w:val="en-US"/>
-        </w:rPr>
-        <w:t>plattform</w:t>
-      </w:r>
-      <w:proofErr w:type="spellEnd"/>
+        <w:t>Integrere med IoT-plattform</w:t>
+      </w:r>
     </w:p>
     <w:p>
       <w:pPr>
@@ -18356,49 +14218,8 @@
           <w:color w:val="EE0000"/>
           <w:lang w:val="en-US"/>
         </w:rPr>
-        <w:t xml:space="preserve">Legge </w:t>
-      </w:r>
-      <w:proofErr w:type="spellStart"/>
-      <w:r>
-        <w:rPr>
-          <w:color w:val="EE0000"/>
-          <w:lang w:val="en-US"/>
-        </w:rPr>
-        <w:t>til</w:t>
-      </w:r>
-      <w:proofErr w:type="spellEnd"/>
-      <w:r>
-        <w:rPr>
-          <w:color w:val="EE0000"/>
-          <w:lang w:val="en-US"/>
-        </w:rPr>
-        <w:t xml:space="preserve"> app </w:t>
-      </w:r>
-      <w:proofErr w:type="spellStart"/>
-      <w:r>
-        <w:rPr>
-          <w:color w:val="EE0000"/>
-          <w:lang w:val="en-US"/>
-        </w:rPr>
-        <w:t>eller</w:t>
-      </w:r>
-      <w:proofErr w:type="spellEnd"/>
-      <w:r>
-        <w:rPr>
-          <w:color w:val="EE0000"/>
-          <w:lang w:val="en-US"/>
-        </w:rPr>
-        <w:t xml:space="preserve"> </w:t>
-      </w:r>
-      <w:proofErr w:type="spellStart"/>
-      <w:r>
-        <w:rPr>
-          <w:color w:val="EE0000"/>
-          <w:lang w:val="en-US"/>
-        </w:rPr>
-        <w:t>mobilvarsel</w:t>
-      </w:r>
-      <w:proofErr w:type="spellEnd"/>
+        <w:t>Legge til app eller mobilvarsel</w:t>
+      </w:r>
     </w:p>
     <w:p>
       <w:pPr>
@@ -18412,40 +14233,21 @@
           <w:lang w:val="en-US"/>
         </w:rPr>
       </w:pPr>
-      <w:proofErr w:type="spellStart"/>
       <w:r>
         <w:rPr>
           <w:color w:val="EE0000"/>
           <w:lang w:val="en-US"/>
         </w:rPr>
-        <w:t>Mulighet</w:t>
-      </w:r>
-      <w:proofErr w:type="spellEnd"/>
-      <w:r>
+        <w:t>Mulighet for fjernkonfigurasjon</w:t>
+      </w:r>
+    </w:p>
+    <w:p>
+      <w:pPr>
         <w:rPr>
           <w:color w:val="EE0000"/>
           <w:lang w:val="en-US"/>
         </w:rPr>
-        <w:t xml:space="preserve"> for </w:t>
-      </w:r>
-      <w:proofErr w:type="spellStart"/>
-      <w:r>
-        <w:rPr>
-          <w:color w:val="EE0000"/>
-          <w:lang w:val="en-US"/>
-        </w:rPr>
-        <w:t>fjernkonfigurasjon</w:t>
-      </w:r>
-      <w:proofErr w:type="spellEnd"/>
-    </w:p>
-    <w:p>
-      <w:pPr>
-        <w:rPr>
-          <w:color w:val="EE0000"/>
-          <w:lang w:val="en-US"/>
-        </w:rPr>
-      </w:pPr>
-      <w:proofErr w:type="spellStart"/>
+      </w:pPr>
       <w:r>
         <w:rPr>
           <w:i/>
@@ -18453,50 +14255,22 @@
           <w:color w:val="EE0000"/>
           <w:lang w:val="en-US"/>
         </w:rPr>
-        <w:t>Eksempeltekst</w:t>
-      </w:r>
-      <w:proofErr w:type="spellEnd"/>
+        <w:t>Eksempeltekst:</w:t>
+      </w:r>
+    </w:p>
+    <w:p>
+      <w:pPr>
+        <w:rPr>
+          <w:color w:val="EE0000"/>
+        </w:rPr>
+      </w:pPr>
       <w:r>
         <w:rPr>
           <w:i/>
           <w:iCs/>
           <w:color w:val="EE0000"/>
-          <w:lang w:val="en-US"/>
-        </w:rPr>
-        <w:t>:</w:t>
-      </w:r>
-    </w:p>
-    <w:p>
-      <w:pPr>
-        <w:rPr>
-          <w:color w:val="EE0000"/>
-        </w:rPr>
-      </w:pPr>
-      <w:r>
-        <w:rPr>
-          <w:i/>
-          <w:iCs/>
-          <w:color w:val="EE0000"/>
-        </w:rPr>
-        <w:t xml:space="preserve">"Videre arbeid bør prioritere robusthetstesting i varierende miljø, samt utprøving av alternative sensorer for økt nøyaktighet. Det bør også utvikles en </w:t>
-      </w:r>
-      <w:proofErr w:type="spellStart"/>
-      <w:r>
-        <w:rPr>
-          <w:i/>
-          <w:iCs/>
-          <w:color w:val="EE0000"/>
-        </w:rPr>
-        <w:t>lavstrømsmodus</w:t>
-      </w:r>
-      <w:proofErr w:type="spellEnd"/>
-      <w:r>
-        <w:rPr>
-          <w:i/>
-          <w:iCs/>
-          <w:color w:val="EE0000"/>
-        </w:rPr>
-        <w:t xml:space="preserve"> for batteridrevet drift, og grensesnittet kan forbedres med visuelle varsler."</w:t>
+        </w:rPr>
+        <w:t>"Videre arbeid bør prioritere robusthetstesting i varierende miljø, samt utprøving av alternative sensorer for økt nøyaktighet. Det bør også utvikles en lavstrømsmodus for batteridrevet drift, og grensesnittet kan forbedres med visuelle varsler."</w:t>
       </w:r>
     </w:p>
     <w:p>
@@ -18533,14 +14307,8 @@
         <w:p>
           <w:pPr>
             <w:pStyle w:val="Overskrift1"/>
-            <w:rPr>
-              <w:lang w:val="en-US"/>
-            </w:rPr>
           </w:pPr>
           <w:r>
-            <w:rPr>
-              <w:lang w:val="en-US"/>
-            </w:rPr>
             <w:t>Referanser</w:t>
           </w:r>
           <w:bookmarkEnd w:id="29"/>
@@ -18695,8 +14463,8 @@
       </w:pPr>
     </w:p>
     <w:sectPr>
-      <w:headerReference w:type="default" r:id="rId32"/>
-      <w:footerReference w:type="default" r:id="rId33"/>
+      <w:headerReference w:type="default" r:id="rId34"/>
+      <w:footerReference w:type="default" r:id="rId35"/>
       <w:pgSz w:w="11906" w:h="16838" w:code="9"/>
       <w:pgMar w:top="907" w:right="1134" w:bottom="851" w:left="1418" w:header="709" w:footer="283" w:gutter="0"/>
       <w:cols w:space="708"/>
@@ -25613,7 +21381,6 @@
   <w:style w:type="character" w:default="1" w:styleId="Standardskriftforavsnitt">
     <w:name w:val="Default Paragraph Font"/>
     <w:uiPriority w:val="1"/>
-    <w:semiHidden/>
     <w:unhideWhenUsed/>
   </w:style>
   <w:style w:type="table" w:default="1" w:styleId="Vanligtabell">
@@ -26774,70 +22541,15 @@
 </file>
 
 <file path=customXml/item1.xml><?xml version="1.0" encoding="utf-8"?>
-<b:Sources xmlns:b="http://schemas.openxmlformats.org/officeDocument/2006/bibliography" xmlns="http://schemas.openxmlformats.org/officeDocument/2006/bibliography" SelectedStyle="\APASixthEditionOfficeOnline.xsl" StyleName="APA" Version="6">
-  <b:Source>
-    <b:Tag>Jos24</b:Tag>
-    <b:SourceType>Report</b:SourceType>
-    <b:Guid>{C5C4EFC0-593C-4F99-B300-9792868DA58C}</b:Guid>
-    <b:Title>About One-Quarter of Public Schools Reported That Lack of Focus or Inattention From Students Had a Severe Negative Impact on Learning in 2023-24</b:Title>
-    <b:Year>2023-2024</b:Year>
-    <b:Publisher>National Center for Education Statistics</b:Publisher>
-    <b:Author>
-      <b:Author>
-        <b:NameList>
-          <b:Person>
-            <b:Last>Rosa</b:Last>
-            <b:First>Josh</b:First>
-            <b:Middle>De La</b:Middle>
-          </b:Person>
-        </b:NameList>
-      </b:Author>
-    </b:Author>
-    <b:RefOrder>1</b:RefOrder>
-  </b:Source>
-  <b:Source>
-    <b:Tag>Biw23</b:Tag>
-    <b:SourceType>Report</b:SourceType>
-    <b:Guid>{7A5B3BE4-9E00-4E91-90E2-3F68C3464707}</b:Guid>
-    <b:Title>Understanding effort regulation: Comparing 'Pomodoro' breaks and self-regulated breaks</b:Title>
-    <b:Year>2023</b:Year>
-    <b:Author>
-      <b:Author>
-        <b:NameList>
-          <b:Person>
-            <b:Last>Biwer</b:Last>
-            <b:First>Felicitas</b:First>
-          </b:Person>
-          <b:Person>
-            <b:Last>Wiradahany</b:Last>
-            <b:First>Wisnu</b:First>
-          </b:Person>
-          <b:Person>
-            <b:Last>Egbrink</b:Last>
-            <b:Middle>G A Oude</b:Middle>
-            <b:First>Miriam</b:First>
-          </b:Person>
-          <b:Person>
-            <b:Last>De Bruin</b:Last>
-            <b:Middle>B H</b:Middle>
-            <b:First>Anique</b:First>
-          </b:Person>
-        </b:NameList>
-      </b:Author>
-    </b:Author>
-    <b:Publisher>John Wiley &amp; Sons Ltd. on behalf of British Psychological Society</b:Publisher>
-    <b:RefOrder>2</b:RefOrder>
-  </b:Source>
-</b:Sources>
+<?mso-contentType ?>
+<FormTemplates xmlns="http://schemas.microsoft.com/sharepoint/v3/contenttype/forms">
+  <Display>DocumentLibraryForm</Display>
+  <Edit>DocumentLibraryForm</Edit>
+  <New>DocumentLibraryForm</New>
+</FormTemplates>
 </file>
 
 <file path=customXml/item2.xml><?xml version="1.0" encoding="utf-8"?>
-<p:properties xmlns:p="http://schemas.microsoft.com/office/2006/metadata/properties" xmlns:xsi="http://www.w3.org/2001/XMLSchema-instance" xmlns:pc="http://schemas.microsoft.com/office/infopath/2007/PartnerControls">
-  <documentManagement/>
-</p:properties>
-</file>
-
-<file path=customXml/item3.xml><?xml version="1.0" encoding="utf-8"?>
 <ct:contentTypeSchema xmlns:ct="http://schemas.microsoft.com/office/2006/metadata/contentType" xmlns:ma="http://schemas.microsoft.com/office/2006/metadata/properties/metaAttributes" ct:_="" ma:_="" ma:contentTypeName="Document" ma:contentTypeID="0x0101006BA684245B605348B875572EBDF845D3" ma:contentTypeVersion="10" ma:contentTypeDescription="Create a new document." ma:contentTypeScope="" ma:versionID="dd1f55667a3377e09ea54e2204617d5c">
   <xsd:schema xmlns:xsd="http://www.w3.org/2001/XMLSchema" xmlns:xs="http://www.w3.org/2001/XMLSchema" xmlns:p="http://schemas.microsoft.com/office/2006/metadata/properties" xmlns:ns2="0371177e-999e-4484-9773-2bdd55e8a00d" xmlns:ns3="f9e09c47-11e3-4c6b-9141-33f2d9d49a51" targetNamespace="http://schemas.microsoft.com/office/2006/metadata/properties" ma:root="true" ma:fieldsID="cfc575dd1835cc9d90076e2d9406c31f" ns2:_="" ns3:_="">
     <xsd:import namespace="0371177e-999e-4484-9773-2bdd55e8a00d"/>
@@ -27042,33 +22754,99 @@
 </ct:contentTypeSchema>
 </file>
 
+<file path=customXml/item3.xml><?xml version="1.0" encoding="utf-8"?>
+<p:properties xmlns:p="http://schemas.microsoft.com/office/2006/metadata/properties" xmlns:xsi="http://www.w3.org/2001/XMLSchema-instance" xmlns:pc="http://schemas.microsoft.com/office/infopath/2007/PartnerControls">
+  <documentManagement/>
+</p:properties>
+</file>
+
 <file path=customXml/item4.xml><?xml version="1.0" encoding="utf-8"?>
-<?mso-contentType ?>
-<FormTemplates xmlns="http://schemas.microsoft.com/sharepoint/v3/contenttype/forms">
-  <Display>DocumentLibraryForm</Display>
-  <Edit>DocumentLibraryForm</Edit>
-  <New>DocumentLibraryForm</New>
-</FormTemplates>
+<b:Sources xmlns:b="http://schemas.openxmlformats.org/officeDocument/2006/bibliography" xmlns="http://schemas.openxmlformats.org/officeDocument/2006/bibliography" SelectedStyle="\APASixthEditionOfficeOnline.xsl" StyleName="APA" Version="6">
+  <b:Source>
+    <b:Tag>Jos24</b:Tag>
+    <b:SourceType>Report</b:SourceType>
+    <b:Guid>{C5C4EFC0-593C-4F99-B300-9792868DA58C}</b:Guid>
+    <b:Title>About One-Quarter of Public Schools Reported That Lack of Focus or Inattention From Students Had a Severe Negative Impact on Learning in 2023-24</b:Title>
+    <b:Year>2023-2024</b:Year>
+    <b:Publisher>National Center for Education Statistics</b:Publisher>
+    <b:Author>
+      <b:Author>
+        <b:NameList>
+          <b:Person>
+            <b:Last>Rosa</b:Last>
+            <b:First>Josh</b:First>
+            <b:Middle>De La</b:Middle>
+          </b:Person>
+        </b:NameList>
+      </b:Author>
+    </b:Author>
+    <b:RefOrder>2</b:RefOrder>
+  </b:Source>
+  <b:Source>
+    <b:Tag>Biw23</b:Tag>
+    <b:SourceType>Report</b:SourceType>
+    <b:Guid>{7A5B3BE4-9E00-4E91-90E2-3F68C3464707}</b:Guid>
+    <b:Title>Understanding effort regulation: Comparing 'Pomodoro' breaks and self-regulated breaks</b:Title>
+    <b:Year>2023</b:Year>
+    <b:Author>
+      <b:Author>
+        <b:NameList>
+          <b:Person>
+            <b:Last>Biwer</b:Last>
+            <b:First>Felicitas</b:First>
+          </b:Person>
+          <b:Person>
+            <b:Last>Wiradahany</b:Last>
+            <b:First>Wisnu</b:First>
+          </b:Person>
+          <b:Person>
+            <b:Last>Egbrink</b:Last>
+            <b:Middle>G A Oude</b:Middle>
+            <b:First>Miriam</b:First>
+          </b:Person>
+          <b:Person>
+            <b:Last>De Bruin</b:Last>
+            <b:Middle>B H</b:Middle>
+            <b:First>Anique</b:First>
+          </b:Person>
+        </b:NameList>
+      </b:Author>
+    </b:Author>
+    <b:Publisher>John Wiley &amp; Sons Ltd. on behalf of British Psychological Society</b:Publisher>
+    <b:RefOrder>3</b:RefOrder>
+  </b:Source>
+  <b:Source>
+    <b:Tag>Jef21</b:Tag>
+    <b:SourceType>Report</b:SourceType>
+    <b:Guid>{643D0C21-000E-47F2-A3FB-56D1A1280780}</b:Guid>
+    <b:Author>
+      <b:Author>
+        <b:NameList>
+          <b:Person>
+            <b:Last>Jefferson Costales</b:Last>
+            <b:First>Janice</b:First>
+            <b:Middle>Abellana, Joel S Gracia, Madhavi Devaraj</b:Middle>
+          </b:Person>
+        </b:NameList>
+      </b:Author>
+    </b:Author>
+    <b:Title>A Learning Assessment Applying Pomodoro Technique as A Productivity Tool for Online Learning</b:Title>
+    <b:Year>2021</b:Year>
+    <b:City>DOI: 10.1145/3498765.3498844</b:City>
+    <b:RefOrder>1</b:RefOrder>
+  </b:Source>
+</b:Sources>
 </file>
 
 <file path=customXml/itemProps1.xml><?xml version="1.0" encoding="utf-8"?>
-<ds:datastoreItem xmlns:ds="http://schemas.openxmlformats.org/officeDocument/2006/customXml" ds:itemID="{555BFB61-2531-4323-B06D-D1EFD34E36A9}">
+<ds:datastoreItem xmlns:ds="http://schemas.openxmlformats.org/officeDocument/2006/customXml" ds:itemID="{EE66D9A3-D51B-46A3-AD2C-CCB67955410E}">
   <ds:schemaRefs>
-    <ds:schemaRef ds:uri="http://schemas.openxmlformats.org/officeDocument/2006/bibliography"/>
+    <ds:schemaRef ds:uri="http://schemas.microsoft.com/sharepoint/v3/contenttype/forms"/>
   </ds:schemaRefs>
 </ds:datastoreItem>
 </file>
 
 <file path=customXml/itemProps2.xml><?xml version="1.0" encoding="utf-8"?>
-<ds:datastoreItem xmlns:ds="http://schemas.openxmlformats.org/officeDocument/2006/customXml" ds:itemID="{3A18C3E2-EF14-41DF-910B-56CFB5EC60D4}">
-  <ds:schemaRefs>
-    <ds:schemaRef ds:uri="http://schemas.microsoft.com/office/2006/metadata/properties"/>
-    <ds:schemaRef ds:uri="http://schemas.microsoft.com/office/infopath/2007/PartnerControls"/>
-  </ds:schemaRefs>
-</ds:datastoreItem>
-</file>
-
-<file path=customXml/itemProps3.xml><?xml version="1.0" encoding="utf-8"?>
 <ds:datastoreItem xmlns:ds="http://schemas.openxmlformats.org/officeDocument/2006/customXml" ds:itemID="{5673D1B4-45AA-408C-9FA5-EDF63E512444}">
   <ds:schemaRefs>
     <ds:schemaRef ds:uri="http://schemas.microsoft.com/office/2006/metadata/contentType"/>
@@ -27087,10 +22865,19 @@
 </ds:datastoreItem>
 </file>
 
+<file path=customXml/itemProps3.xml><?xml version="1.0" encoding="utf-8"?>
+<ds:datastoreItem xmlns:ds="http://schemas.openxmlformats.org/officeDocument/2006/customXml" ds:itemID="{3A18C3E2-EF14-41DF-910B-56CFB5EC60D4}">
+  <ds:schemaRefs>
+    <ds:schemaRef ds:uri="http://schemas.microsoft.com/office/2006/metadata/properties"/>
+    <ds:schemaRef ds:uri="http://schemas.microsoft.com/office/infopath/2007/PartnerControls"/>
+  </ds:schemaRefs>
+</ds:datastoreItem>
+</file>
+
 <file path=customXml/itemProps4.xml><?xml version="1.0" encoding="utf-8"?>
-<ds:datastoreItem xmlns:ds="http://schemas.openxmlformats.org/officeDocument/2006/customXml" ds:itemID="{EE66D9A3-D51B-46A3-AD2C-CCB67955410E}">
+<ds:datastoreItem xmlns:ds="http://schemas.openxmlformats.org/officeDocument/2006/customXml" ds:itemID="{7818C4B3-7AC6-48FD-B77A-01763AC15394}">
   <ds:schemaRefs>
-    <ds:schemaRef ds:uri="http://schemas.microsoft.com/sharepoint/v3/contenttype/forms"/>
+    <ds:schemaRef ds:uri="http://schemas.openxmlformats.org/officeDocument/2006/bibliography"/>
   </ds:schemaRefs>
 </ds:datastoreItem>
 </file>